--- a/Use_cases_1_2_ODY_v1.0.docx
+++ b/Use_cases_1_2_ODY_v1.0.docx
@@ -4,19 +4,17 @@
   <w:body>
     <w:p>
       <w:pPr>
-        <w:rPr>
-          <w:lang w:val="el-GR"/>
-        </w:rPr>
-      </w:pPr>
-      <w:r>
+        <w:pBdr>
+          <w:bottom w:val="single" w:sz="4" w:space="1" w:color="auto"/>
+        </w:pBdr>
         <w:rPr>
           <w:b/>
           <w:bCs/>
           <w:sz w:val="32"/>
           <w:szCs w:val="32"/>
-        </w:rPr>
-        <w:t>Use</w:t>
-      </w:r>
+          <w:lang w:val="el-GR"/>
+        </w:rPr>
+      </w:pPr>
       <w:r>
         <w:rPr>
           <w:b/>
@@ -25,7 +23,7 @@
           <w:szCs w:val="32"/>
           <w:lang w:val="el-GR"/>
         </w:rPr>
-        <w:t xml:space="preserve"> </w:t>
+        <w:t xml:space="preserve">Αλλαγές από έκδοση </w:t>
       </w:r>
       <w:r>
         <w:rPr>
@@ -34,7 +32,7 @@
           <w:sz w:val="32"/>
           <w:szCs w:val="32"/>
         </w:rPr>
-        <w:t>Case</w:t>
+        <w:t>v</w:t>
       </w:r>
       <w:r>
         <w:rPr>
@@ -44,7 +42,7 @@
           <w:szCs w:val="32"/>
           <w:lang w:val="el-GR"/>
         </w:rPr>
-        <w:t xml:space="preserve"> 1:</w:t>
+        <w:t>0.</w:t>
       </w:r>
       <w:r>
         <w:rPr>
@@ -54,23 +52,1034 @@
           <w:szCs w:val="32"/>
           <w:lang w:val="el-GR"/>
         </w:rPr>
-        <w:t xml:space="preserve"> </w:t>
+        <w:t>1</w:t>
       </w:r>
       <w:r>
         <w:rPr>
           <w:b/>
           <w:bCs/>
-          <w:lang w:val="el-GR"/>
-        </w:rPr>
-        <w:t>Α</w:t>
+          <w:sz w:val="32"/>
+          <w:szCs w:val="32"/>
+          <w:lang w:val="el-GR"/>
+        </w:rPr>
+        <w:t xml:space="preserve"> για το </w:t>
       </w:r>
       <w:r>
         <w:rPr>
           <w:b/>
           <w:bCs/>
-          <w:lang w:val="el-GR"/>
-        </w:rPr>
-        <w:t>ναζήτηση συγκατοίκων</w:t>
+          <w:sz w:val="32"/>
+          <w:szCs w:val="32"/>
+        </w:rPr>
+        <w:t>Use</w:t>
+      </w:r>
+      <w:r>
+        <w:rPr>
+          <w:b/>
+          <w:bCs/>
+          <w:sz w:val="32"/>
+          <w:szCs w:val="32"/>
+          <w:lang w:val="el-GR"/>
+        </w:rPr>
+        <w:t xml:space="preserve"> </w:t>
+      </w:r>
+      <w:r>
+        <w:rPr>
+          <w:b/>
+          <w:bCs/>
+          <w:sz w:val="32"/>
+          <w:szCs w:val="32"/>
+        </w:rPr>
+        <w:t>Case</w:t>
+      </w:r>
+      <w:r>
+        <w:rPr>
+          <w:b/>
+          <w:bCs/>
+          <w:sz w:val="32"/>
+          <w:szCs w:val="32"/>
+          <w:lang w:val="el-GR"/>
+        </w:rPr>
+        <w:t xml:space="preserve"> </w:t>
+      </w:r>
+      <w:r>
+        <w:rPr>
+          <w:b/>
+          <w:bCs/>
+          <w:sz w:val="32"/>
+          <w:szCs w:val="32"/>
+          <w:lang w:val="el-GR"/>
+        </w:rPr>
+        <w:t>1</w:t>
+      </w:r>
+      <w:r>
+        <w:rPr>
+          <w:b/>
+          <w:bCs/>
+          <w:sz w:val="32"/>
+          <w:szCs w:val="32"/>
+          <w:lang w:val="el-GR"/>
+        </w:rPr>
+        <w:t>:</w:t>
+      </w:r>
+    </w:p>
+    <w:p>
+      <w:pPr>
+        <w:pBdr>
+          <w:bottom w:val="single" w:sz="4" w:space="1" w:color="auto"/>
+        </w:pBdr>
+        <w:rPr>
+          <w:sz w:val="28"/>
+          <w:szCs w:val="28"/>
+          <w:lang w:val="el-GR"/>
+        </w:rPr>
+      </w:pPr>
+      <w:r>
+        <w:rPr>
+          <w:sz w:val="28"/>
+          <w:szCs w:val="28"/>
+          <w:lang w:val="el-GR"/>
+        </w:rPr>
+        <w:t>Το βήμα 2</w:t>
+      </w:r>
+      <w:r>
+        <w:rPr>
+          <w:sz w:val="28"/>
+          <w:szCs w:val="28"/>
+          <w:lang w:val="el-GR"/>
+        </w:rPr>
+        <w:t>,</w:t>
+      </w:r>
+      <w:r>
+        <w:rPr>
+          <w:sz w:val="28"/>
+          <w:szCs w:val="28"/>
+          <w:lang w:val="el-GR"/>
+        </w:rPr>
+        <w:t xml:space="preserve"> </w:t>
+      </w:r>
+      <w:r>
+        <w:rPr>
+          <w:sz w:val="28"/>
+          <w:szCs w:val="28"/>
+          <w:lang w:val="el-GR"/>
+        </w:rPr>
+        <w:t xml:space="preserve">της βασικής ροής, </w:t>
+      </w:r>
+      <w:r>
+        <w:rPr>
+          <w:sz w:val="28"/>
+          <w:szCs w:val="28"/>
+          <w:lang w:val="el-GR"/>
+        </w:rPr>
+        <w:t xml:space="preserve">εμπλουτίστηκε με επιπλέον λειτουργικότητα σχετικά με τον χρήστη και το </w:t>
+      </w:r>
+      <w:r>
+        <w:rPr>
+          <w:sz w:val="28"/>
+          <w:szCs w:val="28"/>
+        </w:rPr>
+        <w:t>log</w:t>
+      </w:r>
+      <w:r>
+        <w:rPr>
+          <w:sz w:val="28"/>
+          <w:szCs w:val="28"/>
+          <w:lang w:val="el-GR"/>
+        </w:rPr>
+        <w:t xml:space="preserve"> </w:t>
+      </w:r>
+      <w:r>
+        <w:rPr>
+          <w:sz w:val="28"/>
+          <w:szCs w:val="28"/>
+        </w:rPr>
+        <w:t>in</w:t>
+      </w:r>
+      <w:r>
+        <w:rPr>
+          <w:sz w:val="28"/>
+          <w:szCs w:val="28"/>
+          <w:lang w:val="el-GR"/>
+        </w:rPr>
+        <w:t xml:space="preserve"> </w:t>
+      </w:r>
+      <w:r>
+        <w:rPr>
+          <w:sz w:val="28"/>
+          <w:szCs w:val="28"/>
+          <w:lang w:val="el-GR"/>
+        </w:rPr>
+        <w:t>σύστημα.</w:t>
+      </w:r>
+    </w:p>
+    <w:p>
+      <w:pPr>
+        <w:pBdr>
+          <w:bottom w:val="single" w:sz="4" w:space="1" w:color="auto"/>
+        </w:pBdr>
+        <w:rPr>
+          <w:sz w:val="28"/>
+          <w:szCs w:val="28"/>
+          <w:lang w:val="el-GR"/>
+        </w:rPr>
+      </w:pPr>
+      <w:r>
+        <w:rPr>
+          <w:sz w:val="28"/>
+          <w:szCs w:val="28"/>
+          <w:lang w:val="el-GR"/>
+        </w:rPr>
+        <w:t>Στο βήμα 3</w:t>
+      </w:r>
+      <w:r>
+        <w:rPr>
+          <w:sz w:val="28"/>
+          <w:szCs w:val="28"/>
+          <w:lang w:val="el-GR"/>
+        </w:rPr>
+        <w:t>, της βασικής ροής,</w:t>
+      </w:r>
+      <w:r>
+        <w:rPr>
+          <w:sz w:val="28"/>
+          <w:szCs w:val="28"/>
+          <w:lang w:val="el-GR"/>
+        </w:rPr>
+        <w:t xml:space="preserve"> συγχωνεύτηκαν τα βήματα 3,4.</w:t>
+      </w:r>
+      <w:r>
+        <w:rPr>
+          <w:sz w:val="28"/>
+          <w:szCs w:val="28"/>
+          <w:lang w:val="el-GR"/>
+        </w:rPr>
+        <w:t xml:space="preserve"> Επιπλέον, </w:t>
+      </w:r>
+      <w:r>
+        <w:rPr>
+          <w:sz w:val="28"/>
+          <w:szCs w:val="28"/>
+          <w:lang w:val="el-GR"/>
+        </w:rPr>
+        <w:t>προσδιορίστηκε ο τρόπος εκτέλεσης αναζήτησης.</w:t>
+      </w:r>
+      <w:r>
+        <w:rPr>
+          <w:sz w:val="28"/>
+          <w:szCs w:val="28"/>
+          <w:lang w:val="el-GR"/>
+        </w:rPr>
+        <w:t xml:space="preserve"> Επίσης, προστέθηκε ενναλακτική ροή</w:t>
+      </w:r>
+      <w:r>
+        <w:rPr>
+          <w:sz w:val="28"/>
+          <w:szCs w:val="28"/>
+          <w:lang w:val="el-GR"/>
+        </w:rPr>
+        <w:t>.</w:t>
+      </w:r>
+    </w:p>
+    <w:p>
+      <w:pPr>
+        <w:pBdr>
+          <w:bottom w:val="single" w:sz="4" w:space="1" w:color="auto"/>
+        </w:pBdr>
+        <w:rPr>
+          <w:sz w:val="28"/>
+          <w:szCs w:val="28"/>
+          <w:lang w:val="el-GR"/>
+        </w:rPr>
+      </w:pPr>
+      <w:r>
+        <w:rPr>
+          <w:sz w:val="28"/>
+          <w:szCs w:val="28"/>
+          <w:lang w:val="el-GR"/>
+        </w:rPr>
+        <w:t>Σ</w:t>
+      </w:r>
+      <w:r>
+        <w:rPr>
+          <w:sz w:val="28"/>
+          <w:szCs w:val="28"/>
+          <w:lang w:val="el-GR"/>
+        </w:rPr>
+        <w:t>τ</w:t>
+      </w:r>
+      <w:r>
+        <w:rPr>
+          <w:sz w:val="28"/>
+          <w:szCs w:val="28"/>
+          <w:lang w:val="el-GR"/>
+        </w:rPr>
+        <w:t>ο βήμα 4</w:t>
+      </w:r>
+      <w:r>
+        <w:rPr>
+          <w:sz w:val="28"/>
+          <w:szCs w:val="28"/>
+          <w:lang w:val="el-GR"/>
+        </w:rPr>
+        <w:t xml:space="preserve">, της βασικής ροής, </w:t>
+      </w:r>
+      <w:r>
+        <w:rPr>
+          <w:sz w:val="28"/>
+          <w:szCs w:val="28"/>
+          <w:lang w:val="el-GR"/>
+        </w:rPr>
+        <w:t xml:space="preserve"> έγινε αλλαγή στην διατύπωση του.</w:t>
+      </w:r>
+    </w:p>
+    <w:p>
+      <w:pPr>
+        <w:pBdr>
+          <w:bottom w:val="single" w:sz="4" w:space="1" w:color="auto"/>
+        </w:pBdr>
+        <w:rPr>
+          <w:sz w:val="28"/>
+          <w:szCs w:val="28"/>
+          <w:lang w:val="el-GR"/>
+        </w:rPr>
+      </w:pPr>
+      <w:r>
+        <w:rPr>
+          <w:sz w:val="28"/>
+          <w:szCs w:val="28"/>
+          <w:lang w:val="el-GR"/>
+        </w:rPr>
+        <w:t xml:space="preserve">Στο βήμα </w:t>
+      </w:r>
+      <w:r>
+        <w:rPr>
+          <w:sz w:val="28"/>
+          <w:szCs w:val="28"/>
+          <w:lang w:val="el-GR"/>
+        </w:rPr>
+        <w:t>7</w:t>
+      </w:r>
+      <w:r>
+        <w:rPr>
+          <w:sz w:val="28"/>
+          <w:szCs w:val="28"/>
+          <w:lang w:val="el-GR"/>
+        </w:rPr>
+        <w:t xml:space="preserve">, της βασικής ροής, </w:t>
+      </w:r>
+      <w:r>
+        <w:rPr>
+          <w:sz w:val="28"/>
+          <w:szCs w:val="28"/>
+          <w:lang w:val="el-GR"/>
+        </w:rPr>
+        <w:t xml:space="preserve"> έγινε αλλαγή στην διατύπωση του.</w:t>
+      </w:r>
+    </w:p>
+    <w:p>
+      <w:pPr>
+        <w:pBdr>
+          <w:bottom w:val="single" w:sz="4" w:space="1" w:color="auto"/>
+        </w:pBdr>
+        <w:rPr>
+          <w:sz w:val="28"/>
+          <w:szCs w:val="28"/>
+          <w:lang w:val="el-GR"/>
+        </w:rPr>
+      </w:pPr>
+      <w:r>
+        <w:rPr>
+          <w:sz w:val="28"/>
+          <w:szCs w:val="28"/>
+          <w:lang w:val="el-GR"/>
+        </w:rPr>
+        <w:t xml:space="preserve">Στο βήμα </w:t>
+      </w:r>
+      <w:r>
+        <w:rPr>
+          <w:sz w:val="28"/>
+          <w:szCs w:val="28"/>
+          <w:lang w:val="el-GR"/>
+        </w:rPr>
+        <w:t>9</w:t>
+      </w:r>
+      <w:r>
+        <w:rPr>
+          <w:sz w:val="28"/>
+          <w:szCs w:val="28"/>
+          <w:lang w:val="el-GR"/>
+        </w:rPr>
+        <w:t xml:space="preserve">, της βασικής ροής, </w:t>
+      </w:r>
+      <w:r>
+        <w:rPr>
+          <w:sz w:val="28"/>
+          <w:szCs w:val="28"/>
+          <w:lang w:val="el-GR"/>
+        </w:rPr>
+        <w:t xml:space="preserve"> έγινε αλλαγή στην διατύπωση του.</w:t>
+      </w:r>
+    </w:p>
+    <w:p>
+      <w:pPr>
+        <w:pBdr>
+          <w:bottom w:val="single" w:sz="4" w:space="1" w:color="auto"/>
+        </w:pBdr>
+        <w:rPr>
+          <w:sz w:val="28"/>
+          <w:szCs w:val="28"/>
+          <w:lang w:val="el-GR"/>
+        </w:rPr>
+      </w:pPr>
+      <w:r>
+        <w:rPr>
+          <w:sz w:val="28"/>
+          <w:szCs w:val="28"/>
+          <w:lang w:val="el-GR"/>
+        </w:rPr>
+        <w:t>Στο βήμα 10</w:t>
+      </w:r>
+      <w:r>
+        <w:rPr>
+          <w:sz w:val="28"/>
+          <w:szCs w:val="28"/>
+          <w:lang w:val="el-GR"/>
+        </w:rPr>
+        <w:t>, της βασικής ροής,</w:t>
+      </w:r>
+      <w:r>
+        <w:rPr>
+          <w:sz w:val="28"/>
+          <w:szCs w:val="28"/>
+          <w:lang w:val="el-GR"/>
+        </w:rPr>
+        <w:t xml:space="preserve"> </w:t>
+      </w:r>
+      <w:r>
+        <w:rPr>
+          <w:sz w:val="28"/>
+          <w:szCs w:val="28"/>
+          <w:lang w:val="el-GR"/>
+        </w:rPr>
+        <w:t>έγινε αλλαγή στην διατύπωση του</w:t>
+      </w:r>
+      <w:r>
+        <w:rPr>
+          <w:sz w:val="28"/>
+          <w:szCs w:val="28"/>
+          <w:lang w:val="el-GR"/>
+        </w:rPr>
+        <w:t xml:space="preserve">. Επιπλέον, </w:t>
+      </w:r>
+      <w:r>
+        <w:rPr>
+          <w:sz w:val="28"/>
+          <w:szCs w:val="28"/>
+          <w:lang w:val="el-GR"/>
+        </w:rPr>
+        <w:t>η λειτουργία της ειδοποίησης του χρήστη που δημιουργεί μια αγγελία επαναδιατυπώθηκε.</w:t>
+      </w:r>
+    </w:p>
+    <w:p>
+      <w:pPr>
+        <w:pBdr>
+          <w:bottom w:val="single" w:sz="4" w:space="1" w:color="auto"/>
+        </w:pBdr>
+        <w:rPr>
+          <w:sz w:val="28"/>
+          <w:szCs w:val="28"/>
+          <w:lang w:val="el-GR"/>
+        </w:rPr>
+      </w:pPr>
+      <w:r>
+        <w:rPr>
+          <w:sz w:val="28"/>
+          <w:szCs w:val="28"/>
+          <w:lang w:val="el-GR"/>
+        </w:rPr>
+        <w:t>Το βήμα 11</w:t>
+      </w:r>
+      <w:r>
+        <w:rPr>
+          <w:sz w:val="28"/>
+          <w:szCs w:val="28"/>
+          <w:lang w:val="el-GR"/>
+        </w:rPr>
+        <w:t>, της βασικής ροής,</w:t>
+      </w:r>
+      <w:r>
+        <w:rPr>
+          <w:sz w:val="28"/>
+          <w:szCs w:val="28"/>
+          <w:lang w:val="el-GR"/>
+        </w:rPr>
+        <w:t xml:space="preserve"> αφαιρέθηκε</w:t>
+      </w:r>
+      <w:r>
+        <w:rPr>
+          <w:sz w:val="28"/>
+          <w:szCs w:val="28"/>
+          <w:lang w:val="el-GR"/>
+        </w:rPr>
+        <w:t>.</w:t>
+      </w:r>
+    </w:p>
+    <w:p>
+      <w:pPr>
+        <w:pBdr>
+          <w:bottom w:val="single" w:sz="4" w:space="1" w:color="auto"/>
+        </w:pBdr>
+        <w:rPr>
+          <w:sz w:val="28"/>
+          <w:szCs w:val="28"/>
+          <w:lang w:val="el-GR"/>
+        </w:rPr>
+      </w:pPr>
+      <w:r>
+        <w:rPr>
+          <w:sz w:val="28"/>
+          <w:szCs w:val="28"/>
+          <w:lang w:val="el-GR"/>
+        </w:rPr>
+        <w:t xml:space="preserve">Στο βήμα </w:t>
+      </w:r>
+      <w:r>
+        <w:rPr>
+          <w:sz w:val="28"/>
+          <w:szCs w:val="28"/>
+          <w:lang w:val="el-GR"/>
+        </w:rPr>
+        <w:t>4</w:t>
+      </w:r>
+      <w:r>
+        <w:rPr>
+          <w:sz w:val="28"/>
+          <w:szCs w:val="28"/>
+          <w:lang w:val="el-GR"/>
+        </w:rPr>
+        <w:t>.</w:t>
+      </w:r>
+      <w:r>
+        <w:rPr>
+          <w:sz w:val="28"/>
+          <w:szCs w:val="28"/>
+          <w:lang w:val="el-GR"/>
+        </w:rPr>
+        <w:t>α</w:t>
+      </w:r>
+      <w:r>
+        <w:rPr>
+          <w:sz w:val="28"/>
+          <w:szCs w:val="28"/>
+          <w:lang w:val="el-GR"/>
+        </w:rPr>
+        <w:t>.1</w:t>
+      </w:r>
+      <w:r>
+        <w:rPr>
+          <w:sz w:val="28"/>
+          <w:szCs w:val="28"/>
+          <w:lang w:val="el-GR"/>
+        </w:rPr>
+        <w:t xml:space="preserve"> της εναλλακτικής ροής έγινε </w:t>
+      </w:r>
+      <w:r>
+        <w:rPr>
+          <w:sz w:val="28"/>
+          <w:szCs w:val="28"/>
+          <w:lang w:val="el-GR"/>
+        </w:rPr>
+        <w:t>αλλαγή στην διατύπωση του</w:t>
+      </w:r>
+      <w:r>
+        <w:rPr>
+          <w:sz w:val="28"/>
+          <w:szCs w:val="28"/>
+          <w:lang w:val="el-GR"/>
+        </w:rPr>
+        <w:t>.</w:t>
+      </w:r>
+    </w:p>
+    <w:p>
+      <w:pPr>
+        <w:pBdr>
+          <w:bottom w:val="single" w:sz="4" w:space="1" w:color="auto"/>
+        </w:pBdr>
+        <w:rPr>
+          <w:sz w:val="28"/>
+          <w:szCs w:val="28"/>
+          <w:lang w:val="el-GR"/>
+        </w:rPr>
+      </w:pPr>
+      <w:r>
+        <w:rPr>
+          <w:sz w:val="28"/>
+          <w:szCs w:val="28"/>
+          <w:lang w:val="el-GR"/>
+        </w:rPr>
+        <w:t>Το βήμα 2.α.1 της εναλλακτικής ροής 2</w:t>
+      </w:r>
+      <w:r>
+        <w:rPr>
+          <w:sz w:val="28"/>
+          <w:szCs w:val="28"/>
+          <w:lang w:val="el-GR"/>
+        </w:rPr>
+        <w:t xml:space="preserve"> επαναδιατυπώθηκε.</w:t>
+      </w:r>
+    </w:p>
+    <w:p>
+      <w:pPr>
+        <w:pBdr>
+          <w:bottom w:val="single" w:sz="4" w:space="1" w:color="auto"/>
+        </w:pBdr>
+        <w:rPr>
+          <w:sz w:val="28"/>
+          <w:szCs w:val="28"/>
+          <w:lang w:val="el-GR"/>
+        </w:rPr>
+      </w:pPr>
+      <w:r>
+        <w:rPr>
+          <w:sz w:val="28"/>
+          <w:szCs w:val="28"/>
+          <w:lang w:val="el-GR"/>
+        </w:rPr>
+        <w:t>Στην</w:t>
+      </w:r>
+      <w:r>
+        <w:rPr>
+          <w:sz w:val="28"/>
+          <w:szCs w:val="28"/>
+          <w:lang w:val="el-GR"/>
+        </w:rPr>
+        <w:t xml:space="preserve"> </w:t>
+      </w:r>
+      <w:r>
+        <w:rPr>
+          <w:sz w:val="28"/>
+          <w:szCs w:val="28"/>
+          <w:lang w:val="el-GR"/>
+        </w:rPr>
+        <w:t>ενναλακτικ</w:t>
+      </w:r>
+      <w:r>
+        <w:rPr>
+          <w:sz w:val="28"/>
+          <w:szCs w:val="28"/>
+          <w:lang w:val="el-GR"/>
+        </w:rPr>
+        <w:t>ή</w:t>
+      </w:r>
+      <w:r>
+        <w:rPr>
+          <w:sz w:val="28"/>
+          <w:szCs w:val="28"/>
+          <w:lang w:val="el-GR"/>
+        </w:rPr>
+        <w:t xml:space="preserve"> ρο</w:t>
+      </w:r>
+      <w:r>
+        <w:rPr>
+          <w:sz w:val="28"/>
+          <w:szCs w:val="28"/>
+          <w:lang w:val="el-GR"/>
+        </w:rPr>
+        <w:t>ή</w:t>
+      </w:r>
+      <w:r>
+        <w:rPr>
+          <w:sz w:val="28"/>
+          <w:szCs w:val="28"/>
+          <w:lang w:val="el-GR"/>
+        </w:rPr>
+        <w:t xml:space="preserve"> 2</w:t>
+      </w:r>
+      <w:r>
+        <w:rPr>
+          <w:sz w:val="28"/>
+          <w:szCs w:val="28"/>
+          <w:lang w:val="el-GR"/>
+        </w:rPr>
+        <w:t xml:space="preserve"> </w:t>
+      </w:r>
+      <w:r>
+        <w:rPr>
+          <w:sz w:val="28"/>
+          <w:szCs w:val="28"/>
+          <w:lang w:val="el-GR"/>
+        </w:rPr>
+        <w:t>έγινε αλλαγή στην διατύπωση τ</w:t>
+      </w:r>
+      <w:r>
+        <w:rPr>
+          <w:sz w:val="28"/>
+          <w:szCs w:val="28"/>
+          <w:lang w:val="el-GR"/>
+        </w:rPr>
+        <w:t>ης</w:t>
+      </w:r>
+      <w:r>
+        <w:rPr>
+          <w:sz w:val="28"/>
+          <w:szCs w:val="28"/>
+          <w:lang w:val="el-GR"/>
+        </w:rPr>
+        <w:t>.</w:t>
+      </w:r>
+    </w:p>
+    <w:p>
+      <w:pPr>
+        <w:pBdr>
+          <w:bottom w:val="single" w:sz="4" w:space="1" w:color="auto"/>
+        </w:pBdr>
+        <w:rPr>
+          <w:sz w:val="28"/>
+          <w:szCs w:val="28"/>
+          <w:lang w:val="el-GR"/>
+        </w:rPr>
+      </w:pPr>
+      <w:r>
+        <w:rPr>
+          <w:sz w:val="28"/>
+          <w:szCs w:val="28"/>
+          <w:lang w:val="el-GR"/>
+        </w:rPr>
+        <w:t xml:space="preserve">Η ενναλακτική ροή </w:t>
+      </w:r>
+      <w:r>
+        <w:rPr>
+          <w:sz w:val="28"/>
+          <w:szCs w:val="28"/>
+          <w:lang w:val="el-GR"/>
+        </w:rPr>
+        <w:t>2.1</w:t>
+      </w:r>
+      <w:r>
+        <w:rPr>
+          <w:sz w:val="28"/>
+          <w:szCs w:val="28"/>
+          <w:lang w:val="el-GR"/>
+        </w:rPr>
+        <w:t xml:space="preserve"> </w:t>
+      </w:r>
+      <w:r>
+        <w:rPr>
+          <w:sz w:val="28"/>
+          <w:szCs w:val="28"/>
+          <w:lang w:val="el-GR"/>
+        </w:rPr>
+        <w:t>επαναδιατυπώθηκ</w:t>
+      </w:r>
+      <w:r>
+        <w:rPr>
+          <w:sz w:val="28"/>
+          <w:szCs w:val="28"/>
+          <w:lang w:val="el-GR"/>
+        </w:rPr>
+        <w:t>ε εξ’ ολοκλήρου</w:t>
+      </w:r>
+      <w:r>
+        <w:rPr>
+          <w:sz w:val="28"/>
+          <w:szCs w:val="28"/>
+          <w:lang w:val="el-GR"/>
+        </w:rPr>
+        <w:t xml:space="preserve"> περιγράφοντας </w:t>
+      </w:r>
+      <w:r>
+        <w:rPr>
+          <w:sz w:val="28"/>
+          <w:szCs w:val="28"/>
+          <w:lang w:val="el-GR"/>
+        </w:rPr>
+        <w:t>καλύτερα την διαδικασία δημιουργίας λογαριασμού</w:t>
+      </w:r>
+      <w:r>
+        <w:rPr>
+          <w:sz w:val="28"/>
+          <w:szCs w:val="28"/>
+          <w:lang w:val="el-GR"/>
+        </w:rPr>
+        <w:t>.</w:t>
+      </w:r>
+    </w:p>
+    <w:p>
+      <w:pPr>
+        <w:pBdr>
+          <w:bottom w:val="single" w:sz="4" w:space="1" w:color="auto"/>
+        </w:pBdr>
+        <w:rPr>
+          <w:sz w:val="28"/>
+          <w:szCs w:val="28"/>
+          <w:lang w:val="el-GR"/>
+        </w:rPr>
+      </w:pPr>
+      <w:r>
+        <w:rPr>
+          <w:sz w:val="28"/>
+          <w:szCs w:val="28"/>
+          <w:lang w:val="el-GR"/>
+        </w:rPr>
+        <w:t xml:space="preserve">Στο βήμα </w:t>
+      </w:r>
+      <w:r>
+        <w:rPr>
+          <w:sz w:val="28"/>
+          <w:szCs w:val="28"/>
+          <w:lang w:val="el-GR"/>
+        </w:rPr>
+        <w:t>2.β.3.</w:t>
+      </w:r>
+      <w:r>
+        <w:rPr>
+          <w:sz w:val="28"/>
+          <w:szCs w:val="28"/>
+          <w:lang w:val="el-GR"/>
+        </w:rPr>
+        <w:t xml:space="preserve"> της </w:t>
+      </w:r>
+      <w:r>
+        <w:rPr>
+          <w:sz w:val="28"/>
+          <w:szCs w:val="28"/>
+          <w:lang w:val="el-GR"/>
+        </w:rPr>
+        <w:t>ενναλακτική</w:t>
+      </w:r>
+      <w:r>
+        <w:rPr>
+          <w:sz w:val="28"/>
+          <w:szCs w:val="28"/>
+          <w:lang w:val="el-GR"/>
+        </w:rPr>
+        <w:t>ς</w:t>
+      </w:r>
+      <w:r>
+        <w:rPr>
+          <w:sz w:val="28"/>
+          <w:szCs w:val="28"/>
+          <w:lang w:val="el-GR"/>
+        </w:rPr>
+        <w:t xml:space="preserve"> ροή</w:t>
+      </w:r>
+      <w:r>
+        <w:rPr>
+          <w:sz w:val="28"/>
+          <w:szCs w:val="28"/>
+          <w:lang w:val="el-GR"/>
+        </w:rPr>
+        <w:t>ς</w:t>
+      </w:r>
+      <w:r>
+        <w:rPr>
+          <w:sz w:val="28"/>
+          <w:szCs w:val="28"/>
+          <w:lang w:val="el-GR"/>
+        </w:rPr>
+        <w:t xml:space="preserve"> </w:t>
+      </w:r>
+      <w:r>
+        <w:rPr>
+          <w:sz w:val="28"/>
+          <w:szCs w:val="28"/>
+          <w:lang w:val="el-GR"/>
+        </w:rPr>
+        <w:t>2.1</w:t>
+      </w:r>
+      <w:r>
+        <w:rPr>
+          <w:sz w:val="28"/>
+          <w:szCs w:val="28"/>
+          <w:lang w:val="el-GR"/>
+        </w:rPr>
+        <w:t xml:space="preserve"> προστέθηκε νέα ενναλακτική ροή</w:t>
+      </w:r>
+      <w:r>
+        <w:rPr>
+          <w:sz w:val="28"/>
+          <w:szCs w:val="28"/>
+          <w:lang w:val="el-GR"/>
+        </w:rPr>
+        <w:t>.</w:t>
+      </w:r>
+    </w:p>
+    <w:p>
+      <w:pPr>
+        <w:pBdr>
+          <w:bottom w:val="single" w:sz="4" w:space="1" w:color="auto"/>
+        </w:pBdr>
+        <w:rPr>
+          <w:sz w:val="28"/>
+          <w:szCs w:val="28"/>
+          <w:lang w:val="el-GR"/>
+        </w:rPr>
+      </w:pPr>
+      <w:r>
+        <w:rPr>
+          <w:sz w:val="28"/>
+          <w:szCs w:val="28"/>
+          <w:lang w:val="el-GR"/>
+        </w:rPr>
+        <w:t xml:space="preserve">Η ενναλακτική ροή του βήματος 11 της βασικής ροής </w:t>
+      </w:r>
+      <w:r>
+        <w:rPr>
+          <w:sz w:val="28"/>
+          <w:szCs w:val="28"/>
+          <w:lang w:val="el-GR"/>
+        </w:rPr>
+        <w:t>αφαιρέθηκε</w:t>
+      </w:r>
+      <w:r>
+        <w:rPr>
+          <w:sz w:val="28"/>
+          <w:szCs w:val="28"/>
+          <w:lang w:val="el-GR"/>
+        </w:rPr>
+        <w:t>.</w:t>
+      </w:r>
+    </w:p>
+    <w:p>
+      <w:pPr>
+        <w:pBdr>
+          <w:bottom w:val="single" w:sz="4" w:space="1" w:color="auto"/>
+        </w:pBdr>
+        <w:rPr>
+          <w:sz w:val="28"/>
+          <w:szCs w:val="28"/>
+          <w:lang w:val="el-GR"/>
+        </w:rPr>
+      </w:pPr>
+      <w:r>
+        <w:rPr>
+          <w:sz w:val="28"/>
+          <w:szCs w:val="28"/>
+          <w:lang w:val="el-GR"/>
+        </w:rPr>
+        <w:t xml:space="preserve">Στο βήμα </w:t>
+      </w:r>
+      <w:r>
+        <w:rPr>
+          <w:sz w:val="28"/>
+          <w:szCs w:val="28"/>
+          <w:lang w:val="el-GR"/>
+        </w:rPr>
+        <w:t>9.α.1</w:t>
+      </w:r>
+      <w:r>
+        <w:rPr>
+          <w:sz w:val="28"/>
+          <w:szCs w:val="28"/>
+          <w:lang w:val="el-GR"/>
+        </w:rPr>
+        <w:t xml:space="preserve"> της εναλλακτικής ροής έγινε αλλαγή στην</w:t>
+      </w:r>
+      <w:r>
+        <w:rPr>
+          <w:sz w:val="28"/>
+          <w:szCs w:val="28"/>
+          <w:lang w:val="el-GR"/>
+        </w:rPr>
+        <w:t xml:space="preserve"> διατύπωση του.</w:t>
+      </w:r>
+    </w:p>
+    <w:p>
+      <w:pPr>
+        <w:rPr>
+          <w:lang w:val="el-GR"/>
+        </w:rPr>
+      </w:pPr>
+      <w:r>
+        <w:rPr>
+          <w:b/>
+          <w:bCs/>
+          <w:sz w:val="32"/>
+          <w:szCs w:val="32"/>
+        </w:rPr>
+        <w:t>Use</w:t>
+      </w:r>
+      <w:r>
+        <w:rPr>
+          <w:b/>
+          <w:bCs/>
+          <w:sz w:val="32"/>
+          <w:szCs w:val="32"/>
+          <w:lang w:val="el-GR"/>
+        </w:rPr>
+        <w:t xml:space="preserve"> </w:t>
+      </w:r>
+      <w:r>
+        <w:rPr>
+          <w:b/>
+          <w:bCs/>
+          <w:sz w:val="32"/>
+          <w:szCs w:val="32"/>
+        </w:rPr>
+        <w:t>Case</w:t>
+      </w:r>
+      <w:r>
+        <w:rPr>
+          <w:b/>
+          <w:bCs/>
+          <w:sz w:val="32"/>
+          <w:szCs w:val="32"/>
+          <w:lang w:val="el-GR"/>
+        </w:rPr>
+        <w:t xml:space="preserve"> </w:t>
+      </w:r>
+      <w:r>
+        <w:rPr>
+          <w:b/>
+          <w:bCs/>
+          <w:sz w:val="32"/>
+          <w:szCs w:val="32"/>
+          <w:lang w:val="el-GR"/>
+        </w:rPr>
+        <w:t>1:</w:t>
+      </w:r>
+      <w:r>
+        <w:rPr>
+          <w:b/>
+          <w:bCs/>
+          <w:sz w:val="32"/>
+          <w:szCs w:val="32"/>
+          <w:lang w:val="el-GR"/>
+        </w:rPr>
+        <w:t xml:space="preserve"> </w:t>
+      </w:r>
+      <w:r>
+        <w:rPr>
+          <w:b/>
+          <w:bCs/>
+          <w:lang w:val="el-GR"/>
+        </w:rPr>
+        <w:t>Α</w:t>
+      </w:r>
+      <w:r>
+        <w:rPr>
+          <w:b/>
+          <w:bCs/>
+          <w:lang w:val="el-GR"/>
+        </w:rPr>
+        <w:t>ναζήτησ</w:t>
+      </w:r>
+      <w:r>
+        <w:rPr>
+          <w:b/>
+          <w:bCs/>
+          <w:lang w:val="el-GR"/>
+        </w:rPr>
+        <w:t>η</w:t>
+      </w:r>
+      <w:r>
+        <w:rPr>
+          <w:b/>
+          <w:bCs/>
+          <w:lang w:val="el-GR"/>
+        </w:rPr>
+        <w:t xml:space="preserve"> συγκατοίκων</w:t>
       </w:r>
       <w:r>
         <w:rPr>
@@ -169,6 +1178,7 @@
           <w:szCs w:val="28"/>
           <w:lang w:val="el-GR"/>
         </w:rPr>
+        <w:lastRenderedPageBreak/>
         <w:t xml:space="preserve">Το σύστημα </w:t>
       </w:r>
       <w:r>
@@ -209,20 +1219,29 @@
           <w:szCs w:val="28"/>
           <w:lang w:val="el-GR"/>
         </w:rPr>
-        <w:t xml:space="preserve"> από την βάση</w:t>
-      </w:r>
-      <w:r>
-        <w:rPr>
-          <w:sz w:val="28"/>
-          <w:szCs w:val="28"/>
-          <w:lang w:val="el-GR"/>
-        </w:rPr>
-        <w:t xml:space="preserve"> </w:t>
-      </w:r>
-      <w:r>
-        <w:rPr>
-          <w:sz w:val="28"/>
-          <w:szCs w:val="28"/>
+        <w:t xml:space="preserve"> </w:t>
+      </w:r>
+      <w:r>
+        <w:rPr>
+          <w:sz w:val="28"/>
+          <w:szCs w:val="28"/>
+          <w:lang w:val="el-GR"/>
+        </w:rPr>
+        <w:t>από την βάση</w:t>
+      </w:r>
+      <w:r>
+        <w:rPr>
+          <w:sz w:val="28"/>
+          <w:szCs w:val="28"/>
+          <w:lang w:val="el-GR"/>
+        </w:rPr>
+        <w:t xml:space="preserve"> </w:t>
+      </w:r>
+      <w:r>
+        <w:rPr>
+          <w:sz w:val="28"/>
+          <w:szCs w:val="28"/>
+          <w:highlight w:val="yellow"/>
           <w:lang w:val="el-GR"/>
         </w:rPr>
         <w:t>και πιστοποιεί τον χρήστη</w:t>
@@ -231,14 +1250,16 @@
         <w:rPr>
           <w:sz w:val="28"/>
           <w:szCs w:val="28"/>
-          <w:lang w:val="el-GR"/>
-        </w:rPr>
-        <w:t xml:space="preserve"> </w:t>
-      </w:r>
-      <w:r>
-        <w:rPr>
-          <w:sz w:val="28"/>
-          <w:szCs w:val="28"/>
+          <w:highlight w:val="yellow"/>
+          <w:lang w:val="el-GR"/>
+        </w:rPr>
+        <w:t xml:space="preserve"> </w:t>
+      </w:r>
+      <w:r>
+        <w:rPr>
+          <w:sz w:val="28"/>
+          <w:szCs w:val="28"/>
+          <w:highlight w:val="yellow"/>
           <w:lang w:val="el-GR"/>
         </w:rPr>
         <w:t xml:space="preserve">προσθέτοντας </w:t>
@@ -247,6 +1268,7 @@
         <w:rPr>
           <w:sz w:val="28"/>
           <w:szCs w:val="28"/>
+          <w:highlight w:val="yellow"/>
           <w:lang w:val="el-GR"/>
         </w:rPr>
         <w:t xml:space="preserve">το </w:t>
@@ -255,6 +1277,7 @@
         <w:rPr>
           <w:sz w:val="28"/>
           <w:szCs w:val="28"/>
+          <w:highlight w:val="yellow"/>
         </w:rPr>
         <w:t>id</w:t>
       </w:r>
@@ -262,6 +1285,7 @@
         <w:rPr>
           <w:sz w:val="28"/>
           <w:szCs w:val="28"/>
+          <w:highlight w:val="yellow"/>
           <w:lang w:val="el-GR"/>
         </w:rPr>
         <w:t xml:space="preserve"> του στο πεδίο“</w:t>
@@ -270,6 +1294,7 @@
         <w:rPr>
           <w:sz w:val="28"/>
           <w:szCs w:val="28"/>
+          <w:highlight w:val="yellow"/>
         </w:rPr>
         <w:t>current</w:t>
       </w:r>
@@ -277,14 +1302,16 @@
         <w:rPr>
           <w:sz w:val="28"/>
           <w:szCs w:val="28"/>
-          <w:lang w:val="el-GR"/>
-        </w:rPr>
-        <w:t xml:space="preserve"> </w:t>
-      </w:r>
-      <w:r>
-        <w:rPr>
-          <w:sz w:val="28"/>
-          <w:szCs w:val="28"/>
+          <w:highlight w:val="yellow"/>
+          <w:lang w:val="el-GR"/>
+        </w:rPr>
+        <w:t xml:space="preserve"> </w:t>
+      </w:r>
+      <w:r>
+        <w:rPr>
+          <w:sz w:val="28"/>
+          <w:szCs w:val="28"/>
+          <w:highlight w:val="yellow"/>
         </w:rPr>
         <w:t>user</w:t>
       </w:r>
@@ -292,6 +1319,7 @@
         <w:rPr>
           <w:sz w:val="28"/>
           <w:szCs w:val="28"/>
+          <w:highlight w:val="yellow"/>
           <w:lang w:val="el-GR"/>
         </w:rPr>
         <w:t>”</w:t>
@@ -321,6 +1349,15 @@
           <w:szCs w:val="28"/>
           <w:lang w:val="el-GR"/>
         </w:rPr>
+        <w:t>3.</w:t>
+      </w:r>
+      <w:r>
+        <w:rPr>
+          <w:strike/>
+          <w:sz w:val="28"/>
+          <w:szCs w:val="28"/>
+          <w:lang w:val="el-GR"/>
+        </w:rPr>
         <w:t>Ο χρήστης επιλέγει τη λειτουργία αναζήτησης από το κεντρικό μενού</w:t>
       </w:r>
       <w:r>
@@ -341,6 +1378,15 @@
           <w:lang w:val="el-GR"/>
         </w:rPr>
       </w:pPr>
+      <w:r>
+        <w:rPr>
+          <w:strike/>
+          <w:sz w:val="28"/>
+          <w:szCs w:val="28"/>
+          <w:lang w:val="el-GR"/>
+        </w:rPr>
+        <w:t>4.</w:t>
+      </w:r>
       <w:r>
         <w:rPr>
           <w:strike/>
@@ -460,16 +1506,6 @@
           <w:lang w:val="el-GR"/>
         </w:rPr>
       </w:pPr>
-      <w:r>
-        <w:rPr>
-          <w:b/>
-          <w:bCs/>
-          <w:sz w:val="28"/>
-          <w:szCs w:val="28"/>
-          <w:lang w:val="el-GR"/>
-        </w:rPr>
-        <w:t>Τα βήματα 3,4 συγχωνεύτηκαν σε ένα βήμα</w:t>
-      </w:r>
     </w:p>
     <w:p>
       <w:pPr>
@@ -514,7 +1550,15 @@
           <w:szCs w:val="28"/>
           <w:lang w:val="el-GR"/>
         </w:rPr>
-        <w:t xml:space="preserve">τη λειτουργία αναζήτησης από το κεντρικό μενού, </w:t>
+        <w:t>τη λειτουργία αναζήτησης από το κεντρικό μενού</w:t>
+      </w:r>
+      <w:r>
+        <w:rPr>
+          <w:sz w:val="28"/>
+          <w:szCs w:val="28"/>
+          <w:lang w:val="el-GR"/>
+        </w:rPr>
+        <w:t xml:space="preserve">, </w:t>
       </w:r>
       <w:r>
         <w:rPr>
@@ -578,6 +1622,7 @@
         <w:rPr>
           <w:sz w:val="28"/>
           <w:szCs w:val="28"/>
+          <w:highlight w:val="yellow"/>
           <w:lang w:val="el-GR"/>
         </w:rPr>
         <w:t xml:space="preserve">και </w:t>
@@ -586,6 +1631,7 @@
         <w:rPr>
           <w:sz w:val="28"/>
           <w:szCs w:val="28"/>
+          <w:highlight w:val="yellow"/>
           <w:lang w:val="el-GR"/>
         </w:rPr>
         <w:t xml:space="preserve">εκτελεί αναζήτηση πατώντας </w:t>
@@ -594,6 +1640,7 @@
         <w:rPr>
           <w:sz w:val="28"/>
           <w:szCs w:val="28"/>
+          <w:highlight w:val="yellow"/>
         </w:rPr>
         <w:t>enter</w:t>
       </w:r>
@@ -601,6 +1648,7 @@
         <w:rPr>
           <w:sz w:val="28"/>
           <w:szCs w:val="28"/>
+          <w:highlight w:val="yellow"/>
           <w:lang w:val="el-GR"/>
         </w:rPr>
         <w:t xml:space="preserve"> στην </w:t>
@@ -609,6 +1657,7 @@
         <w:rPr>
           <w:sz w:val="28"/>
           <w:szCs w:val="28"/>
+          <w:highlight w:val="yellow"/>
           <w:lang w:val="el-GR"/>
         </w:rPr>
         <w:t>γραμμή</w:t>
@@ -617,6 +1666,7 @@
         <w:rPr>
           <w:sz w:val="28"/>
           <w:szCs w:val="28"/>
+          <w:highlight w:val="yellow"/>
           <w:lang w:val="el-GR"/>
         </w:rPr>
         <w:t xml:space="preserve"> αναζήτησης</w:t>
@@ -657,12 +1707,22 @@
           <w:szCs w:val="28"/>
           <w:lang w:val="el-GR"/>
         </w:rPr>
-        <w:t xml:space="preserve"> ανανεώνοντας το </w:t>
-      </w:r>
-      <w:r>
-        <w:rPr>
-          <w:sz w:val="28"/>
-          <w:szCs w:val="28"/>
+        <w:t xml:space="preserve"> </w:t>
+      </w:r>
+      <w:r>
+        <w:rPr>
+          <w:sz w:val="28"/>
+          <w:szCs w:val="28"/>
+          <w:highlight w:val="yellow"/>
+          <w:lang w:val="el-GR"/>
+        </w:rPr>
+        <w:t xml:space="preserve">ανανεώνοντας το </w:t>
+      </w:r>
+      <w:r>
+        <w:rPr>
+          <w:sz w:val="28"/>
+          <w:szCs w:val="28"/>
+          <w:highlight w:val="yellow"/>
           <w:lang w:val="el-GR"/>
         </w:rPr>
         <w:t xml:space="preserve">περιεχόμενο του </w:t>
@@ -671,6 +1731,7 @@
         <w:rPr>
           <w:sz w:val="28"/>
           <w:szCs w:val="28"/>
+          <w:highlight w:val="yellow"/>
           <w:lang w:val="el-GR"/>
         </w:rPr>
         <w:t>κεντρικ</w:t>
@@ -679,6 +1740,7 @@
         <w:rPr>
           <w:sz w:val="28"/>
           <w:szCs w:val="28"/>
+          <w:highlight w:val="yellow"/>
           <w:lang w:val="el-GR"/>
         </w:rPr>
         <w:t>ού</w:t>
@@ -687,6 +1749,7 @@
         <w:rPr>
           <w:sz w:val="28"/>
           <w:szCs w:val="28"/>
+          <w:highlight w:val="yellow"/>
           <w:lang w:val="el-GR"/>
         </w:rPr>
         <w:t xml:space="preserve"> μενού</w:t>
@@ -757,7 +1820,15 @@
           <w:szCs w:val="28"/>
           <w:lang w:val="el-GR"/>
         </w:rPr>
-        <w:t xml:space="preserve"> και τις απαραίτητες πληροφορίες</w:t>
+        <w:t xml:space="preserve"> </w:t>
+      </w:r>
+      <w:r>
+        <w:rPr>
+          <w:sz w:val="28"/>
+          <w:szCs w:val="28"/>
+          <w:lang w:val="el-GR"/>
+        </w:rPr>
+        <w:t>και τις απαραίτητες πληροφορίες</w:t>
       </w:r>
       <w:r>
         <w:rPr>
@@ -795,7 +1866,16 @@
           <w:szCs w:val="28"/>
           <w:lang w:val="el-GR"/>
         </w:rPr>
-        <w:t xml:space="preserve"> κλείνει το παράθυρο των πληροφοριών και</w:t>
+        <w:t xml:space="preserve"> </w:t>
+      </w:r>
+      <w:r>
+        <w:rPr>
+          <w:sz w:val="28"/>
+          <w:szCs w:val="28"/>
+          <w:highlight w:val="yellow"/>
+          <w:lang w:val="el-GR"/>
+        </w:rPr>
+        <w:t>κλείνει το παράθυρο των πληροφοριών και</w:t>
       </w:r>
       <w:r>
         <w:rPr>
@@ -966,6 +2046,7 @@
         <w:rPr>
           <w:sz w:val="28"/>
           <w:szCs w:val="28"/>
+          <w:highlight w:val="yellow"/>
           <w:lang w:val="el-GR"/>
         </w:rPr>
         <w:t>“</w:t>
@@ -974,6 +2055,7 @@
         <w:rPr>
           <w:sz w:val="28"/>
           <w:szCs w:val="28"/>
+          <w:highlight w:val="yellow"/>
         </w:rPr>
         <w:t>S</w:t>
       </w:r>
@@ -981,6 +2063,7 @@
         <w:rPr>
           <w:sz w:val="28"/>
           <w:szCs w:val="28"/>
+          <w:highlight w:val="yellow"/>
         </w:rPr>
         <w:t>end</w:t>
       </w:r>
@@ -988,14 +2071,16 @@
         <w:rPr>
           <w:sz w:val="28"/>
           <w:szCs w:val="28"/>
-          <w:lang w:val="el-GR"/>
-        </w:rPr>
-        <w:t xml:space="preserve"> </w:t>
-      </w:r>
-      <w:r>
-        <w:rPr>
-          <w:sz w:val="28"/>
-          <w:szCs w:val="28"/>
+          <w:highlight w:val="yellow"/>
+          <w:lang w:val="el-GR"/>
+        </w:rPr>
+        <w:t xml:space="preserve"> </w:t>
+      </w:r>
+      <w:r>
+        <w:rPr>
+          <w:sz w:val="28"/>
+          <w:szCs w:val="28"/>
+          <w:highlight w:val="yellow"/>
         </w:rPr>
         <w:t>R</w:t>
       </w:r>
@@ -1003,6 +2088,7 @@
         <w:rPr>
           <w:sz w:val="28"/>
           <w:szCs w:val="28"/>
+          <w:highlight w:val="yellow"/>
         </w:rPr>
         <w:t>equest</w:t>
       </w:r>
@@ -1010,6 +2096,7 @@
         <w:rPr>
           <w:sz w:val="28"/>
           <w:szCs w:val="28"/>
+          <w:highlight w:val="yellow"/>
           <w:lang w:val="el-GR"/>
         </w:rPr>
         <w:t>”</w:t>
@@ -1018,6 +2105,7 @@
         <w:rPr>
           <w:sz w:val="28"/>
           <w:szCs w:val="28"/>
+          <w:highlight w:val="yellow"/>
           <w:lang w:val="el-GR"/>
         </w:rPr>
         <w:t>.</w:t>
@@ -1067,7 +2155,15 @@
           <w:szCs w:val="28"/>
           <w:lang w:val="el-GR"/>
         </w:rPr>
-        <w:t xml:space="preserve"> δημιουργού</w:t>
+        <w:t xml:space="preserve"> </w:t>
+      </w:r>
+      <w:r>
+        <w:rPr>
+          <w:sz w:val="28"/>
+          <w:szCs w:val="28"/>
+          <w:lang w:val="el-GR"/>
+        </w:rPr>
+        <w:t>δημιουργού</w:t>
       </w:r>
       <w:r>
         <w:rPr>
@@ -1134,12 +2230,22 @@
           <w:szCs w:val="28"/>
           <w:lang w:val="el-GR"/>
         </w:rPr>
-        <w:t xml:space="preserve"> “</w:t>
-      </w:r>
-      <w:r>
-        <w:rPr>
-          <w:sz w:val="28"/>
-          <w:szCs w:val="28"/>
+        <w:t xml:space="preserve"> </w:t>
+      </w:r>
+      <w:r>
+        <w:rPr>
+          <w:sz w:val="28"/>
+          <w:szCs w:val="28"/>
+          <w:highlight w:val="yellow"/>
+          <w:lang w:val="el-GR"/>
+        </w:rPr>
+        <w:t>“</w:t>
+      </w:r>
+      <w:r>
+        <w:rPr>
+          <w:sz w:val="28"/>
+          <w:szCs w:val="28"/>
+          <w:highlight w:val="yellow"/>
         </w:rPr>
         <w:t>Requests</w:t>
       </w:r>
@@ -1147,9 +2253,18 @@
         <w:rPr>
           <w:sz w:val="28"/>
           <w:szCs w:val="28"/>
-          <w:lang w:val="el-GR"/>
-        </w:rPr>
-        <w:t xml:space="preserve">” </w:t>
+          <w:highlight w:val="yellow"/>
+          <w:lang w:val="el-GR"/>
+        </w:rPr>
+        <w:t>”</w:t>
+      </w:r>
+      <w:r>
+        <w:rPr>
+          <w:sz w:val="28"/>
+          <w:szCs w:val="28"/>
+          <w:lang w:val="el-GR"/>
+        </w:rPr>
+        <w:t xml:space="preserve"> </w:t>
       </w:r>
       <w:r>
         <w:rPr>
@@ -1165,7 +2280,15 @@
           <w:szCs w:val="28"/>
           <w:lang w:val="el-GR"/>
         </w:rPr>
-        <w:t xml:space="preserve"> τον</w:t>
+        <w:t xml:space="preserve"> </w:t>
+      </w:r>
+      <w:r>
+        <w:rPr>
+          <w:sz w:val="28"/>
+          <w:szCs w:val="28"/>
+          <w:lang w:val="el-GR"/>
+        </w:rPr>
+        <w:t>τον</w:t>
       </w:r>
       <w:r>
         <w:rPr>
@@ -1188,15 +2311,31 @@
           <w:szCs w:val="28"/>
           <w:lang w:val="el-GR"/>
         </w:rPr>
-        <w:t xml:space="preserve"> της εφαρμογής.</w:t>
-      </w:r>
-      <w:r>
-        <w:rPr>
-          <w:sz w:val="28"/>
-          <w:szCs w:val="28"/>
-          <w:lang w:val="el-GR"/>
-        </w:rPr>
-        <w:t xml:space="preserve"> (</w:t>
+        <w:t xml:space="preserve"> </w:t>
+      </w:r>
+      <w:r>
+        <w:rPr>
+          <w:sz w:val="28"/>
+          <w:szCs w:val="28"/>
+          <w:lang w:val="el-GR"/>
+        </w:rPr>
+        <w:t>της εφαρμογής.</w:t>
+      </w:r>
+      <w:r>
+        <w:rPr>
+          <w:sz w:val="28"/>
+          <w:szCs w:val="28"/>
+          <w:lang w:val="el-GR"/>
+        </w:rPr>
+        <w:t xml:space="preserve"> </w:t>
+      </w:r>
+      <w:r>
+        <w:rPr>
+          <w:sz w:val="28"/>
+          <w:szCs w:val="28"/>
+          <w:lang w:val="el-GR"/>
+        </w:rPr>
+        <w:t>(</w:t>
       </w:r>
       <w:r>
         <w:rPr>
@@ -1271,34 +2410,7 @@
         <w:rPr>
           <w:sz w:val="28"/>
           <w:szCs w:val="28"/>
-          <w:lang w:val="el-GR"/>
-        </w:rPr>
-        <w:t xml:space="preserve"> </w:t>
-      </w:r>
-      <w:r>
-        <w:rPr>
-          <w:b/>
-          <w:bCs/>
-          <w:sz w:val="28"/>
-          <w:szCs w:val="28"/>
-          <w:lang w:val="el-GR"/>
-        </w:rPr>
-        <w:t>Ε</w:t>
-      </w:r>
-      <w:r>
-        <w:rPr>
-          <w:b/>
-          <w:bCs/>
-          <w:sz w:val="28"/>
-          <w:szCs w:val="28"/>
-          <w:lang w:val="el-GR"/>
-        </w:rPr>
-        <w:t>παναδιατυπώθηκε</w:t>
-      </w:r>
-      <w:r>
-        <w:rPr>
-          <w:sz w:val="28"/>
-          <w:szCs w:val="28"/>
+          <w:highlight w:val="yellow"/>
           <w:lang w:val="el-GR"/>
         </w:rPr>
         <w:t xml:space="preserve"> </w:t>
@@ -1325,7 +2437,6 @@
           <w:szCs w:val="28"/>
           <w:lang w:val="el-GR"/>
         </w:rPr>
-        <w:lastRenderedPageBreak/>
         <w:t>Το σύστημα ανανεώνει την οθόνη της αγγελίας, αλλάζοντας την κατάσταση του κουμπιού σε “</w:t>
       </w:r>
       <w:r>
@@ -1416,6 +2527,7 @@
           <w:szCs w:val="28"/>
           <w:lang w:val="el-GR"/>
         </w:rPr>
+        <w:lastRenderedPageBreak/>
         <w:t>4</w:t>
       </w:r>
       <w:r>
@@ -1456,7 +2568,15 @@
           <w:szCs w:val="28"/>
           <w:lang w:val="el-GR"/>
         </w:rPr>
-        <w:t xml:space="preserve"> Το σύστημα επιστρέφει </w:t>
+        <w:t xml:space="preserve"> </w:t>
+      </w:r>
+      <w:r>
+        <w:rPr>
+          <w:sz w:val="28"/>
+          <w:szCs w:val="28"/>
+          <w:lang w:val="el-GR"/>
+        </w:rPr>
+        <w:t xml:space="preserve">Το σύστημα επιστρέφει </w:t>
       </w:r>
       <w:r>
         <w:rPr>
@@ -1530,6 +2650,7 @@
         <w:rPr>
           <w:sz w:val="28"/>
           <w:szCs w:val="28"/>
+          <w:highlight w:val="yellow"/>
           <w:lang w:val="el-GR"/>
         </w:rPr>
         <w:t>“</w:t>
@@ -1538,6 +2659,7 @@
         <w:rPr>
           <w:sz w:val="28"/>
           <w:szCs w:val="28"/>
+          <w:highlight w:val="yellow"/>
         </w:rPr>
         <w:t>No</w:t>
       </w:r>
@@ -1545,14 +2667,16 @@
         <w:rPr>
           <w:sz w:val="28"/>
           <w:szCs w:val="28"/>
-          <w:lang w:val="el-GR"/>
-        </w:rPr>
-        <w:t xml:space="preserve"> </w:t>
-      </w:r>
-      <w:r>
-        <w:rPr>
-          <w:sz w:val="28"/>
-          <w:szCs w:val="28"/>
+          <w:highlight w:val="yellow"/>
+          <w:lang w:val="el-GR"/>
+        </w:rPr>
+        <w:t xml:space="preserve"> </w:t>
+      </w:r>
+      <w:r>
+        <w:rPr>
+          <w:sz w:val="28"/>
+          <w:szCs w:val="28"/>
+          <w:highlight w:val="yellow"/>
         </w:rPr>
         <w:t>available</w:t>
       </w:r>
@@ -1560,14 +2684,16 @@
         <w:rPr>
           <w:sz w:val="28"/>
           <w:szCs w:val="28"/>
-          <w:lang w:val="el-GR"/>
-        </w:rPr>
-        <w:t xml:space="preserve"> </w:t>
-      </w:r>
-      <w:r>
-        <w:rPr>
-          <w:sz w:val="28"/>
-          <w:szCs w:val="28"/>
+          <w:highlight w:val="yellow"/>
+          <w:lang w:val="el-GR"/>
+        </w:rPr>
+        <w:t xml:space="preserve"> </w:t>
+      </w:r>
+      <w:r>
+        <w:rPr>
+          <w:sz w:val="28"/>
+          <w:szCs w:val="28"/>
+          <w:highlight w:val="yellow"/>
         </w:rPr>
         <w:t>properties</w:t>
       </w:r>
@@ -1575,14 +2701,16 @@
         <w:rPr>
           <w:sz w:val="28"/>
           <w:szCs w:val="28"/>
-          <w:lang w:val="el-GR"/>
-        </w:rPr>
-        <w:t xml:space="preserve"> </w:t>
-      </w:r>
-      <w:r>
-        <w:rPr>
-          <w:sz w:val="28"/>
-          <w:szCs w:val="28"/>
+          <w:highlight w:val="yellow"/>
+          <w:lang w:val="el-GR"/>
+        </w:rPr>
+        <w:t xml:space="preserve"> </w:t>
+      </w:r>
+      <w:r>
+        <w:rPr>
+          <w:sz w:val="28"/>
+          <w:szCs w:val="28"/>
+          <w:highlight w:val="yellow"/>
         </w:rPr>
         <w:t>match</w:t>
       </w:r>
@@ -1590,14 +2718,16 @@
         <w:rPr>
           <w:sz w:val="28"/>
           <w:szCs w:val="28"/>
-          <w:lang w:val="el-GR"/>
-        </w:rPr>
-        <w:t xml:space="preserve"> </w:t>
-      </w:r>
-      <w:r>
-        <w:rPr>
-          <w:sz w:val="28"/>
-          <w:szCs w:val="28"/>
+          <w:highlight w:val="yellow"/>
+          <w:lang w:val="el-GR"/>
+        </w:rPr>
+        <w:t xml:space="preserve"> </w:t>
+      </w:r>
+      <w:r>
+        <w:rPr>
+          <w:sz w:val="28"/>
+          <w:szCs w:val="28"/>
+          <w:highlight w:val="yellow"/>
         </w:rPr>
         <w:t>your</w:t>
       </w:r>
@@ -1605,14 +2735,16 @@
         <w:rPr>
           <w:sz w:val="28"/>
           <w:szCs w:val="28"/>
-          <w:lang w:val="el-GR"/>
-        </w:rPr>
-        <w:t xml:space="preserve"> </w:t>
-      </w:r>
-      <w:r>
-        <w:rPr>
-          <w:sz w:val="28"/>
-          <w:szCs w:val="28"/>
+          <w:highlight w:val="yellow"/>
+          <w:lang w:val="el-GR"/>
+        </w:rPr>
+        <w:t xml:space="preserve"> </w:t>
+      </w:r>
+      <w:r>
+        <w:rPr>
+          <w:sz w:val="28"/>
+          <w:szCs w:val="28"/>
+          <w:highlight w:val="yellow"/>
         </w:rPr>
         <w:t>filters</w:t>
       </w:r>
@@ -1620,6 +2752,7 @@
         <w:rPr>
           <w:sz w:val="28"/>
           <w:szCs w:val="28"/>
+          <w:highlight w:val="yellow"/>
           <w:lang w:val="el-GR"/>
         </w:rPr>
         <w:t>”</w:t>
@@ -1630,7 +2763,15 @@
           <w:szCs w:val="28"/>
           <w:lang w:val="el-GR"/>
         </w:rPr>
-        <w:t>σε περίπτωση που δεν υπάρχουν αγγελίες που</w:t>
+        <w:t xml:space="preserve">σε περίπτωση που δεν υπάρχουν αγγελίες </w:t>
+      </w:r>
+      <w:r>
+        <w:rPr>
+          <w:sz w:val="28"/>
+          <w:szCs w:val="28"/>
+          <w:lang w:val="el-GR"/>
+        </w:rPr>
+        <w:t>που</w:t>
       </w:r>
       <w:r>
         <w:rPr>
@@ -1646,7 +2787,15 @@
           <w:szCs w:val="28"/>
           <w:lang w:val="el-GR"/>
         </w:rPr>
-        <w:t xml:space="preserve"> ταιριάζουν στα κριτήρια του χρήστη.</w:t>
+        <w:t xml:space="preserve"> ταιριάζουν στα κριτήρια</w:t>
+      </w:r>
+      <w:r>
+        <w:rPr>
+          <w:sz w:val="28"/>
+          <w:szCs w:val="28"/>
+          <w:lang w:val="el-GR"/>
+        </w:rPr>
+        <w:t xml:space="preserve"> του χρήστη.</w:t>
       </w:r>
     </w:p>
     <w:p>
@@ -1695,14 +2844,899 @@
           <w:szCs w:val="28"/>
           <w:lang w:val="el-GR"/>
         </w:rPr>
+        <w:t xml:space="preserve"> </w:t>
+      </w:r>
+      <w:r>
+        <w:rPr>
+          <w:sz w:val="28"/>
+          <w:szCs w:val="28"/>
+          <w:lang w:val="el-GR"/>
+        </w:rPr>
+        <w:t>της βασικής ροής.</w:t>
+      </w:r>
+    </w:p>
+    <w:p>
+      <w:pPr>
+        <w:rPr>
+          <w:sz w:val="28"/>
+          <w:szCs w:val="28"/>
+          <w:u w:val="single"/>
+          <w:lang w:val="el-GR"/>
+        </w:rPr>
+      </w:pPr>
+      <w:r>
+        <w:rPr>
+          <w:sz w:val="28"/>
+          <w:szCs w:val="28"/>
+          <w:u w:val="single"/>
+          <w:lang w:val="el-GR"/>
+        </w:rPr>
+        <w:t>Εναλλακτική Ροή 2:</w:t>
+      </w:r>
+    </w:p>
+    <w:p>
+      <w:pPr>
+        <w:rPr>
+          <w:sz w:val="28"/>
+          <w:szCs w:val="28"/>
+          <w:lang w:val="el-GR"/>
+        </w:rPr>
+      </w:pPr>
+      <w:r>
+        <w:rPr>
+          <w:sz w:val="28"/>
+          <w:szCs w:val="28"/>
+          <w:lang w:val="el-GR"/>
+        </w:rPr>
+        <w:t xml:space="preserve">2.α.1. Το σύστημα διακρίνει ότι ο κωδικός </w:t>
+      </w:r>
+      <w:r>
+        <w:rPr>
+          <w:sz w:val="28"/>
+          <w:szCs w:val="28"/>
+          <w:highlight w:val="yellow"/>
+          <w:lang w:val="el-GR"/>
+        </w:rPr>
+        <w:t xml:space="preserve">ή το </w:t>
+      </w:r>
+      <w:r>
+        <w:rPr>
+          <w:sz w:val="28"/>
+          <w:szCs w:val="28"/>
+          <w:highlight w:val="yellow"/>
+        </w:rPr>
+        <w:t>email</w:t>
+      </w:r>
+      <w:r>
+        <w:rPr>
+          <w:sz w:val="28"/>
+          <w:szCs w:val="28"/>
+          <w:highlight w:val="yellow"/>
+          <w:lang w:val="el-GR"/>
+        </w:rPr>
+        <w:t xml:space="preserve"> </w:t>
+      </w:r>
+      <w:r>
+        <w:rPr>
+          <w:sz w:val="28"/>
+          <w:szCs w:val="28"/>
+          <w:lang w:val="el-GR"/>
+        </w:rPr>
+        <w:t xml:space="preserve">που εισήγαγε ο χρήστης </w:t>
+      </w:r>
+      <w:r>
+        <w:rPr>
+          <w:sz w:val="28"/>
+          <w:szCs w:val="28"/>
+          <w:highlight w:val="yellow"/>
+          <w:lang w:val="el-GR"/>
+        </w:rPr>
+        <w:t>είναι λανθασμέν</w:t>
+      </w:r>
+      <w:r>
+        <w:rPr>
+          <w:sz w:val="28"/>
+          <w:szCs w:val="28"/>
+          <w:highlight w:val="yellow"/>
+          <w:lang w:val="el-GR"/>
+        </w:rPr>
+        <w:t>α</w:t>
+      </w:r>
+      <w:r>
+        <w:rPr>
+          <w:sz w:val="28"/>
+          <w:szCs w:val="28"/>
+          <w:highlight w:val="yellow"/>
+          <w:lang w:val="el-GR"/>
+        </w:rPr>
+        <w:t>.</w:t>
+      </w:r>
+    </w:p>
+    <w:p>
+      <w:pPr>
+        <w:rPr>
+          <w:strike/>
+          <w:sz w:val="28"/>
+          <w:szCs w:val="28"/>
+          <w:lang w:val="el-GR"/>
+        </w:rPr>
+      </w:pPr>
+      <w:r>
+        <w:rPr>
+          <w:sz w:val="28"/>
+          <w:szCs w:val="28"/>
+          <w:lang w:val="el-GR"/>
+        </w:rPr>
+        <w:t>2.</w:t>
+      </w:r>
+      <w:r>
+        <w:rPr>
+          <w:sz w:val="28"/>
+          <w:szCs w:val="28"/>
+          <w:lang w:val="el-GR"/>
+        </w:rPr>
+        <w:t xml:space="preserve">α.2. Το σύστημα ενημερώνει τον χρήστη </w:t>
+      </w:r>
+      <w:r>
+        <w:rPr>
+          <w:sz w:val="28"/>
+          <w:szCs w:val="28"/>
+          <w:lang w:val="el-GR"/>
+        </w:rPr>
+        <w:t>ότι τα στοιχεία</w:t>
+      </w:r>
+      <w:r>
+        <w:rPr>
+          <w:sz w:val="28"/>
+          <w:szCs w:val="28"/>
+          <w:lang w:val="el-GR"/>
+        </w:rPr>
+        <w:t xml:space="preserve"> </w:t>
+      </w:r>
+      <w:r>
+        <w:rPr>
+          <w:sz w:val="28"/>
+          <w:szCs w:val="28"/>
+          <w:lang w:val="el-GR"/>
+        </w:rPr>
+        <w:t>του</w:t>
+      </w:r>
+      <w:r>
+        <w:rPr>
+          <w:sz w:val="28"/>
+          <w:szCs w:val="28"/>
+          <w:lang w:val="el-GR"/>
+        </w:rPr>
+        <w:t>,</w:t>
+      </w:r>
+      <w:r>
+        <w:rPr>
+          <w:sz w:val="28"/>
+          <w:szCs w:val="28"/>
+          <w:lang w:val="el-GR"/>
+        </w:rPr>
+        <w:t xml:space="preserve"> </w:t>
+      </w:r>
+      <w:r>
+        <w:rPr>
+          <w:sz w:val="28"/>
+          <w:szCs w:val="28"/>
+          <w:highlight w:val="yellow"/>
+          <w:lang w:val="el-GR"/>
+        </w:rPr>
+        <w:t xml:space="preserve">(ο κωδικός ή το </w:t>
+      </w:r>
+      <w:r>
+        <w:rPr>
+          <w:sz w:val="28"/>
+          <w:szCs w:val="28"/>
+          <w:highlight w:val="yellow"/>
+        </w:rPr>
+        <w:t>email</w:t>
+      </w:r>
+      <w:r>
+        <w:rPr>
+          <w:sz w:val="28"/>
+          <w:szCs w:val="28"/>
+          <w:highlight w:val="yellow"/>
+          <w:lang w:val="el-GR"/>
+        </w:rPr>
+        <w:t>)</w:t>
+      </w:r>
+      <w:r>
+        <w:rPr>
+          <w:sz w:val="28"/>
+          <w:szCs w:val="28"/>
+          <w:lang w:val="el-GR"/>
+        </w:rPr>
+        <w:t>,</w:t>
+      </w:r>
+      <w:r>
+        <w:rPr>
+          <w:sz w:val="28"/>
+          <w:szCs w:val="28"/>
+          <w:lang w:val="el-GR"/>
+        </w:rPr>
+        <w:t xml:space="preserve"> </w:t>
+      </w:r>
+      <w:r>
+        <w:rPr>
+          <w:sz w:val="28"/>
+          <w:szCs w:val="28"/>
+          <w:lang w:val="el-GR"/>
+        </w:rPr>
+        <w:t>είναι λανθασμένα</w:t>
+      </w:r>
+      <w:r>
+        <w:rPr>
+          <w:sz w:val="28"/>
+          <w:szCs w:val="28"/>
+          <w:lang w:val="el-GR"/>
+        </w:rPr>
+        <w:t xml:space="preserve">, </w:t>
+      </w:r>
+      <w:r>
+        <w:rPr>
+          <w:sz w:val="28"/>
+          <w:szCs w:val="28"/>
+          <w:lang w:val="el-GR"/>
+        </w:rPr>
+        <w:t>δεν επιτρέπει την σύνδεση του</w:t>
+      </w:r>
+      <w:r>
+        <w:rPr>
+          <w:sz w:val="28"/>
+          <w:szCs w:val="28"/>
+          <w:lang w:val="el-GR"/>
+        </w:rPr>
+        <w:t xml:space="preserve"> </w:t>
+      </w:r>
+      <w:r>
+        <w:rPr>
+          <w:sz w:val="28"/>
+          <w:szCs w:val="28"/>
+          <w:lang w:val="el-GR"/>
+        </w:rPr>
+        <w:t>και</w:t>
+      </w:r>
+      <w:r>
+        <w:rPr>
+          <w:sz w:val="28"/>
+          <w:szCs w:val="28"/>
+          <w:lang w:val="el-GR"/>
+        </w:rPr>
+        <w:t xml:space="preserve"> </w:t>
+      </w:r>
+      <w:r>
+        <w:rPr>
+          <w:sz w:val="28"/>
+          <w:szCs w:val="28"/>
+          <w:highlight w:val="yellow"/>
+          <w:lang w:val="el-GR"/>
+        </w:rPr>
+        <w:t>δεν πιστοποιεί τον χρήστη</w:t>
+      </w:r>
+      <w:r>
+        <w:rPr>
+          <w:sz w:val="28"/>
+          <w:szCs w:val="28"/>
+          <w:highlight w:val="yellow"/>
+          <w:lang w:val="el-GR"/>
+        </w:rPr>
+        <w:t>.</w:t>
+      </w:r>
+      <w:r>
+        <w:rPr>
+          <w:sz w:val="28"/>
+          <w:szCs w:val="28"/>
+          <w:lang w:val="el-GR"/>
+        </w:rPr>
+        <w:t xml:space="preserve"> </w:t>
+      </w:r>
+    </w:p>
+    <w:p>
+      <w:pPr>
+        <w:rPr>
+          <w:sz w:val="28"/>
+          <w:szCs w:val="28"/>
+          <w:lang w:val="el-GR"/>
+        </w:rPr>
+      </w:pPr>
+      <w:r>
+        <w:rPr>
+          <w:sz w:val="28"/>
+          <w:szCs w:val="28"/>
+          <w:lang w:val="el-GR"/>
+        </w:rPr>
+        <w:t>2.</w:t>
+      </w:r>
+      <w:r>
+        <w:rPr>
+          <w:sz w:val="28"/>
+          <w:szCs w:val="28"/>
+          <w:lang w:val="el-GR"/>
+        </w:rPr>
+        <w:t xml:space="preserve">α.3. Η περίπτωση χρήσης επιστρέφει στο βήμα </w:t>
+      </w:r>
+      <w:r>
+        <w:rPr>
+          <w:sz w:val="28"/>
+          <w:szCs w:val="28"/>
+          <w:lang w:val="el-GR"/>
+        </w:rPr>
+        <w:t>1</w:t>
+      </w:r>
+      <w:r>
+        <w:rPr>
+          <w:sz w:val="28"/>
+          <w:szCs w:val="28"/>
+          <w:lang w:val="el-GR"/>
+        </w:rPr>
+        <w:t xml:space="preserve"> της </w:t>
+      </w:r>
+      <w:r>
+        <w:rPr>
+          <w:sz w:val="28"/>
+          <w:szCs w:val="28"/>
+          <w:lang w:val="el-GR"/>
+        </w:rPr>
+        <w:t>βασικής</w:t>
+      </w:r>
+      <w:r>
+        <w:rPr>
+          <w:sz w:val="28"/>
+          <w:szCs w:val="28"/>
+          <w:lang w:val="el-GR"/>
+        </w:rPr>
+        <w:t xml:space="preserve"> ροής</w:t>
+      </w:r>
+      <w:r>
+        <w:rPr>
+          <w:sz w:val="28"/>
+          <w:szCs w:val="28"/>
+          <w:lang w:val="el-GR"/>
+        </w:rPr>
+        <w:t>.</w:t>
+      </w:r>
+    </w:p>
+    <w:p>
+      <w:pPr>
+        <w:rPr>
+          <w:sz w:val="28"/>
+          <w:szCs w:val="28"/>
+          <w:u w:val="single"/>
+          <w:lang w:val="el-GR"/>
+        </w:rPr>
+      </w:pPr>
+      <w:r>
+        <w:rPr>
+          <w:sz w:val="28"/>
+          <w:szCs w:val="28"/>
+          <w:highlight w:val="yellow"/>
+          <w:u w:val="single"/>
+          <w:lang w:val="el-GR"/>
+        </w:rPr>
+        <w:t xml:space="preserve">Εναλλακτική Ροή </w:t>
+      </w:r>
+      <w:r>
+        <w:rPr>
+          <w:sz w:val="28"/>
+          <w:szCs w:val="28"/>
+          <w:highlight w:val="yellow"/>
+          <w:u w:val="single"/>
+          <w:lang w:val="el-GR"/>
+        </w:rPr>
+        <w:t>2.</w:t>
+      </w:r>
+      <w:r>
+        <w:rPr>
+          <w:sz w:val="28"/>
+          <w:szCs w:val="28"/>
+          <w:highlight w:val="yellow"/>
+          <w:u w:val="single"/>
+          <w:lang w:val="el-GR"/>
+        </w:rPr>
+        <w:t>1</w:t>
+      </w:r>
+      <w:r>
+        <w:rPr>
+          <w:sz w:val="28"/>
+          <w:szCs w:val="28"/>
+          <w:highlight w:val="yellow"/>
+          <w:u w:val="single"/>
+          <w:lang w:val="el-GR"/>
+        </w:rPr>
+        <w:t>:</w:t>
+      </w:r>
+    </w:p>
+    <w:p>
+      <w:pPr>
+        <w:rPr>
+          <w:strike/>
+          <w:sz w:val="28"/>
+          <w:szCs w:val="28"/>
+          <w:lang w:val="el-GR"/>
+        </w:rPr>
+      </w:pPr>
+      <w:r>
+        <w:rPr>
+          <w:strike/>
+          <w:sz w:val="28"/>
+          <w:szCs w:val="28"/>
+          <w:lang w:val="el-GR"/>
+        </w:rPr>
+        <w:t>2.</w:t>
+      </w:r>
+      <w:r>
+        <w:rPr>
+          <w:strike/>
+          <w:sz w:val="28"/>
+          <w:szCs w:val="28"/>
+          <w:lang w:val="el-GR"/>
+        </w:rPr>
+        <w:t xml:space="preserve">β.1. Το </w:t>
+      </w:r>
+      <w:r>
+        <w:rPr>
+          <w:strike/>
+          <w:sz w:val="28"/>
+          <w:szCs w:val="28"/>
+          <w:lang w:val="el-GR"/>
+        </w:rPr>
+        <w:t xml:space="preserve">σύστημα δεν βρήκε το </w:t>
+      </w:r>
+      <w:r>
+        <w:rPr>
+          <w:strike/>
+          <w:sz w:val="28"/>
+          <w:szCs w:val="28"/>
+        </w:rPr>
+        <w:t>email</w:t>
+      </w:r>
+      <w:r>
+        <w:rPr>
+          <w:strike/>
+          <w:sz w:val="28"/>
+          <w:szCs w:val="28"/>
+          <w:lang w:val="el-GR"/>
+        </w:rPr>
+        <w:t xml:space="preserve"> που εισήγαγε ο χρήστης.</w:t>
+      </w:r>
+    </w:p>
+    <w:p>
+      <w:pPr>
+        <w:rPr>
+          <w:strike/>
+          <w:sz w:val="28"/>
+          <w:szCs w:val="28"/>
+          <w:lang w:val="el-GR"/>
+        </w:rPr>
+      </w:pPr>
+      <w:r>
+        <w:rPr>
+          <w:strike/>
+          <w:sz w:val="28"/>
+          <w:szCs w:val="28"/>
+          <w:lang w:val="el-GR"/>
+        </w:rPr>
+        <w:t>2.</w:t>
+      </w:r>
+      <w:r>
+        <w:rPr>
+          <w:strike/>
+          <w:sz w:val="28"/>
+          <w:szCs w:val="28"/>
+          <w:lang w:val="el-GR"/>
+        </w:rPr>
+        <w:t xml:space="preserve">β.2. Το σύστημα ενημερώνει τον χρήστη να ελέγξει την ορθότητα του </w:t>
+      </w:r>
+      <w:r>
+        <w:rPr>
+          <w:strike/>
+          <w:sz w:val="28"/>
+          <w:szCs w:val="28"/>
+        </w:rPr>
+        <w:t>email</w:t>
+      </w:r>
+      <w:r>
+        <w:rPr>
+          <w:strike/>
+          <w:sz w:val="28"/>
+          <w:szCs w:val="28"/>
+          <w:lang w:val="el-GR"/>
+        </w:rPr>
+        <w:t xml:space="preserve"> ή να δημιουργήσει λογαριασμό.</w:t>
+      </w:r>
+    </w:p>
+    <w:p>
+      <w:pPr>
+        <w:rPr>
+          <w:sz w:val="28"/>
+          <w:szCs w:val="28"/>
+          <w:lang w:val="el-GR"/>
+        </w:rPr>
+      </w:pPr>
+      <w:r>
+        <w:rPr>
+          <w:sz w:val="28"/>
+          <w:szCs w:val="28"/>
+          <w:highlight w:val="yellow"/>
+          <w:lang w:val="el-GR"/>
+        </w:rPr>
+        <w:t>2.</w:t>
+      </w:r>
+      <w:r>
+        <w:rPr>
+          <w:sz w:val="28"/>
+          <w:szCs w:val="28"/>
+          <w:highlight w:val="yellow"/>
+          <w:lang w:val="el-GR"/>
+        </w:rPr>
+        <w:t>β.</w:t>
+      </w:r>
+      <w:r>
+        <w:rPr>
+          <w:sz w:val="28"/>
+          <w:szCs w:val="28"/>
+          <w:highlight w:val="yellow"/>
+          <w:lang w:val="el-GR"/>
+        </w:rPr>
+        <w:t>1</w:t>
+      </w:r>
+      <w:r>
+        <w:rPr>
+          <w:sz w:val="28"/>
+          <w:szCs w:val="28"/>
+          <w:highlight w:val="yellow"/>
+          <w:lang w:val="el-GR"/>
+        </w:rPr>
+        <w:t>. Ο χρήστης</w:t>
+      </w:r>
+      <w:r>
+        <w:rPr>
+          <w:sz w:val="28"/>
+          <w:szCs w:val="28"/>
+          <w:highlight w:val="yellow"/>
+          <w:lang w:val="el-GR"/>
+        </w:rPr>
+        <w:t xml:space="preserve"> </w:t>
+      </w:r>
+      <w:r>
+        <w:rPr>
+          <w:sz w:val="28"/>
+          <w:szCs w:val="28"/>
+          <w:highlight w:val="yellow"/>
+          <w:lang w:val="el-GR"/>
+        </w:rPr>
+        <w:t>διαπιστώνει</w:t>
+      </w:r>
+      <w:r>
+        <w:rPr>
+          <w:sz w:val="28"/>
+          <w:szCs w:val="28"/>
+          <w:highlight w:val="yellow"/>
+          <w:lang w:val="el-GR"/>
+        </w:rPr>
+        <w:t xml:space="preserve"> ότι δεν έχει δημιουργήσει λογαριασμό και</w:t>
+      </w:r>
+      <w:r>
+        <w:rPr>
+          <w:sz w:val="28"/>
+          <w:szCs w:val="28"/>
+          <w:highlight w:val="yellow"/>
+          <w:lang w:val="el-GR"/>
+        </w:rPr>
+        <w:t xml:space="preserve"> επιλέγει να δημιουργήσει πατώντας το κουμπί “</w:t>
+      </w:r>
+      <w:r>
+        <w:rPr>
+          <w:sz w:val="28"/>
+          <w:szCs w:val="28"/>
+          <w:highlight w:val="yellow"/>
+        </w:rPr>
+        <w:t>sig</w:t>
+      </w:r>
+      <w:r>
+        <w:rPr>
+          <w:sz w:val="28"/>
+          <w:szCs w:val="28"/>
+          <w:highlight w:val="yellow"/>
+        </w:rPr>
+        <w:t>n</w:t>
+      </w:r>
+      <w:r>
+        <w:rPr>
+          <w:sz w:val="28"/>
+          <w:szCs w:val="28"/>
+          <w:highlight w:val="yellow"/>
+          <w:lang w:val="el-GR"/>
+        </w:rPr>
+        <w:t xml:space="preserve"> </w:t>
+      </w:r>
+      <w:r>
+        <w:rPr>
+          <w:sz w:val="28"/>
+          <w:szCs w:val="28"/>
+          <w:highlight w:val="yellow"/>
+        </w:rPr>
+        <w:t>in</w:t>
+      </w:r>
+      <w:r>
+        <w:rPr>
+          <w:sz w:val="28"/>
+          <w:szCs w:val="28"/>
+          <w:highlight w:val="yellow"/>
+          <w:lang w:val="el-GR"/>
+        </w:rPr>
+        <w:t>”</w:t>
+      </w:r>
+      <w:r>
+        <w:rPr>
+          <w:sz w:val="28"/>
+          <w:szCs w:val="28"/>
+          <w:highlight w:val="yellow"/>
+          <w:lang w:val="el-GR"/>
+        </w:rPr>
+        <w:t xml:space="preserve"> που βρίσκεται στην σελίδα </w:t>
+      </w:r>
+      <w:r>
+        <w:rPr>
+          <w:sz w:val="28"/>
+          <w:szCs w:val="28"/>
+          <w:highlight w:val="yellow"/>
+          <w:lang w:val="el-GR"/>
+        </w:rPr>
+        <w:t>αυτή</w:t>
+      </w:r>
+      <w:r>
+        <w:rPr>
+          <w:sz w:val="28"/>
+          <w:szCs w:val="28"/>
+          <w:highlight w:val="yellow"/>
+          <w:lang w:val="el-GR"/>
+        </w:rPr>
+        <w:t>.</w:t>
+      </w:r>
+    </w:p>
+    <w:p>
+      <w:pPr>
+        <w:rPr>
+          <w:sz w:val="28"/>
+          <w:szCs w:val="28"/>
+          <w:highlight w:val="yellow"/>
+          <w:lang w:val="el-GR"/>
+        </w:rPr>
+      </w:pPr>
+      <w:r>
+        <w:rPr>
+          <w:sz w:val="28"/>
+          <w:szCs w:val="28"/>
+          <w:highlight w:val="yellow"/>
+          <w:lang w:val="el-GR"/>
+        </w:rPr>
+        <w:t>2.β.</w:t>
+      </w:r>
+      <w:r>
+        <w:rPr>
+          <w:sz w:val="28"/>
+          <w:szCs w:val="28"/>
+          <w:highlight w:val="yellow"/>
+          <w:lang w:val="el-GR"/>
+        </w:rPr>
+        <w:t>2</w:t>
+      </w:r>
+      <w:r>
+        <w:rPr>
+          <w:sz w:val="28"/>
+          <w:szCs w:val="28"/>
+          <w:highlight w:val="yellow"/>
+          <w:lang w:val="el-GR"/>
+        </w:rPr>
+        <w:t>. Το σύστημα μεταφέρει τον χρήστη στο αντίστοιχο παράθυρο.</w:t>
+      </w:r>
+    </w:p>
+    <w:p>
+      <w:pPr>
+        <w:rPr>
+          <w:sz w:val="28"/>
+          <w:szCs w:val="28"/>
+          <w:lang w:val="el-GR"/>
+        </w:rPr>
+      </w:pPr>
+      <w:r>
+        <w:rPr>
+          <w:sz w:val="28"/>
+          <w:szCs w:val="28"/>
+          <w:highlight w:val="yellow"/>
+          <w:lang w:val="el-GR"/>
+        </w:rPr>
+        <w:t>2.β.</w:t>
+      </w:r>
+      <w:r>
+        <w:rPr>
+          <w:sz w:val="28"/>
+          <w:szCs w:val="28"/>
+          <w:highlight w:val="yellow"/>
+          <w:lang w:val="el-GR"/>
+        </w:rPr>
+        <w:t>3</w:t>
+      </w:r>
+      <w:r>
+        <w:rPr>
+          <w:sz w:val="28"/>
+          <w:szCs w:val="28"/>
+          <w:highlight w:val="yellow"/>
+          <w:lang w:val="el-GR"/>
+        </w:rPr>
+        <w:t>. Ο χρήστης εισάγει τα στοιχεία του και επιλέγει “</w:t>
+      </w:r>
+      <w:r>
+        <w:rPr>
+          <w:sz w:val="28"/>
+          <w:szCs w:val="28"/>
+          <w:highlight w:val="yellow"/>
+        </w:rPr>
+        <w:t>Create</w:t>
+      </w:r>
+      <w:r>
+        <w:rPr>
+          <w:sz w:val="28"/>
+          <w:szCs w:val="28"/>
+          <w:highlight w:val="yellow"/>
+          <w:lang w:val="el-GR"/>
+        </w:rPr>
+        <w:t xml:space="preserve"> </w:t>
+      </w:r>
+      <w:r>
+        <w:rPr>
+          <w:sz w:val="28"/>
+          <w:szCs w:val="28"/>
+          <w:highlight w:val="yellow"/>
+        </w:rPr>
+        <w:t>Account</w:t>
+      </w:r>
+      <w:r>
+        <w:rPr>
+          <w:sz w:val="28"/>
+          <w:szCs w:val="28"/>
+          <w:highlight w:val="yellow"/>
+          <w:lang w:val="el-GR"/>
+        </w:rPr>
+        <w:t>”.</w:t>
+      </w:r>
+    </w:p>
+    <w:p>
+      <w:pPr>
+        <w:rPr>
+          <w:sz w:val="28"/>
+          <w:szCs w:val="28"/>
+          <w:highlight w:val="yellow"/>
+          <w:lang w:val="el-GR"/>
+        </w:rPr>
+      </w:pPr>
+      <w:r>
+        <w:rPr>
+          <w:sz w:val="28"/>
+          <w:szCs w:val="28"/>
+          <w:highlight w:val="yellow"/>
+          <w:lang w:val="el-GR"/>
+        </w:rPr>
+        <w:t>2.</w:t>
+      </w:r>
+      <w:r>
+        <w:rPr>
+          <w:sz w:val="28"/>
+          <w:szCs w:val="28"/>
+          <w:highlight w:val="yellow"/>
+          <w:lang w:val="el-GR"/>
+        </w:rPr>
+        <w:t>β.</w:t>
+      </w:r>
+      <w:r>
+        <w:rPr>
+          <w:sz w:val="28"/>
+          <w:szCs w:val="28"/>
+          <w:highlight w:val="yellow"/>
+          <w:lang w:val="el-GR"/>
+        </w:rPr>
+        <w:t>4</w:t>
+      </w:r>
+      <w:r>
+        <w:rPr>
+          <w:sz w:val="28"/>
+          <w:szCs w:val="28"/>
+          <w:highlight w:val="yellow"/>
+          <w:lang w:val="el-GR"/>
+        </w:rPr>
+        <w:t xml:space="preserve">. </w:t>
+      </w:r>
+      <w:r>
+        <w:rPr>
+          <w:sz w:val="28"/>
+          <w:szCs w:val="28"/>
+          <w:highlight w:val="yellow"/>
+          <w:lang w:val="el-GR"/>
+        </w:rPr>
+        <w:t xml:space="preserve">Το σύστημα εγγράφει τα στοιχεία του χρήστη δημιουργώντας του λογαριασμό στην εφαρμογή. </w:t>
+      </w:r>
+    </w:p>
+    <w:p>
+      <w:pPr>
+        <w:rPr>
+          <w:sz w:val="28"/>
+          <w:szCs w:val="28"/>
+          <w:lang w:val="el-GR"/>
+        </w:rPr>
+      </w:pPr>
+      <w:r>
+        <w:rPr>
+          <w:sz w:val="28"/>
+          <w:szCs w:val="28"/>
+          <w:highlight w:val="yellow"/>
+          <w:lang w:val="el-GR"/>
+        </w:rPr>
+        <w:t>2.β.</w:t>
+      </w:r>
+      <w:r>
+        <w:rPr>
+          <w:sz w:val="28"/>
+          <w:szCs w:val="28"/>
+          <w:highlight w:val="yellow"/>
+          <w:lang w:val="el-GR"/>
+        </w:rPr>
+        <w:t>5</w:t>
+      </w:r>
+      <w:r>
+        <w:rPr>
+          <w:sz w:val="28"/>
+          <w:szCs w:val="28"/>
+          <w:highlight w:val="yellow"/>
+          <w:lang w:val="el-GR"/>
+        </w:rPr>
+        <w:t>.</w:t>
+      </w:r>
+      <w:r>
+        <w:rPr>
+          <w:sz w:val="28"/>
+          <w:szCs w:val="28"/>
+          <w:highlight w:val="yellow"/>
+          <w:lang w:val="el-GR"/>
+        </w:rPr>
+        <w:t xml:space="preserve"> Η περίπτωση χρήσης επιστρέφει στο βήμα </w:t>
+      </w:r>
+      <w:r>
+        <w:rPr>
+          <w:sz w:val="28"/>
+          <w:szCs w:val="28"/>
+          <w:highlight w:val="yellow"/>
+          <w:lang w:val="el-GR"/>
+        </w:rPr>
+        <w:t>1</w:t>
+      </w:r>
+      <w:r>
+        <w:rPr>
+          <w:sz w:val="28"/>
+          <w:szCs w:val="28"/>
+          <w:highlight w:val="yellow"/>
+          <w:lang w:val="el-GR"/>
+        </w:rPr>
         <w:t xml:space="preserve"> της βασικής ροής.</w:t>
       </w:r>
-    </w:p>
-    <w:p>
-      <w:pPr>
-        <w:rPr>
-          <w:sz w:val="28"/>
-          <w:szCs w:val="28"/>
+      <w:r>
+        <w:rPr>
+          <w:sz w:val="28"/>
+          <w:szCs w:val="28"/>
+          <w:lang w:val="el-GR"/>
+        </w:rPr>
+        <w:t xml:space="preserve"> </w:t>
+      </w:r>
+    </w:p>
+    <w:p>
+      <w:pPr>
+        <w:rPr>
+          <w:sz w:val="28"/>
+          <w:szCs w:val="28"/>
+          <w:highlight w:val="yellow"/>
           <w:u w:val="single"/>
           <w:lang w:val="el-GR"/>
         </w:rPr>
@@ -1711,1045 +3745,7 @@
         <w:rPr>
           <w:sz w:val="28"/>
           <w:szCs w:val="28"/>
-          <w:u w:val="single"/>
-          <w:lang w:val="el-GR"/>
-        </w:rPr>
-        <w:t>Εναλλακτική Ροή 2:</w:t>
-      </w:r>
-    </w:p>
-    <w:p>
-      <w:pPr>
-        <w:rPr>
-          <w:strike/>
-          <w:sz w:val="28"/>
-          <w:szCs w:val="28"/>
-          <w:lang w:val="el-GR"/>
-        </w:rPr>
-      </w:pPr>
-      <w:r>
-        <w:rPr>
-          <w:strike/>
-          <w:sz w:val="28"/>
-          <w:szCs w:val="28"/>
-          <w:lang w:val="el-GR"/>
-        </w:rPr>
-        <w:t>2.</w:t>
-      </w:r>
-      <w:r>
-        <w:rPr>
-          <w:strike/>
-          <w:sz w:val="28"/>
-          <w:szCs w:val="28"/>
-          <w:lang w:val="el-GR"/>
-        </w:rPr>
-        <w:t xml:space="preserve">α.1. Το σύστημα </w:t>
-      </w:r>
-      <w:r>
-        <w:rPr>
-          <w:strike/>
-          <w:sz w:val="28"/>
-          <w:szCs w:val="28"/>
-          <w:lang w:val="el-GR"/>
-        </w:rPr>
-        <w:t>διακρίνει ότι</w:t>
-      </w:r>
-      <w:r>
-        <w:rPr>
-          <w:strike/>
-          <w:sz w:val="28"/>
-          <w:szCs w:val="28"/>
-          <w:lang w:val="el-GR"/>
-        </w:rPr>
-        <w:t xml:space="preserve"> </w:t>
-      </w:r>
-      <w:r>
-        <w:rPr>
-          <w:strike/>
-          <w:sz w:val="28"/>
-          <w:szCs w:val="28"/>
-          <w:lang w:val="el-GR"/>
-        </w:rPr>
-        <w:t xml:space="preserve">ο </w:t>
-      </w:r>
-      <w:r>
-        <w:rPr>
-          <w:strike/>
-          <w:sz w:val="28"/>
-          <w:szCs w:val="28"/>
-          <w:lang w:val="el-GR"/>
-        </w:rPr>
-        <w:t>κωδικ</w:t>
-      </w:r>
-      <w:r>
-        <w:rPr>
-          <w:strike/>
-          <w:sz w:val="28"/>
-          <w:szCs w:val="28"/>
-          <w:lang w:val="el-GR"/>
-        </w:rPr>
-        <w:t>ός</w:t>
-      </w:r>
-      <w:r>
-        <w:rPr>
-          <w:strike/>
-          <w:sz w:val="28"/>
-          <w:szCs w:val="28"/>
-          <w:lang w:val="el-GR"/>
-        </w:rPr>
-        <w:t xml:space="preserve"> </w:t>
-      </w:r>
-      <w:r>
-        <w:rPr>
-          <w:strike/>
-          <w:sz w:val="28"/>
-          <w:szCs w:val="28"/>
-          <w:lang w:val="el-GR"/>
-        </w:rPr>
-        <w:t xml:space="preserve">που εισήγαγε ο </w:t>
-      </w:r>
-      <w:r>
-        <w:rPr>
-          <w:strike/>
-          <w:sz w:val="28"/>
-          <w:szCs w:val="28"/>
-          <w:lang w:val="el-GR"/>
-        </w:rPr>
-        <w:t>χρήστη</w:t>
-      </w:r>
-      <w:r>
-        <w:rPr>
-          <w:strike/>
-          <w:sz w:val="28"/>
-          <w:szCs w:val="28"/>
-          <w:lang w:val="el-GR"/>
-        </w:rPr>
-        <w:t>ς</w:t>
-      </w:r>
-      <w:r>
-        <w:rPr>
-          <w:strike/>
-          <w:sz w:val="28"/>
-          <w:szCs w:val="28"/>
-          <w:lang w:val="el-GR"/>
-        </w:rPr>
-        <w:t xml:space="preserve"> </w:t>
-      </w:r>
-      <w:r>
-        <w:rPr>
-          <w:strike/>
-          <w:sz w:val="28"/>
-          <w:szCs w:val="28"/>
-          <w:lang w:val="el-GR"/>
-        </w:rPr>
-        <w:t>είναι λανθασμένος.</w:t>
-      </w:r>
-    </w:p>
-    <w:p>
-      <w:pPr>
-        <w:rPr>
-          <w:sz w:val="28"/>
-          <w:szCs w:val="28"/>
-          <w:lang w:val="el-GR"/>
-        </w:rPr>
-      </w:pPr>
-      <w:r>
-        <w:rPr>
-          <w:sz w:val="28"/>
-          <w:szCs w:val="28"/>
-          <w:lang w:val="el-GR"/>
-        </w:rPr>
-        <w:t xml:space="preserve">2.α.1. Το σύστημα διακρίνει ότι ο κωδικός </w:t>
-      </w:r>
-      <w:r>
-        <w:rPr>
-          <w:sz w:val="28"/>
-          <w:szCs w:val="28"/>
-          <w:lang w:val="el-GR"/>
-        </w:rPr>
-        <w:t xml:space="preserve">ή το </w:t>
-      </w:r>
-      <w:r>
-        <w:rPr>
-          <w:sz w:val="28"/>
-          <w:szCs w:val="28"/>
-        </w:rPr>
-        <w:t>email</w:t>
-      </w:r>
-      <w:r>
-        <w:rPr>
-          <w:sz w:val="28"/>
-          <w:szCs w:val="28"/>
-          <w:lang w:val="el-GR"/>
-        </w:rPr>
-        <w:t xml:space="preserve"> </w:t>
-      </w:r>
-      <w:r>
-        <w:rPr>
-          <w:sz w:val="28"/>
-          <w:szCs w:val="28"/>
-          <w:lang w:val="el-GR"/>
-        </w:rPr>
-        <w:t>που εισήγαγε ο χρήστης είναι λανθασμέν</w:t>
-      </w:r>
-      <w:r>
-        <w:rPr>
-          <w:sz w:val="28"/>
-          <w:szCs w:val="28"/>
-          <w:lang w:val="el-GR"/>
-        </w:rPr>
-        <w:t>α</w:t>
-      </w:r>
-      <w:r>
-        <w:rPr>
-          <w:sz w:val="28"/>
-          <w:szCs w:val="28"/>
-          <w:lang w:val="el-GR"/>
-        </w:rPr>
-        <w:t>.</w:t>
-      </w:r>
-    </w:p>
-    <w:p>
-      <w:pPr>
-        <w:rPr>
-          <w:strike/>
-          <w:sz w:val="28"/>
-          <w:szCs w:val="28"/>
-          <w:lang w:val="el-GR"/>
-        </w:rPr>
-      </w:pPr>
-      <w:r>
-        <w:rPr>
-          <w:sz w:val="28"/>
-          <w:szCs w:val="28"/>
-          <w:lang w:val="el-GR"/>
-        </w:rPr>
-        <w:t>2.</w:t>
-      </w:r>
-      <w:r>
-        <w:rPr>
-          <w:sz w:val="28"/>
-          <w:szCs w:val="28"/>
-          <w:lang w:val="el-GR"/>
-        </w:rPr>
-        <w:t xml:space="preserve">α.2. Το σύστημα ενημερώνει τον χρήστη </w:t>
-      </w:r>
-      <w:r>
-        <w:rPr>
-          <w:sz w:val="28"/>
-          <w:szCs w:val="28"/>
-          <w:lang w:val="el-GR"/>
-        </w:rPr>
-        <w:t>ότι τα στοιχεία</w:t>
-      </w:r>
-      <w:r>
-        <w:rPr>
-          <w:sz w:val="28"/>
-          <w:szCs w:val="28"/>
-          <w:lang w:val="el-GR"/>
-        </w:rPr>
-        <w:t xml:space="preserve"> </w:t>
-      </w:r>
-      <w:r>
-        <w:rPr>
-          <w:sz w:val="28"/>
-          <w:szCs w:val="28"/>
-          <w:lang w:val="el-GR"/>
-        </w:rPr>
-        <w:t>του</w:t>
-      </w:r>
-      <w:r>
-        <w:rPr>
-          <w:sz w:val="28"/>
-          <w:szCs w:val="28"/>
-          <w:lang w:val="el-GR"/>
-        </w:rPr>
-        <w:t>,</w:t>
-      </w:r>
-      <w:r>
-        <w:rPr>
-          <w:sz w:val="28"/>
-          <w:szCs w:val="28"/>
-          <w:lang w:val="el-GR"/>
-        </w:rPr>
-        <w:t xml:space="preserve"> </w:t>
-      </w:r>
-      <w:r>
-        <w:rPr>
-          <w:sz w:val="28"/>
-          <w:szCs w:val="28"/>
-          <w:lang w:val="el-GR"/>
-        </w:rPr>
-        <w:t xml:space="preserve">(ο κωδικός ή το </w:t>
-      </w:r>
-      <w:r>
-        <w:rPr>
-          <w:sz w:val="28"/>
-          <w:szCs w:val="28"/>
-        </w:rPr>
-        <w:t>email</w:t>
-      </w:r>
-      <w:r>
-        <w:rPr>
-          <w:sz w:val="28"/>
-          <w:szCs w:val="28"/>
-          <w:lang w:val="el-GR"/>
-        </w:rPr>
-        <w:t>)</w:t>
-      </w:r>
-      <w:r>
-        <w:rPr>
-          <w:sz w:val="28"/>
-          <w:szCs w:val="28"/>
-          <w:lang w:val="el-GR"/>
-        </w:rPr>
-        <w:t>,</w:t>
-      </w:r>
-      <w:r>
-        <w:rPr>
-          <w:sz w:val="28"/>
-          <w:szCs w:val="28"/>
-          <w:lang w:val="el-GR"/>
-        </w:rPr>
-        <w:t xml:space="preserve"> </w:t>
-      </w:r>
-      <w:r>
-        <w:rPr>
-          <w:sz w:val="28"/>
-          <w:szCs w:val="28"/>
-          <w:lang w:val="el-GR"/>
-        </w:rPr>
-        <w:t>είναι λανθασμένα</w:t>
-      </w:r>
-      <w:r>
-        <w:rPr>
-          <w:sz w:val="28"/>
-          <w:szCs w:val="28"/>
-          <w:lang w:val="el-GR"/>
-        </w:rPr>
-        <w:t xml:space="preserve">, </w:t>
-      </w:r>
-      <w:r>
-        <w:rPr>
-          <w:sz w:val="28"/>
-          <w:szCs w:val="28"/>
-          <w:lang w:val="el-GR"/>
-        </w:rPr>
-        <w:t>δεν επιτρέπει την σύνδεση του</w:t>
-      </w:r>
-      <w:r>
-        <w:rPr>
-          <w:sz w:val="28"/>
-          <w:szCs w:val="28"/>
-          <w:lang w:val="el-GR"/>
-        </w:rPr>
-        <w:t xml:space="preserve"> και</w:t>
-      </w:r>
-      <w:r>
-        <w:rPr>
-          <w:sz w:val="28"/>
-          <w:szCs w:val="28"/>
-          <w:lang w:val="el-GR"/>
-        </w:rPr>
-        <w:t xml:space="preserve"> </w:t>
-      </w:r>
-      <w:r>
-        <w:rPr>
-          <w:sz w:val="28"/>
-          <w:szCs w:val="28"/>
-          <w:lang w:val="el-GR"/>
-        </w:rPr>
-        <w:t>δεν πιστοποιεί τον χρήστη</w:t>
-      </w:r>
-      <w:r>
-        <w:rPr>
-          <w:sz w:val="28"/>
-          <w:szCs w:val="28"/>
-          <w:lang w:val="el-GR"/>
-        </w:rPr>
-        <w:t>.</w:t>
-      </w:r>
-      <w:r>
-        <w:rPr>
-          <w:sz w:val="28"/>
-          <w:szCs w:val="28"/>
-          <w:lang w:val="el-GR"/>
-        </w:rPr>
-        <w:t xml:space="preserve"> </w:t>
-      </w:r>
-      <w:r>
-        <w:rPr>
-          <w:strike/>
-          <w:sz w:val="28"/>
-          <w:szCs w:val="28"/>
-          <w:lang w:val="el-GR"/>
-        </w:rPr>
-        <w:t>προτρέποντας</w:t>
-      </w:r>
-      <w:r>
-        <w:rPr>
-          <w:strike/>
-          <w:sz w:val="28"/>
-          <w:szCs w:val="28"/>
-          <w:lang w:val="el-GR"/>
-        </w:rPr>
-        <w:t xml:space="preserve"> έτσι</w:t>
-      </w:r>
-      <w:r>
-        <w:rPr>
-          <w:strike/>
-          <w:sz w:val="28"/>
-          <w:szCs w:val="28"/>
-          <w:lang w:val="el-GR"/>
-        </w:rPr>
-        <w:t xml:space="preserve"> τον έλεγχο ορθότητάς τους</w:t>
-      </w:r>
-      <w:r>
-        <w:rPr>
-          <w:strike/>
-          <w:sz w:val="28"/>
-          <w:szCs w:val="28"/>
-          <w:lang w:val="el-GR"/>
-        </w:rPr>
-        <w:t>.</w:t>
-      </w:r>
-    </w:p>
-    <w:p>
-      <w:pPr>
-        <w:rPr>
-          <w:sz w:val="28"/>
-          <w:szCs w:val="28"/>
-          <w:lang w:val="el-GR"/>
-        </w:rPr>
-      </w:pPr>
-      <w:r>
-        <w:rPr>
-          <w:sz w:val="28"/>
-          <w:szCs w:val="28"/>
-          <w:lang w:val="el-GR"/>
-        </w:rPr>
-        <w:t>2.</w:t>
-      </w:r>
-      <w:r>
-        <w:rPr>
-          <w:sz w:val="28"/>
-          <w:szCs w:val="28"/>
-          <w:lang w:val="el-GR"/>
-        </w:rPr>
-        <w:t xml:space="preserve">α.3. Η περίπτωση χρήσης επιστρέφει στο βήμα </w:t>
-      </w:r>
-      <w:r>
-        <w:rPr>
-          <w:sz w:val="28"/>
-          <w:szCs w:val="28"/>
-          <w:lang w:val="el-GR"/>
-        </w:rPr>
-        <w:t>1</w:t>
-      </w:r>
-      <w:r>
-        <w:rPr>
-          <w:sz w:val="28"/>
-          <w:szCs w:val="28"/>
-          <w:lang w:val="el-GR"/>
-        </w:rPr>
-        <w:t xml:space="preserve"> της </w:t>
-      </w:r>
-      <w:r>
-        <w:rPr>
-          <w:sz w:val="28"/>
-          <w:szCs w:val="28"/>
-          <w:lang w:val="el-GR"/>
-        </w:rPr>
-        <w:t>βασικής</w:t>
-      </w:r>
-      <w:r>
-        <w:rPr>
-          <w:sz w:val="28"/>
-          <w:szCs w:val="28"/>
-          <w:lang w:val="el-GR"/>
-        </w:rPr>
-        <w:t xml:space="preserve"> ροής</w:t>
-      </w:r>
-      <w:r>
-        <w:rPr>
-          <w:sz w:val="28"/>
-          <w:szCs w:val="28"/>
-          <w:lang w:val="el-GR"/>
-        </w:rPr>
-        <w:t>.</w:t>
-      </w:r>
-    </w:p>
-    <w:p>
-      <w:pPr>
-        <w:rPr>
-          <w:sz w:val="28"/>
-          <w:szCs w:val="28"/>
-          <w:u w:val="single"/>
-          <w:lang w:val="el-GR"/>
-        </w:rPr>
-      </w:pPr>
-      <w:r>
-        <w:rPr>
-          <w:sz w:val="28"/>
-          <w:szCs w:val="28"/>
-          <w:u w:val="single"/>
-          <w:lang w:val="el-GR"/>
-        </w:rPr>
-        <w:t xml:space="preserve">Εναλλακτική Ροή </w:t>
-      </w:r>
-      <w:r>
-        <w:rPr>
-          <w:sz w:val="28"/>
-          <w:szCs w:val="28"/>
-          <w:u w:val="single"/>
-          <w:lang w:val="el-GR"/>
-        </w:rPr>
-        <w:t>2.</w:t>
-      </w:r>
-      <w:r>
-        <w:rPr>
-          <w:sz w:val="28"/>
-          <w:szCs w:val="28"/>
-          <w:u w:val="single"/>
-          <w:lang w:val="el-GR"/>
-        </w:rPr>
-        <w:t>1</w:t>
-      </w:r>
-      <w:r>
-        <w:rPr>
-          <w:sz w:val="28"/>
-          <w:szCs w:val="28"/>
-          <w:u w:val="single"/>
-          <w:lang w:val="el-GR"/>
-        </w:rPr>
-        <w:t>:</w:t>
-      </w:r>
-    </w:p>
-    <w:p>
-      <w:pPr>
-        <w:rPr>
-          <w:b/>
-          <w:bCs/>
-          <w:sz w:val="28"/>
-          <w:szCs w:val="28"/>
-          <w:lang w:val="el-GR"/>
-        </w:rPr>
-      </w:pPr>
-      <w:r>
-        <w:rPr>
-          <w:b/>
-          <w:bCs/>
-          <w:sz w:val="28"/>
-          <w:szCs w:val="28"/>
-          <w:lang w:val="el-GR"/>
-        </w:rPr>
-        <w:t xml:space="preserve">Η ενναλακτική ροή αυτή επαναδιατυπώθηκε </w:t>
-      </w:r>
-      <w:r>
-        <w:rPr>
-          <w:b/>
-          <w:bCs/>
-          <w:sz w:val="28"/>
-          <w:szCs w:val="28"/>
-          <w:lang w:val="el-GR"/>
-        </w:rPr>
-        <w:t xml:space="preserve">δίνοντας υπόσταση στη </w:t>
-      </w:r>
-      <w:r>
-        <w:rPr>
-          <w:b/>
-          <w:bCs/>
-          <w:sz w:val="28"/>
-          <w:szCs w:val="28"/>
-        </w:rPr>
-        <w:t>sign</w:t>
-      </w:r>
-      <w:r>
-        <w:rPr>
-          <w:b/>
-          <w:bCs/>
-          <w:sz w:val="28"/>
-          <w:szCs w:val="28"/>
-          <w:lang w:val="el-GR"/>
-        </w:rPr>
-        <w:t xml:space="preserve"> </w:t>
-      </w:r>
-      <w:r>
-        <w:rPr>
-          <w:b/>
-          <w:bCs/>
-          <w:sz w:val="28"/>
-          <w:szCs w:val="28"/>
-        </w:rPr>
-        <w:t>in</w:t>
-      </w:r>
-      <w:r>
-        <w:rPr>
-          <w:b/>
-          <w:bCs/>
-          <w:sz w:val="28"/>
-          <w:szCs w:val="28"/>
-          <w:lang w:val="el-GR"/>
-        </w:rPr>
-        <w:t xml:space="preserve"> διεργασία.</w:t>
-      </w:r>
-    </w:p>
-    <w:p>
-      <w:pPr>
-        <w:rPr>
-          <w:strike/>
-          <w:sz w:val="28"/>
-          <w:szCs w:val="28"/>
-          <w:lang w:val="el-GR"/>
-        </w:rPr>
-      </w:pPr>
-      <w:r>
-        <w:rPr>
-          <w:strike/>
-          <w:sz w:val="28"/>
-          <w:szCs w:val="28"/>
-          <w:lang w:val="el-GR"/>
-        </w:rPr>
-        <w:t>2.</w:t>
-      </w:r>
-      <w:r>
-        <w:rPr>
-          <w:strike/>
-          <w:sz w:val="28"/>
-          <w:szCs w:val="28"/>
-          <w:lang w:val="el-GR"/>
-        </w:rPr>
-        <w:t xml:space="preserve">β.1. Το </w:t>
-      </w:r>
-      <w:r>
-        <w:rPr>
-          <w:strike/>
-          <w:sz w:val="28"/>
-          <w:szCs w:val="28"/>
-          <w:lang w:val="el-GR"/>
-        </w:rPr>
-        <w:t xml:space="preserve">σύστημα δεν βρήκε το </w:t>
-      </w:r>
-      <w:r>
-        <w:rPr>
-          <w:strike/>
-          <w:sz w:val="28"/>
-          <w:szCs w:val="28"/>
-        </w:rPr>
-        <w:t>email</w:t>
-      </w:r>
-      <w:r>
-        <w:rPr>
-          <w:strike/>
-          <w:sz w:val="28"/>
-          <w:szCs w:val="28"/>
-          <w:lang w:val="el-GR"/>
-        </w:rPr>
-        <w:t xml:space="preserve"> που εισήγαγε ο χρήστης.</w:t>
-      </w:r>
-    </w:p>
-    <w:p>
-      <w:pPr>
-        <w:rPr>
-          <w:strike/>
-          <w:sz w:val="28"/>
-          <w:szCs w:val="28"/>
-          <w:lang w:val="el-GR"/>
-        </w:rPr>
-      </w:pPr>
-      <w:r>
-        <w:rPr>
-          <w:strike/>
-          <w:sz w:val="28"/>
-          <w:szCs w:val="28"/>
-          <w:lang w:val="el-GR"/>
-        </w:rPr>
-        <w:t>2.</w:t>
-      </w:r>
-      <w:r>
-        <w:rPr>
-          <w:strike/>
-          <w:sz w:val="28"/>
-          <w:szCs w:val="28"/>
-          <w:lang w:val="el-GR"/>
-        </w:rPr>
-        <w:t xml:space="preserve">β.2. Το σύστημα ενημερώνει τον χρήστη να ελέγξει την ορθότητα του </w:t>
-      </w:r>
-      <w:r>
-        <w:rPr>
-          <w:strike/>
-          <w:sz w:val="28"/>
-          <w:szCs w:val="28"/>
-        </w:rPr>
-        <w:t>email</w:t>
-      </w:r>
-      <w:r>
-        <w:rPr>
-          <w:strike/>
-          <w:sz w:val="28"/>
-          <w:szCs w:val="28"/>
-          <w:lang w:val="el-GR"/>
-        </w:rPr>
-        <w:t xml:space="preserve"> ή να δημιουργήσει λογαριασμό.</w:t>
-      </w:r>
-    </w:p>
-    <w:p>
-      <w:pPr>
-        <w:rPr>
-          <w:sz w:val="28"/>
-          <w:szCs w:val="28"/>
-          <w:lang w:val="el-GR"/>
-        </w:rPr>
-      </w:pPr>
-      <w:r>
-        <w:rPr>
-          <w:sz w:val="28"/>
-          <w:szCs w:val="28"/>
-          <w:lang w:val="el-GR"/>
-        </w:rPr>
-        <w:t>2.</w:t>
-      </w:r>
-      <w:r>
-        <w:rPr>
-          <w:sz w:val="28"/>
-          <w:szCs w:val="28"/>
-          <w:lang w:val="el-GR"/>
-        </w:rPr>
-        <w:t>β.</w:t>
-      </w:r>
-      <w:r>
-        <w:rPr>
-          <w:sz w:val="28"/>
-          <w:szCs w:val="28"/>
-          <w:lang w:val="el-GR"/>
-        </w:rPr>
-        <w:t>1</w:t>
-      </w:r>
-      <w:r>
-        <w:rPr>
-          <w:sz w:val="28"/>
-          <w:szCs w:val="28"/>
-          <w:lang w:val="el-GR"/>
-        </w:rPr>
-        <w:t>. Ο χρήστης</w:t>
-      </w:r>
-      <w:r>
-        <w:rPr>
-          <w:sz w:val="28"/>
-          <w:szCs w:val="28"/>
-          <w:lang w:val="el-GR"/>
-        </w:rPr>
-        <w:t xml:space="preserve"> </w:t>
-      </w:r>
-      <w:r>
-        <w:rPr>
-          <w:sz w:val="28"/>
-          <w:szCs w:val="28"/>
-          <w:lang w:val="el-GR"/>
-        </w:rPr>
-        <w:t>διαπιστώνει</w:t>
-      </w:r>
-      <w:r>
-        <w:rPr>
-          <w:sz w:val="28"/>
-          <w:szCs w:val="28"/>
-          <w:lang w:val="el-GR"/>
-        </w:rPr>
-        <w:t xml:space="preserve"> ότι δεν έχει δημιουργήσει λογαριασμό και</w:t>
-      </w:r>
-      <w:r>
-        <w:rPr>
-          <w:sz w:val="28"/>
-          <w:szCs w:val="28"/>
-          <w:lang w:val="el-GR"/>
-        </w:rPr>
-        <w:t xml:space="preserve"> επιλέγει να δημιουργήσει πατώντας το κουμπί “</w:t>
-      </w:r>
-      <w:r>
-        <w:rPr>
-          <w:sz w:val="28"/>
-          <w:szCs w:val="28"/>
-        </w:rPr>
-        <w:t>sig</w:t>
-      </w:r>
-      <w:r>
-        <w:rPr>
-          <w:sz w:val="28"/>
-          <w:szCs w:val="28"/>
-        </w:rPr>
-        <w:t>n</w:t>
-      </w:r>
-      <w:r>
-        <w:rPr>
-          <w:sz w:val="28"/>
-          <w:szCs w:val="28"/>
-          <w:lang w:val="el-GR"/>
-        </w:rPr>
-        <w:t xml:space="preserve"> </w:t>
-      </w:r>
-      <w:r>
-        <w:rPr>
-          <w:sz w:val="28"/>
-          <w:szCs w:val="28"/>
-        </w:rPr>
-        <w:t>in</w:t>
-      </w:r>
-      <w:r>
-        <w:rPr>
-          <w:sz w:val="28"/>
-          <w:szCs w:val="28"/>
-          <w:lang w:val="el-GR"/>
-        </w:rPr>
-        <w:t>”</w:t>
-      </w:r>
-      <w:r>
-        <w:rPr>
-          <w:sz w:val="28"/>
-          <w:szCs w:val="28"/>
-          <w:lang w:val="el-GR"/>
-        </w:rPr>
-        <w:t xml:space="preserve"> που βρίσκεται στην σελίδα </w:t>
-      </w:r>
-      <w:r>
-        <w:rPr>
-          <w:sz w:val="28"/>
-          <w:szCs w:val="28"/>
-          <w:lang w:val="el-GR"/>
-        </w:rPr>
-        <w:t>αυτή</w:t>
-      </w:r>
-      <w:r>
-        <w:rPr>
-          <w:sz w:val="28"/>
-          <w:szCs w:val="28"/>
-          <w:lang w:val="el-GR"/>
-        </w:rPr>
-        <w:t>.</w:t>
-      </w:r>
-    </w:p>
-    <w:p>
-      <w:pPr>
-        <w:rPr>
-          <w:sz w:val="28"/>
-          <w:szCs w:val="28"/>
-          <w:lang w:val="el-GR"/>
-        </w:rPr>
-      </w:pPr>
-      <w:r>
-        <w:rPr>
-          <w:sz w:val="28"/>
-          <w:szCs w:val="28"/>
-          <w:lang w:val="el-GR"/>
-        </w:rPr>
-        <w:lastRenderedPageBreak/>
-        <w:t>2.β.</w:t>
-      </w:r>
-      <w:r>
-        <w:rPr>
-          <w:sz w:val="28"/>
-          <w:szCs w:val="28"/>
-          <w:lang w:val="el-GR"/>
-        </w:rPr>
-        <w:t>2</w:t>
-      </w:r>
-      <w:r>
-        <w:rPr>
-          <w:sz w:val="28"/>
-          <w:szCs w:val="28"/>
-          <w:lang w:val="el-GR"/>
-        </w:rPr>
-        <w:t>. Το σύστημα μεταφέρει τον χρήστη στο αντίστοιχο παράθυρο.</w:t>
-      </w:r>
-    </w:p>
-    <w:p>
-      <w:pPr>
-        <w:rPr>
-          <w:sz w:val="28"/>
-          <w:szCs w:val="28"/>
-          <w:lang w:val="el-GR"/>
-        </w:rPr>
-      </w:pPr>
-      <w:r>
-        <w:rPr>
-          <w:sz w:val="28"/>
-          <w:szCs w:val="28"/>
-          <w:lang w:val="el-GR"/>
-        </w:rPr>
-        <w:t>2.β.</w:t>
-      </w:r>
-      <w:r>
-        <w:rPr>
-          <w:sz w:val="28"/>
-          <w:szCs w:val="28"/>
-          <w:lang w:val="el-GR"/>
-        </w:rPr>
-        <w:t>3</w:t>
-      </w:r>
-      <w:r>
-        <w:rPr>
-          <w:sz w:val="28"/>
-          <w:szCs w:val="28"/>
-          <w:lang w:val="el-GR"/>
-        </w:rPr>
-        <w:t>. Ο χρήστης εισάγει τα στοιχεία του και επιλέγει “</w:t>
-      </w:r>
-      <w:r>
-        <w:rPr>
-          <w:sz w:val="28"/>
-          <w:szCs w:val="28"/>
-        </w:rPr>
-        <w:t>Create</w:t>
-      </w:r>
-      <w:r>
-        <w:rPr>
-          <w:sz w:val="28"/>
-          <w:szCs w:val="28"/>
-          <w:lang w:val="el-GR"/>
-        </w:rPr>
-        <w:t xml:space="preserve"> </w:t>
-      </w:r>
-      <w:r>
-        <w:rPr>
-          <w:sz w:val="28"/>
-          <w:szCs w:val="28"/>
-        </w:rPr>
-        <w:t>Account</w:t>
-      </w:r>
-      <w:r>
-        <w:rPr>
-          <w:sz w:val="28"/>
-          <w:szCs w:val="28"/>
-          <w:lang w:val="el-GR"/>
-        </w:rPr>
-        <w:t>”.</w:t>
-      </w:r>
-    </w:p>
-    <w:p>
-      <w:pPr>
-        <w:rPr>
-          <w:sz w:val="28"/>
-          <w:szCs w:val="28"/>
-          <w:lang w:val="el-GR"/>
-        </w:rPr>
-      </w:pPr>
-      <w:r>
-        <w:rPr>
-          <w:sz w:val="28"/>
-          <w:szCs w:val="28"/>
-          <w:lang w:val="el-GR"/>
-        </w:rPr>
-        <w:t>2.</w:t>
-      </w:r>
-      <w:r>
-        <w:rPr>
-          <w:sz w:val="28"/>
-          <w:szCs w:val="28"/>
-          <w:lang w:val="el-GR"/>
-        </w:rPr>
-        <w:t>β.</w:t>
-      </w:r>
-      <w:r>
-        <w:rPr>
-          <w:sz w:val="28"/>
-          <w:szCs w:val="28"/>
-          <w:lang w:val="el-GR"/>
-        </w:rPr>
-        <w:t>4</w:t>
-      </w:r>
-      <w:r>
-        <w:rPr>
-          <w:sz w:val="28"/>
-          <w:szCs w:val="28"/>
-          <w:lang w:val="el-GR"/>
-        </w:rPr>
-        <w:t xml:space="preserve">. </w:t>
-      </w:r>
-      <w:r>
-        <w:rPr>
-          <w:sz w:val="28"/>
-          <w:szCs w:val="28"/>
-          <w:lang w:val="el-GR"/>
-        </w:rPr>
-        <w:t xml:space="preserve">Το σύστημα εγγράφει τα στοιχεία του χρήστη δημιουργώντας του λογαριασμό στην εφαρμογή. </w:t>
-      </w:r>
-    </w:p>
-    <w:p>
-      <w:pPr>
-        <w:rPr>
-          <w:sz w:val="28"/>
-          <w:szCs w:val="28"/>
-          <w:lang w:val="el-GR"/>
-        </w:rPr>
-      </w:pPr>
-      <w:r>
-        <w:rPr>
-          <w:sz w:val="28"/>
-          <w:szCs w:val="28"/>
-          <w:lang w:val="el-GR"/>
-        </w:rPr>
-        <w:t>2.β.</w:t>
-      </w:r>
-      <w:r>
-        <w:rPr>
-          <w:sz w:val="28"/>
-          <w:szCs w:val="28"/>
-          <w:lang w:val="el-GR"/>
-        </w:rPr>
-        <w:t>5</w:t>
-      </w:r>
-      <w:r>
-        <w:rPr>
-          <w:sz w:val="28"/>
-          <w:szCs w:val="28"/>
-          <w:lang w:val="el-GR"/>
-        </w:rPr>
-        <w:t>.</w:t>
-      </w:r>
-      <w:r>
-        <w:rPr>
-          <w:sz w:val="28"/>
-          <w:szCs w:val="28"/>
-          <w:lang w:val="el-GR"/>
-        </w:rPr>
-        <w:t xml:space="preserve"> Η περίπτωση χρήσης επιστρέφει στο βήμα </w:t>
-      </w:r>
-      <w:r>
-        <w:rPr>
-          <w:sz w:val="28"/>
-          <w:szCs w:val="28"/>
-          <w:lang w:val="el-GR"/>
-        </w:rPr>
-        <w:t>1</w:t>
-      </w:r>
-      <w:r>
-        <w:rPr>
-          <w:sz w:val="28"/>
-          <w:szCs w:val="28"/>
-          <w:lang w:val="el-GR"/>
-        </w:rPr>
-        <w:t xml:space="preserve"> της βασικής ροής.</w:t>
-      </w:r>
-      <w:r>
-        <w:rPr>
-          <w:sz w:val="28"/>
-          <w:szCs w:val="28"/>
-          <w:lang w:val="el-GR"/>
-        </w:rPr>
-        <w:t xml:space="preserve"> </w:t>
-      </w:r>
-    </w:p>
-    <w:p>
-      <w:pPr>
-        <w:rPr>
-          <w:sz w:val="28"/>
-          <w:szCs w:val="28"/>
-          <w:u w:val="single"/>
-          <w:lang w:val="el-GR"/>
-        </w:rPr>
-      </w:pPr>
-      <w:r>
-        <w:rPr>
-          <w:sz w:val="28"/>
-          <w:szCs w:val="28"/>
+          <w:highlight w:val="yellow"/>
           <w:u w:val="single"/>
           <w:lang w:val="el-GR"/>
         </w:rPr>
@@ -2761,13 +3757,15 @@
         <w:rPr>
           <w:sz w:val="32"/>
           <w:szCs w:val="32"/>
-          <w:lang w:val="el-GR"/>
-        </w:rPr>
-      </w:pPr>
-      <w:r>
-        <w:rPr>
-          <w:sz w:val="28"/>
-          <w:szCs w:val="28"/>
+          <w:highlight w:val="yellow"/>
+          <w:lang w:val="el-GR"/>
+        </w:rPr>
+      </w:pPr>
+      <w:r>
+        <w:rPr>
+          <w:sz w:val="28"/>
+          <w:szCs w:val="28"/>
+          <w:highlight w:val="yellow"/>
           <w:lang w:val="el-GR"/>
         </w:rPr>
         <w:t xml:space="preserve">(2.β.3).α.1. Το σύστημα διακρίνει ότι το </w:t>
@@ -2776,6 +3774,7 @@
         <w:rPr>
           <w:sz w:val="28"/>
           <w:szCs w:val="28"/>
+          <w:highlight w:val="yellow"/>
         </w:rPr>
         <w:t>user</w:t>
       </w:r>
@@ -2783,14 +3782,16 @@
         <w:rPr>
           <w:sz w:val="28"/>
           <w:szCs w:val="28"/>
-          <w:lang w:val="el-GR"/>
-        </w:rPr>
-        <w:t xml:space="preserve"> </w:t>
-      </w:r>
-      <w:r>
-        <w:rPr>
-          <w:sz w:val="28"/>
-          <w:szCs w:val="28"/>
+          <w:highlight w:val="yellow"/>
+          <w:lang w:val="el-GR"/>
+        </w:rPr>
+        <w:t xml:space="preserve"> </w:t>
+      </w:r>
+      <w:r>
+        <w:rPr>
+          <w:sz w:val="28"/>
+          <w:szCs w:val="28"/>
+          <w:highlight w:val="yellow"/>
         </w:rPr>
         <w:t>email</w:t>
       </w:r>
@@ -2798,6 +3799,7 @@
         <w:rPr>
           <w:sz w:val="28"/>
           <w:szCs w:val="28"/>
+          <w:highlight w:val="yellow"/>
           <w:lang w:val="el-GR"/>
         </w:rPr>
         <w:t xml:space="preserve"> δεν ακολουθεί το πρότυπο </w:t>
@@ -2807,6 +3809,26 @@
           <w:color w:val="000000" w:themeColor="text1"/>
           <w:sz w:val="28"/>
           <w:szCs w:val="28"/>
+          <w:highlight w:val="yellow"/>
+        </w:rPr>
+        <w:t>email</w:t>
+      </w:r>
+      <w:r>
+        <w:rPr>
+          <w:color w:val="000000" w:themeColor="text1"/>
+          <w:sz w:val="28"/>
+          <w:szCs w:val="28"/>
+          <w:highlight w:val="yellow"/>
+          <w:lang w:val="el-GR"/>
+        </w:rPr>
+        <w:t xml:space="preserve"> </w:t>
+      </w:r>
+      <w:r>
+        <w:rPr>
+          <w:color w:val="000000" w:themeColor="text1"/>
+          <w:sz w:val="28"/>
+          <w:szCs w:val="28"/>
+          <w:highlight w:val="yellow"/>
         </w:rPr>
         <w:t>regex</w:t>
       </w:r>
@@ -2815,252 +3837,569 @@
           <w:color w:val="000000" w:themeColor="text1"/>
           <w:sz w:val="28"/>
           <w:szCs w:val="28"/>
-          <w:lang w:val="el-GR"/>
-        </w:rPr>
-        <w:t xml:space="preserve"> "^[</w:t>
+          <w:highlight w:val="yellow"/>
+          <w:lang w:val="el-GR"/>
+        </w:rPr>
+        <w:t>.</w:t>
+      </w:r>
+    </w:p>
+    <w:p>
+      <w:pPr>
+        <w:rPr>
+          <w:sz w:val="28"/>
+          <w:szCs w:val="28"/>
+          <w:highlight w:val="yellow"/>
+          <w:lang w:val="el-GR"/>
+        </w:rPr>
+      </w:pPr>
+      <w:r>
+        <w:rPr>
+          <w:sz w:val="28"/>
+          <w:szCs w:val="28"/>
+          <w:highlight w:val="yellow"/>
+          <w:lang w:val="el-GR"/>
+        </w:rPr>
+        <w:lastRenderedPageBreak/>
+        <w:t>(2.β.3).α.2. Το σύστημα εμφανίζει αντίστοιχο μήνυμα σφάλματος</w:t>
+      </w:r>
+      <w:r>
+        <w:rPr>
+          <w:sz w:val="28"/>
+          <w:szCs w:val="28"/>
+          <w:highlight w:val="yellow"/>
+          <w:lang w:val="el-GR"/>
+        </w:rPr>
+        <w:t xml:space="preserve"> και </w:t>
+      </w:r>
+      <w:r>
+        <w:rPr>
+          <w:sz w:val="28"/>
+          <w:szCs w:val="28"/>
+          <w:highlight w:val="yellow"/>
+          <w:lang w:val="el-GR"/>
+        </w:rPr>
+        <w:t>μεταφέρει</w:t>
+      </w:r>
+      <w:r>
+        <w:rPr>
+          <w:sz w:val="28"/>
+          <w:szCs w:val="28"/>
+          <w:highlight w:val="yellow"/>
+          <w:lang w:val="el-GR"/>
+        </w:rPr>
+        <w:t xml:space="preserve"> τον χρήστη στο παράθυρο εγγραφής.</w:t>
+      </w:r>
+    </w:p>
+    <w:p>
+      <w:pPr>
+        <w:rPr>
+          <w:sz w:val="28"/>
+          <w:szCs w:val="28"/>
+          <w:highlight w:val="yellow"/>
+          <w:lang w:val="el-GR"/>
+        </w:rPr>
+      </w:pPr>
+      <w:r>
+        <w:rPr>
+          <w:sz w:val="28"/>
+          <w:szCs w:val="28"/>
+          <w:highlight w:val="yellow"/>
+          <w:lang w:val="el-GR"/>
+        </w:rPr>
+        <w:t xml:space="preserve">(2.β.3).α.3. Ο χρήστης εισάγει στοιχεία χρήστη αλλά χρησιμοποιεί </w:t>
+      </w:r>
+      <w:r>
+        <w:rPr>
+          <w:sz w:val="28"/>
+          <w:szCs w:val="28"/>
+          <w:highlight w:val="yellow"/>
+        </w:rPr>
+        <w:t>email</w:t>
+      </w:r>
+      <w:r>
+        <w:rPr>
+          <w:sz w:val="28"/>
+          <w:szCs w:val="28"/>
+          <w:highlight w:val="yellow"/>
+          <w:lang w:val="el-GR"/>
+        </w:rPr>
+        <w:t xml:space="preserve"> υπάρχοντος χρήστη.</w:t>
+      </w:r>
+    </w:p>
+    <w:p>
+      <w:pPr>
+        <w:rPr>
+          <w:sz w:val="28"/>
+          <w:szCs w:val="28"/>
+          <w:highlight w:val="yellow"/>
+          <w:lang w:val="el-GR"/>
+        </w:rPr>
+      </w:pPr>
+      <w:r>
+        <w:rPr>
+          <w:sz w:val="28"/>
+          <w:szCs w:val="28"/>
+          <w:highlight w:val="yellow"/>
+          <w:lang w:val="el-GR"/>
+        </w:rPr>
+        <w:t>(2.β.3).α.2. Το σύστημα εμφανίζει αντίστοιχο μήνυμα σφάλματος και μεταφέρει τον χρήστη στο παράθυρο εγγραφής</w:t>
+      </w:r>
+    </w:p>
+    <w:p>
+      <w:pPr>
+        <w:rPr>
+          <w:sz w:val="28"/>
+          <w:szCs w:val="28"/>
+          <w:lang w:val="el-GR"/>
+        </w:rPr>
+      </w:pPr>
+      <w:r>
+        <w:rPr>
+          <w:sz w:val="28"/>
+          <w:szCs w:val="28"/>
+          <w:highlight w:val="yellow"/>
+          <w:lang w:val="el-GR"/>
+        </w:rPr>
+        <w:t>(2.β.3).α.3. Η περίπτωση χρήσης επιστρέφει στο βήμα 2.β.</w:t>
+      </w:r>
+      <w:r>
+        <w:rPr>
+          <w:sz w:val="28"/>
+          <w:szCs w:val="28"/>
+          <w:highlight w:val="yellow"/>
+          <w:lang w:val="el-GR"/>
+        </w:rPr>
+        <w:t>3</w:t>
+      </w:r>
+      <w:r>
+        <w:rPr>
+          <w:sz w:val="28"/>
+          <w:szCs w:val="28"/>
+          <w:highlight w:val="yellow"/>
+          <w:lang w:val="el-GR"/>
+        </w:rPr>
+        <w:t xml:space="preserve">. της εναλλακτικής ροής </w:t>
       </w:r>
       <w:r>
         <w:rPr>
           <w:color w:val="000000" w:themeColor="text1"/>
           <w:sz w:val="28"/>
           <w:szCs w:val="28"/>
+          <w:highlight w:val="yellow"/>
+          <w:u w:val="single"/>
+          <w:lang w:val="el-GR"/>
+        </w:rPr>
+        <w:t>2.1.</w:t>
+      </w:r>
+    </w:p>
+    <w:p>
+      <w:pPr>
+        <w:rPr>
+          <w:sz w:val="28"/>
+          <w:szCs w:val="28"/>
+          <w:lang w:val="el-GR"/>
+        </w:rPr>
+      </w:pPr>
+    </w:p>
+    <w:p>
+      <w:pPr>
+        <w:rPr>
+          <w:sz w:val="28"/>
+          <w:szCs w:val="28"/>
+          <w:u w:val="single"/>
+          <w:lang w:val="el-GR"/>
+        </w:rPr>
+      </w:pPr>
+      <w:r>
+        <w:rPr>
+          <w:sz w:val="28"/>
+          <w:szCs w:val="28"/>
+          <w:u w:val="single"/>
+          <w:lang w:val="el-GR"/>
+        </w:rPr>
+        <w:t xml:space="preserve">Εναλλακτική Ροή </w:t>
+      </w:r>
+      <w:r>
+        <w:rPr>
+          <w:sz w:val="28"/>
+          <w:szCs w:val="28"/>
+          <w:u w:val="single"/>
+          <w:lang w:val="el-GR"/>
+        </w:rPr>
+        <w:t>4</w:t>
+      </w:r>
+      <w:r>
+        <w:rPr>
+          <w:sz w:val="28"/>
+          <w:szCs w:val="28"/>
+          <w:u w:val="single"/>
+          <w:lang w:val="el-GR"/>
+        </w:rPr>
+        <w:t>:</w:t>
+      </w:r>
+    </w:p>
+    <w:p>
+      <w:pPr>
+        <w:rPr>
+          <w:sz w:val="28"/>
+          <w:szCs w:val="28"/>
+          <w:lang w:val="el-GR"/>
+        </w:rPr>
+      </w:pPr>
+      <w:r>
+        <w:rPr>
+          <w:sz w:val="28"/>
+          <w:szCs w:val="28"/>
+          <w:lang w:val="el-GR"/>
+        </w:rPr>
+        <w:t xml:space="preserve">9.α.1. Ο χρήστης επιλέγει να απορρίψει την αίτηση επιλέγοντας </w:t>
+      </w:r>
+      <w:r>
+        <w:rPr>
+          <w:strike/>
+          <w:sz w:val="28"/>
+          <w:szCs w:val="28"/>
+          <w:lang w:val="el-GR"/>
+        </w:rPr>
+        <w:t>“</w:t>
+      </w:r>
+      <w:r>
+        <w:rPr>
+          <w:strike/>
+          <w:sz w:val="28"/>
+          <w:szCs w:val="28"/>
+        </w:rPr>
+        <w:t>decline</w:t>
+      </w:r>
+      <w:r>
+        <w:rPr>
+          <w:strike/>
+          <w:sz w:val="28"/>
+          <w:szCs w:val="28"/>
+          <w:lang w:val="el-GR"/>
+        </w:rPr>
+        <w:t>”</w:t>
+      </w:r>
+      <w:r>
+        <w:rPr>
+          <w:strike/>
+          <w:sz w:val="28"/>
+          <w:szCs w:val="28"/>
+          <w:lang w:val="el-GR"/>
+        </w:rPr>
+        <w:t xml:space="preserve"> </w:t>
+      </w:r>
+      <w:r>
+        <w:rPr>
+          <w:sz w:val="28"/>
+          <w:szCs w:val="28"/>
+          <w:highlight w:val="yellow"/>
+          <w:lang w:val="el-GR"/>
+        </w:rPr>
+        <w:t>“</w:t>
+      </w:r>
+      <w:r>
+        <w:rPr>
+          <w:sz w:val="28"/>
+          <w:szCs w:val="28"/>
+          <w:highlight w:val="yellow"/>
+        </w:rPr>
+        <w:t>cancel</w:t>
+      </w:r>
+      <w:r>
+        <w:rPr>
+          <w:sz w:val="28"/>
+          <w:szCs w:val="28"/>
+          <w:highlight w:val="yellow"/>
+          <w:lang w:val="el-GR"/>
+        </w:rPr>
+        <w:t>”.</w:t>
+      </w:r>
+    </w:p>
+    <w:p>
+      <w:pPr>
+        <w:rPr>
+          <w:sz w:val="28"/>
+          <w:szCs w:val="28"/>
+          <w:lang w:val="el-GR"/>
+        </w:rPr>
+      </w:pPr>
+      <w:r>
+        <w:rPr>
+          <w:sz w:val="28"/>
+          <w:szCs w:val="28"/>
+          <w:lang w:val="el-GR"/>
+        </w:rPr>
+        <w:t xml:space="preserve">9.α.2. Το σύστημα δεν </w:t>
+      </w:r>
+      <w:r>
+        <w:rPr>
+          <w:sz w:val="28"/>
+          <w:szCs w:val="28"/>
+          <w:lang w:val="el-GR"/>
+        </w:rPr>
+        <w:t>καταχωρεί καμία πληροφορία σχετικά με την αγγελία.</w:t>
+      </w:r>
+    </w:p>
+    <w:p>
+      <w:pPr>
+        <w:rPr>
+          <w:sz w:val="28"/>
+          <w:szCs w:val="28"/>
+          <w:lang w:val="el-GR"/>
+        </w:rPr>
+      </w:pPr>
+      <w:r>
+        <w:rPr>
+          <w:sz w:val="28"/>
+          <w:szCs w:val="28"/>
+          <w:lang w:val="el-GR"/>
+        </w:rPr>
+        <w:t xml:space="preserve">9.α.3. </w:t>
+      </w:r>
+      <w:r>
+        <w:rPr>
+          <w:sz w:val="28"/>
+          <w:szCs w:val="28"/>
+          <w:lang w:val="el-GR"/>
+        </w:rPr>
+        <w:t xml:space="preserve">Η περίπτωση χρήσης επιστρέφει στο βήμα </w:t>
+      </w:r>
+      <w:r>
+        <w:rPr>
+          <w:sz w:val="28"/>
+          <w:szCs w:val="28"/>
+          <w:lang w:val="el-GR"/>
+        </w:rPr>
+        <w:t>4</w:t>
+      </w:r>
+      <w:r>
+        <w:rPr>
+          <w:sz w:val="28"/>
+          <w:szCs w:val="28"/>
+          <w:lang w:val="el-GR"/>
+        </w:rPr>
+        <w:t xml:space="preserve"> </w:t>
+      </w:r>
+      <w:r>
+        <w:rPr>
+          <w:sz w:val="28"/>
+          <w:szCs w:val="28"/>
+          <w:lang w:val="el-GR"/>
+        </w:rPr>
+        <w:t>της βασικής ροής.</w:t>
+      </w:r>
+    </w:p>
+    <w:p>
+      <w:pPr>
+        <w:rPr>
+          <w:strike/>
+          <w:sz w:val="28"/>
+          <w:szCs w:val="28"/>
+          <w:u w:val="single"/>
+          <w:lang w:val="el-GR"/>
+        </w:rPr>
+      </w:pPr>
+      <w:r>
+        <w:rPr>
+          <w:strike/>
+          <w:sz w:val="28"/>
+          <w:szCs w:val="28"/>
+          <w:u w:val="single"/>
+          <w:lang w:val="el-GR"/>
+        </w:rPr>
+        <w:t xml:space="preserve">Εναλλακτική Ροή </w:t>
+      </w:r>
+      <w:r>
+        <w:rPr>
+          <w:strike/>
+          <w:sz w:val="28"/>
+          <w:szCs w:val="28"/>
+          <w:u w:val="single"/>
+          <w:lang w:val="el-GR"/>
+        </w:rPr>
+        <w:t>4</w:t>
+      </w:r>
+      <w:r>
+        <w:rPr>
+          <w:strike/>
+          <w:sz w:val="28"/>
+          <w:szCs w:val="28"/>
+          <w:u w:val="single"/>
+          <w:lang w:val="el-GR"/>
+        </w:rPr>
+        <w:t>:</w:t>
+      </w:r>
+    </w:p>
+    <w:p>
+      <w:pPr>
+        <w:rPr>
+          <w:strike/>
+          <w:sz w:val="28"/>
+          <w:szCs w:val="28"/>
+          <w:lang w:val="el-GR"/>
+        </w:rPr>
+      </w:pPr>
+      <w:r>
+        <w:rPr>
+          <w:strike/>
+          <w:sz w:val="28"/>
+          <w:szCs w:val="28"/>
+          <w:lang w:val="el-GR"/>
+        </w:rPr>
+        <w:t>11.α.1. Ο χρήστης επιλέγει το κουμπί “</w:t>
+      </w:r>
+      <w:r>
+        <w:rPr>
+          <w:strike/>
+          <w:sz w:val="28"/>
+          <w:szCs w:val="28"/>
+        </w:rPr>
+        <w:t>Cancel</w:t>
+      </w:r>
+      <w:r>
+        <w:rPr>
+          <w:strike/>
+          <w:sz w:val="28"/>
+          <w:szCs w:val="28"/>
+          <w:lang w:val="el-GR"/>
+        </w:rPr>
+        <w:t xml:space="preserve"> </w:t>
+      </w:r>
+      <w:r>
+        <w:rPr>
+          <w:strike/>
+          <w:sz w:val="28"/>
+          <w:szCs w:val="28"/>
+        </w:rPr>
+        <w:t>Application</w:t>
+      </w:r>
+      <w:r>
+        <w:rPr>
+          <w:strike/>
+          <w:sz w:val="28"/>
+          <w:szCs w:val="28"/>
+          <w:lang w:val="el-GR"/>
+        </w:rPr>
+        <w:t>”.</w:t>
+      </w:r>
+    </w:p>
+    <w:p>
+      <w:pPr>
+        <w:rPr>
+          <w:strike/>
+          <w:sz w:val="28"/>
+          <w:szCs w:val="28"/>
+          <w:lang w:val="el-GR"/>
+        </w:rPr>
+      </w:pPr>
+      <w:r>
+        <w:rPr>
+          <w:strike/>
+          <w:sz w:val="28"/>
+          <w:szCs w:val="28"/>
+          <w:lang w:val="el-GR"/>
+        </w:rPr>
+        <w:t>11.α.2. Το σύστημα διαγράφει την αίτηση από την βάση δεδομένων</w:t>
+      </w:r>
+      <w:r>
+        <w:rPr>
+          <w:strike/>
+          <w:sz w:val="28"/>
+          <w:szCs w:val="28"/>
+          <w:lang w:val="el-GR"/>
+        </w:rPr>
+        <w:t>, από το πεδίο “</w:t>
+      </w:r>
+      <w:r>
+        <w:rPr>
+          <w:strike/>
+          <w:sz w:val="28"/>
+          <w:szCs w:val="28"/>
+          <w:lang w:val="el-GR"/>
+        </w:rPr>
+        <w:t>Μ</w:t>
+      </w:r>
+      <w:r>
+        <w:rPr>
+          <w:strike/>
+          <w:sz w:val="28"/>
+          <w:szCs w:val="28"/>
+        </w:rPr>
+        <w:t>y</w:t>
+      </w:r>
+      <w:r>
+        <w:rPr>
+          <w:strike/>
+          <w:sz w:val="28"/>
+          <w:szCs w:val="28"/>
+          <w:lang w:val="el-GR"/>
+        </w:rPr>
+        <w:t xml:space="preserve"> </w:t>
+      </w:r>
+      <w:r>
+        <w:rPr>
+          <w:strike/>
+          <w:sz w:val="28"/>
+          <w:szCs w:val="28"/>
         </w:rPr>
         <w:t>A</w:t>
       </w:r>
       <w:r>
         <w:rPr>
-          <w:color w:val="000000" w:themeColor="text1"/>
-          <w:sz w:val="28"/>
-          <w:szCs w:val="28"/>
-          <w:lang w:val="el-GR"/>
-        </w:rPr>
-        <w:t>-</w:t>
-      </w:r>
-      <w:r>
-        <w:rPr>
-          <w:color w:val="000000" w:themeColor="text1"/>
-          <w:sz w:val="28"/>
-          <w:szCs w:val="28"/>
-        </w:rPr>
-        <w:t>Za</w:t>
-      </w:r>
-      <w:r>
-        <w:rPr>
-          <w:color w:val="000000" w:themeColor="text1"/>
-          <w:sz w:val="28"/>
-          <w:szCs w:val="28"/>
-          <w:lang w:val="el-GR"/>
-        </w:rPr>
-        <w:t>-</w:t>
-      </w:r>
-      <w:r>
-        <w:rPr>
-          <w:color w:val="000000" w:themeColor="text1"/>
-          <w:sz w:val="28"/>
-          <w:szCs w:val="28"/>
-        </w:rPr>
-        <w:t>z</w:t>
-      </w:r>
-      <w:r>
-        <w:rPr>
-          <w:color w:val="000000" w:themeColor="text1"/>
-          <w:sz w:val="28"/>
-          <w:szCs w:val="28"/>
-          <w:lang w:val="el-GR"/>
-        </w:rPr>
-        <w:t>0-9+_.-]</w:t>
-      </w:r>
-      <w:hyperlink r:id="rId5" w:history="1">
-        <w:r>
-          <w:rPr>
-            <w:rStyle w:val="Hyperlink"/>
-            <w:sz w:val="28"/>
-            <w:szCs w:val="28"/>
-            <w:lang w:val="el-GR"/>
-          </w:rPr>
-          <w:t>+@[</w:t>
-        </w:r>
-        <w:r>
-          <w:rPr>
-            <w:rStyle w:val="Hyperlink"/>
-            <w:sz w:val="28"/>
-            <w:szCs w:val="28"/>
-          </w:rPr>
-          <w:t>A</w:t>
-        </w:r>
-        <w:r>
-          <w:rPr>
-            <w:rStyle w:val="Hyperlink"/>
-            <w:sz w:val="28"/>
-            <w:szCs w:val="28"/>
-            <w:lang w:val="el-GR"/>
-          </w:rPr>
-          <w:t>-</w:t>
-        </w:r>
-        <w:r>
-          <w:rPr>
-            <w:rStyle w:val="Hyperlink"/>
-            <w:sz w:val="28"/>
-            <w:szCs w:val="28"/>
-          </w:rPr>
-          <w:t>Za</w:t>
-        </w:r>
-        <w:r>
-          <w:rPr>
-            <w:rStyle w:val="Hyperlink"/>
-            <w:sz w:val="28"/>
-            <w:szCs w:val="28"/>
-            <w:lang w:val="el-GR"/>
-          </w:rPr>
-          <w:t>-</w:t>
-        </w:r>
-        <w:r>
-          <w:rPr>
-            <w:rStyle w:val="Hyperlink"/>
-            <w:sz w:val="28"/>
-            <w:szCs w:val="28"/>
-          </w:rPr>
-          <w:t>z</w:t>
-        </w:r>
-        <w:r>
-          <w:rPr>
-            <w:rStyle w:val="Hyperlink"/>
-            <w:sz w:val="28"/>
-            <w:szCs w:val="28"/>
-            <w:lang w:val="el-GR"/>
-          </w:rPr>
-          <w:t>0-9.-]+\\.[</w:t>
-        </w:r>
-        <w:r>
-          <w:rPr>
-            <w:rStyle w:val="Hyperlink"/>
-            <w:sz w:val="28"/>
-            <w:szCs w:val="28"/>
-          </w:rPr>
-          <w:t>A</w:t>
-        </w:r>
-        <w:r>
-          <w:rPr>
-            <w:rStyle w:val="Hyperlink"/>
-            <w:sz w:val="28"/>
-            <w:szCs w:val="28"/>
-            <w:lang w:val="el-GR"/>
-          </w:rPr>
-          <w:t>-</w:t>
-        </w:r>
-        <w:r>
-          <w:rPr>
-            <w:rStyle w:val="Hyperlink"/>
-            <w:sz w:val="28"/>
-            <w:szCs w:val="28"/>
-          </w:rPr>
-          <w:t>Za</w:t>
-        </w:r>
-        <w:r>
-          <w:rPr>
-            <w:rStyle w:val="Hyperlink"/>
-            <w:sz w:val="28"/>
-            <w:szCs w:val="28"/>
-            <w:lang w:val="el-GR"/>
-          </w:rPr>
-          <w:t>-</w:t>
-        </w:r>
-        <w:r>
-          <w:rPr>
-            <w:rStyle w:val="Hyperlink"/>
-            <w:sz w:val="28"/>
-            <w:szCs w:val="28"/>
-          </w:rPr>
-          <w:t>z</w:t>
-        </w:r>
-        <w:r>
-          <w:rPr>
-            <w:rStyle w:val="Hyperlink"/>
-            <w:sz w:val="28"/>
-            <w:szCs w:val="28"/>
-            <w:lang w:val="el-GR"/>
-          </w:rPr>
-          <w:t>]{2,}$</w:t>
-        </w:r>
-      </w:hyperlink>
-      <w:r>
-        <w:rPr>
-          <w:color w:val="000000" w:themeColor="text1"/>
-          <w:sz w:val="28"/>
-          <w:szCs w:val="28"/>
-          <w:lang w:val="el-GR"/>
-        </w:rPr>
-        <w:t>"</w:t>
-      </w:r>
-      <w:r>
-        <w:rPr>
-          <w:color w:val="000000" w:themeColor="text1"/>
-          <w:sz w:val="28"/>
-          <w:szCs w:val="28"/>
-          <w:lang w:val="el-GR"/>
-        </w:rPr>
-        <w:t xml:space="preserve"> .</w:t>
-      </w:r>
-    </w:p>
-    <w:p>
-      <w:pPr>
-        <w:rPr>
-          <w:sz w:val="28"/>
-          <w:szCs w:val="28"/>
-          <w:lang w:val="el-GR"/>
-        </w:rPr>
-      </w:pPr>
-      <w:r>
-        <w:rPr>
-          <w:sz w:val="28"/>
-          <w:szCs w:val="28"/>
-          <w:lang w:val="el-GR"/>
-        </w:rPr>
-        <w:t>(2.β.3).α.2. Το σύστημα εμφανίζει αντίστοιχο μήνυμα σφάλματος</w:t>
-      </w:r>
-      <w:r>
-        <w:rPr>
-          <w:sz w:val="28"/>
-          <w:szCs w:val="28"/>
-          <w:lang w:val="el-GR"/>
-        </w:rPr>
-        <w:t xml:space="preserve"> και </w:t>
-      </w:r>
-      <w:r>
-        <w:rPr>
-          <w:sz w:val="28"/>
-          <w:szCs w:val="28"/>
-          <w:lang w:val="el-GR"/>
-        </w:rPr>
-        <w:t>μεταφέρει</w:t>
-      </w:r>
-      <w:r>
-        <w:rPr>
-          <w:sz w:val="28"/>
-          <w:szCs w:val="28"/>
-          <w:lang w:val="el-GR"/>
-        </w:rPr>
-        <w:t xml:space="preserve"> τον χρήστη στο παράθυρο εγγραφής.</w:t>
-      </w:r>
-    </w:p>
-    <w:p>
-      <w:pPr>
-        <w:rPr>
-          <w:sz w:val="28"/>
-          <w:szCs w:val="28"/>
-          <w:lang w:val="el-GR"/>
-        </w:rPr>
-      </w:pPr>
-      <w:r>
-        <w:rPr>
-          <w:sz w:val="28"/>
-          <w:szCs w:val="28"/>
-          <w:lang w:val="el-GR"/>
-        </w:rPr>
-        <w:t xml:space="preserve">(2.β.3).α.3. Ο χρήστης εισάγει στοιχεία χρήστη αλλά χρησιμοποιεί </w:t>
-      </w:r>
-      <w:r>
-        <w:rPr>
+          <w:strike/>
+          <w:sz w:val="28"/>
+          <w:szCs w:val="28"/>
+        </w:rPr>
+        <w:t>pplications</w:t>
+      </w:r>
+      <w:r>
+        <w:rPr>
+          <w:strike/>
+          <w:sz w:val="28"/>
+          <w:szCs w:val="28"/>
+          <w:lang w:val="el-GR"/>
+        </w:rPr>
+        <w:t xml:space="preserve">” στο </w:t>
+      </w:r>
+      <w:r>
+        <w:rPr>
+          <w:strike/>
+          <w:sz w:val="28"/>
+          <w:szCs w:val="28"/>
+        </w:rPr>
+        <w:t>profile</w:t>
+      </w:r>
+      <w:r>
+        <w:rPr>
+          <w:strike/>
+          <w:sz w:val="28"/>
+          <w:szCs w:val="28"/>
+          <w:lang w:val="el-GR"/>
+        </w:rPr>
+        <w:t xml:space="preserve"> του </w:t>
+      </w:r>
+      <w:r>
+        <w:rPr>
+          <w:strike/>
+          <w:sz w:val="28"/>
+          <w:szCs w:val="28"/>
+          <w:lang w:val="el-GR"/>
+        </w:rPr>
+        <w:t xml:space="preserve">χρήστη και </w:t>
+      </w:r>
+      <w:r>
+        <w:rPr>
+          <w:strike/>
+          <w:sz w:val="28"/>
+          <w:szCs w:val="28"/>
+          <w:lang w:val="el-GR"/>
+        </w:rPr>
+        <w:t xml:space="preserve">αποστέλλει νέο </w:t>
+      </w:r>
+      <w:r>
+        <w:rPr>
+          <w:strike/>
           <w:sz w:val="28"/>
           <w:szCs w:val="28"/>
         </w:rPr>
@@ -3068,484 +4407,12 @@
       </w:r>
       <w:r>
         <w:rPr>
-          <w:sz w:val="28"/>
-          <w:szCs w:val="28"/>
-          <w:lang w:val="el-GR"/>
-        </w:rPr>
-        <w:t xml:space="preserve"> υπάρχοντος χρήστη.</w:t>
-      </w:r>
-    </w:p>
-    <w:p>
-      <w:pPr>
-        <w:rPr>
-          <w:sz w:val="28"/>
-          <w:szCs w:val="28"/>
-          <w:lang w:val="el-GR"/>
-        </w:rPr>
-      </w:pPr>
-      <w:r>
-        <w:rPr>
-          <w:sz w:val="28"/>
-          <w:szCs w:val="28"/>
-          <w:lang w:val="el-GR"/>
-        </w:rPr>
-        <w:t>(2.β.3).α.2. Το σύστημα εμφανίζει αντίστοιχο μήνυμα σφάλματος και μεταφέρει τον χρήστη στο παράθυρο εγγραφής</w:t>
-      </w:r>
-    </w:p>
-    <w:p>
-      <w:pPr>
-        <w:rPr>
-          <w:sz w:val="28"/>
-          <w:szCs w:val="28"/>
-          <w:lang w:val="el-GR"/>
-        </w:rPr>
-      </w:pPr>
-      <w:r>
-        <w:rPr>
-          <w:sz w:val="28"/>
-          <w:szCs w:val="28"/>
-          <w:lang w:val="el-GR"/>
-        </w:rPr>
-        <w:t>(2.β.3).α.3. Η περίπτωση χρήσης επιστρέφει στο βήμα 2.β.</w:t>
-      </w:r>
-      <w:r>
-        <w:rPr>
-          <w:sz w:val="28"/>
-          <w:szCs w:val="28"/>
-          <w:lang w:val="el-GR"/>
-        </w:rPr>
-        <w:t>3</w:t>
-      </w:r>
-      <w:r>
-        <w:rPr>
-          <w:sz w:val="28"/>
-          <w:szCs w:val="28"/>
-          <w:lang w:val="el-GR"/>
-        </w:rPr>
-        <w:t xml:space="preserve">. της εναλλακτικής ροής </w:t>
-      </w:r>
-      <w:r>
-        <w:rPr>
-          <w:color w:val="000000" w:themeColor="text1"/>
-          <w:sz w:val="28"/>
-          <w:szCs w:val="28"/>
-          <w:u w:val="single"/>
-          <w:lang w:val="el-GR"/>
-        </w:rPr>
-        <w:t>2.1.</w:t>
-      </w:r>
-    </w:p>
-    <w:p>
-      <w:pPr>
-        <w:rPr>
-          <w:sz w:val="28"/>
-          <w:szCs w:val="28"/>
-          <w:lang w:val="el-GR"/>
-        </w:rPr>
-      </w:pPr>
-    </w:p>
-    <w:p>
-      <w:pPr>
-        <w:rPr>
-          <w:sz w:val="28"/>
-          <w:szCs w:val="28"/>
-          <w:u w:val="single"/>
-          <w:lang w:val="el-GR"/>
-        </w:rPr>
-      </w:pPr>
-      <w:r>
-        <w:rPr>
-          <w:sz w:val="28"/>
-          <w:szCs w:val="28"/>
-          <w:u w:val="single"/>
-          <w:lang w:val="el-GR"/>
-        </w:rPr>
-        <w:t xml:space="preserve">Εναλλακτική Ροή </w:t>
-      </w:r>
-      <w:r>
-        <w:rPr>
-          <w:sz w:val="28"/>
-          <w:szCs w:val="28"/>
-          <w:u w:val="single"/>
-          <w:lang w:val="el-GR"/>
-        </w:rPr>
-        <w:t>4</w:t>
-      </w:r>
-      <w:r>
-        <w:rPr>
-          <w:sz w:val="28"/>
-          <w:szCs w:val="28"/>
-          <w:u w:val="single"/>
-          <w:lang w:val="el-GR"/>
-        </w:rPr>
-        <w:t>:</w:t>
-      </w:r>
-    </w:p>
-    <w:p>
-      <w:pPr>
-        <w:rPr>
-          <w:sz w:val="28"/>
-          <w:szCs w:val="28"/>
-          <w:lang w:val="el-GR"/>
-        </w:rPr>
-      </w:pPr>
-      <w:r>
-        <w:rPr>
-          <w:sz w:val="28"/>
-          <w:szCs w:val="28"/>
-          <w:lang w:val="el-GR"/>
-        </w:rPr>
-        <w:t xml:space="preserve">9.α.1. Ο χρήστης επιλέγει να απορρίψει την αίτηση επιλέγοντας </w:t>
-      </w:r>
-      <w:r>
-        <w:rPr>
-          <w:strike/>
-          <w:sz w:val="28"/>
-          <w:szCs w:val="28"/>
-          <w:lang w:val="el-GR"/>
-        </w:rPr>
-        <w:t>“</w:t>
-      </w:r>
-      <w:r>
-        <w:rPr>
-          <w:strike/>
-          <w:sz w:val="28"/>
-          <w:szCs w:val="28"/>
-        </w:rPr>
-        <w:t>decline</w:t>
-      </w:r>
-      <w:r>
-        <w:rPr>
-          <w:strike/>
-          <w:sz w:val="28"/>
-          <w:szCs w:val="28"/>
-          <w:lang w:val="el-GR"/>
-        </w:rPr>
-        <w:t>”</w:t>
-      </w:r>
-      <w:r>
-        <w:rPr>
-          <w:strike/>
-          <w:sz w:val="28"/>
-          <w:szCs w:val="28"/>
-          <w:lang w:val="el-GR"/>
-        </w:rPr>
-        <w:t xml:space="preserve"> </w:t>
-      </w:r>
-      <w:r>
-        <w:rPr>
-          <w:sz w:val="28"/>
-          <w:szCs w:val="28"/>
-          <w:lang w:val="el-GR"/>
-        </w:rPr>
-        <w:t>“</w:t>
-      </w:r>
-      <w:r>
-        <w:rPr>
-          <w:sz w:val="28"/>
-          <w:szCs w:val="28"/>
-        </w:rPr>
-        <w:t>cancel</w:t>
-      </w:r>
-      <w:r>
-        <w:rPr>
-          <w:sz w:val="28"/>
-          <w:szCs w:val="28"/>
-          <w:lang w:val="el-GR"/>
-        </w:rPr>
-        <w:t>”.</w:t>
-      </w:r>
-    </w:p>
-    <w:p>
-      <w:pPr>
-        <w:rPr>
-          <w:sz w:val="28"/>
-          <w:szCs w:val="28"/>
-          <w:lang w:val="el-GR"/>
-        </w:rPr>
-      </w:pPr>
-      <w:r>
-        <w:rPr>
-          <w:sz w:val="28"/>
-          <w:szCs w:val="28"/>
-          <w:lang w:val="el-GR"/>
-        </w:rPr>
-        <w:t xml:space="preserve">9.α.2. Το σύστημα δεν </w:t>
-      </w:r>
-      <w:r>
-        <w:rPr>
-          <w:sz w:val="28"/>
-          <w:szCs w:val="28"/>
-          <w:lang w:val="el-GR"/>
-        </w:rPr>
-        <w:t>καταχωρεί καμία πληροφορία σχετικά με την αγγελία.</w:t>
-      </w:r>
-    </w:p>
-    <w:p>
-      <w:pPr>
-        <w:rPr>
-          <w:sz w:val="28"/>
-          <w:szCs w:val="28"/>
-          <w:lang w:val="el-GR"/>
-        </w:rPr>
-      </w:pPr>
-      <w:r>
-        <w:rPr>
-          <w:sz w:val="28"/>
-          <w:szCs w:val="28"/>
-          <w:lang w:val="el-GR"/>
-        </w:rPr>
-        <w:t xml:space="preserve">9.α.3. </w:t>
-      </w:r>
-      <w:r>
-        <w:rPr>
-          <w:sz w:val="28"/>
-          <w:szCs w:val="28"/>
-          <w:lang w:val="el-GR"/>
-        </w:rPr>
-        <w:t xml:space="preserve">Η περίπτωση χρήσης επιστρέφει στο βήμα </w:t>
-      </w:r>
-      <w:r>
-        <w:rPr>
-          <w:sz w:val="28"/>
-          <w:szCs w:val="28"/>
-          <w:lang w:val="el-GR"/>
-        </w:rPr>
-        <w:t>4</w:t>
-      </w:r>
-      <w:r>
-        <w:rPr>
-          <w:sz w:val="28"/>
-          <w:szCs w:val="28"/>
-          <w:lang w:val="el-GR"/>
-        </w:rPr>
-        <w:t xml:space="preserve"> της βασικής ροής.</w:t>
-      </w:r>
-    </w:p>
-    <w:p>
-      <w:pPr>
-        <w:rPr>
-          <w:strike/>
-          <w:sz w:val="28"/>
-          <w:szCs w:val="28"/>
-          <w:u w:val="single"/>
-          <w:lang w:val="el-GR"/>
-        </w:rPr>
-      </w:pPr>
-      <w:r>
-        <w:rPr>
-          <w:strike/>
-          <w:sz w:val="28"/>
-          <w:szCs w:val="28"/>
-          <w:u w:val="single"/>
-          <w:lang w:val="el-GR"/>
-        </w:rPr>
-        <w:t xml:space="preserve">Εναλλακτική Ροή </w:t>
-      </w:r>
-      <w:r>
-        <w:rPr>
-          <w:strike/>
-          <w:sz w:val="28"/>
-          <w:szCs w:val="28"/>
-          <w:u w:val="single"/>
-          <w:lang w:val="el-GR"/>
-        </w:rPr>
-        <w:t>4</w:t>
-      </w:r>
-      <w:r>
-        <w:rPr>
-          <w:strike/>
-          <w:sz w:val="28"/>
-          <w:szCs w:val="28"/>
-          <w:u w:val="single"/>
-          <w:lang w:val="el-GR"/>
-        </w:rPr>
-        <w:t>:</w:t>
-      </w:r>
-    </w:p>
-    <w:p>
-      <w:pPr>
-        <w:rPr>
-          <w:strike/>
-          <w:sz w:val="28"/>
-          <w:szCs w:val="28"/>
-          <w:lang w:val="el-GR"/>
-        </w:rPr>
-      </w:pPr>
-      <w:r>
-        <w:rPr>
-          <w:strike/>
-          <w:sz w:val="28"/>
-          <w:szCs w:val="28"/>
-          <w:lang w:val="el-GR"/>
-        </w:rPr>
-        <w:t>11.α.1. Ο χρήστης επιλέγει το κουμπί “</w:t>
-      </w:r>
-      <w:r>
-        <w:rPr>
-          <w:strike/>
-          <w:sz w:val="28"/>
-          <w:szCs w:val="28"/>
-        </w:rPr>
-        <w:t>Cancel</w:t>
-      </w:r>
-      <w:r>
-        <w:rPr>
-          <w:strike/>
-          <w:sz w:val="28"/>
-          <w:szCs w:val="28"/>
-          <w:lang w:val="el-GR"/>
-        </w:rPr>
-        <w:t xml:space="preserve"> </w:t>
-      </w:r>
-      <w:r>
-        <w:rPr>
-          <w:strike/>
-          <w:sz w:val="28"/>
-          <w:szCs w:val="28"/>
-        </w:rPr>
-        <w:t>Application</w:t>
-      </w:r>
-      <w:r>
-        <w:rPr>
-          <w:strike/>
-          <w:sz w:val="28"/>
-          <w:szCs w:val="28"/>
-          <w:lang w:val="el-GR"/>
-        </w:rPr>
-        <w:t>”.</w:t>
-      </w:r>
-    </w:p>
-    <w:p>
-      <w:pPr>
-        <w:rPr>
-          <w:strike/>
-          <w:sz w:val="28"/>
-          <w:szCs w:val="28"/>
-          <w:lang w:val="el-GR"/>
-        </w:rPr>
-      </w:pPr>
-      <w:r>
-        <w:rPr>
-          <w:strike/>
-          <w:sz w:val="28"/>
-          <w:szCs w:val="28"/>
-          <w:lang w:val="el-GR"/>
-        </w:rPr>
-        <w:t>11.α.2. Το σύστημα διαγράφει την αίτηση από την βάση δεδομένων</w:t>
-      </w:r>
-      <w:r>
-        <w:rPr>
-          <w:strike/>
-          <w:sz w:val="28"/>
-          <w:szCs w:val="28"/>
-          <w:lang w:val="el-GR"/>
-        </w:rPr>
-        <w:t>, από το πεδίο “</w:t>
-      </w:r>
-      <w:r>
-        <w:rPr>
-          <w:strike/>
-          <w:sz w:val="28"/>
-          <w:szCs w:val="28"/>
-          <w:lang w:val="el-GR"/>
-        </w:rPr>
-        <w:t>Μ</w:t>
-      </w:r>
-      <w:r>
-        <w:rPr>
-          <w:strike/>
-          <w:sz w:val="28"/>
-          <w:szCs w:val="28"/>
-        </w:rPr>
-        <w:t>y</w:t>
-      </w:r>
-      <w:r>
-        <w:rPr>
-          <w:strike/>
-          <w:sz w:val="28"/>
-          <w:szCs w:val="28"/>
-          <w:lang w:val="el-GR"/>
-        </w:rPr>
-        <w:t xml:space="preserve"> </w:t>
-      </w:r>
-      <w:r>
-        <w:rPr>
-          <w:strike/>
-          <w:sz w:val="28"/>
-          <w:szCs w:val="28"/>
-        </w:rPr>
-        <w:t>A</w:t>
-      </w:r>
-      <w:r>
-        <w:rPr>
-          <w:strike/>
-          <w:sz w:val="28"/>
-          <w:szCs w:val="28"/>
-        </w:rPr>
-        <w:t>pplications</w:t>
-      </w:r>
-      <w:r>
-        <w:rPr>
-          <w:strike/>
-          <w:sz w:val="28"/>
-          <w:szCs w:val="28"/>
-          <w:lang w:val="el-GR"/>
-        </w:rPr>
-        <w:t xml:space="preserve">” στο </w:t>
-      </w:r>
-      <w:r>
-        <w:rPr>
-          <w:strike/>
-          <w:sz w:val="28"/>
-          <w:szCs w:val="28"/>
-        </w:rPr>
-        <w:t>profile</w:t>
-      </w:r>
-      <w:r>
-        <w:rPr>
-          <w:strike/>
-          <w:sz w:val="28"/>
-          <w:szCs w:val="28"/>
-          <w:lang w:val="el-GR"/>
-        </w:rPr>
-        <w:t xml:space="preserve"> του χρήστη και </w:t>
-      </w:r>
-      <w:r>
-        <w:rPr>
-          <w:strike/>
-          <w:sz w:val="28"/>
-          <w:szCs w:val="28"/>
-          <w:lang w:val="el-GR"/>
-        </w:rPr>
-        <w:t xml:space="preserve">αποστέλλει νέο </w:t>
-      </w:r>
-      <w:r>
-        <w:rPr>
-          <w:strike/>
-          <w:sz w:val="28"/>
-          <w:szCs w:val="28"/>
-        </w:rPr>
-        <w:t>email</w:t>
-      </w:r>
-      <w:r>
-        <w:rPr>
-          <w:strike/>
-          <w:sz w:val="28"/>
-          <w:szCs w:val="28"/>
-          <w:lang w:val="el-GR"/>
-        </w:rPr>
-        <w:t xml:space="preserve"> στον </w:t>
-      </w:r>
-      <w:r>
-        <w:rPr>
-          <w:strike/>
-          <w:sz w:val="28"/>
-          <w:szCs w:val="28"/>
-          <w:lang w:val="el-GR"/>
-        </w:rPr>
-        <w:lastRenderedPageBreak/>
-        <w:t>δημιουργό της αγγελίας ειδοποιώντας τον ότι ο χρήστης δεν ενδιαφέρεται πλέον</w:t>
+          <w:strike/>
+          <w:sz w:val="28"/>
+          <w:szCs w:val="28"/>
+          <w:lang w:val="el-GR"/>
+        </w:rPr>
+        <w:t xml:space="preserve"> στον δημιουργό της αγγελίας ειδοποιώντας τον ότι ο χρήστης δεν ενδιαφέρεται πλέον</w:t>
       </w:r>
       <w:r>
         <w:rPr>
@@ -3602,34 +4469,37 @@
           <w:bottom w:val="single" w:sz="6" w:space="1" w:color="auto"/>
         </w:pBdr>
         <w:rPr>
-          <w:sz w:val="28"/>
-          <w:szCs w:val="28"/>
+          <w:strike/>
+          <w:sz w:val="28"/>
+          <w:szCs w:val="28"/>
+          <w:lang w:val="el-GR"/>
+        </w:rPr>
+      </w:pPr>
+      <w:r>
+        <w:rPr>
+          <w:sz w:val="28"/>
+          <w:szCs w:val="28"/>
+          <w:highlight w:val="yellow"/>
           <w:u w:val="single"/>
           <w:lang w:val="el-GR"/>
         </w:rPr>
-      </w:pPr>
-      <w:r>
-        <w:rPr>
-          <w:sz w:val="28"/>
-          <w:szCs w:val="28"/>
+        <w:t xml:space="preserve">Εναλλακτική Ροή </w:t>
+      </w:r>
+      <w:r>
+        <w:rPr>
+          <w:sz w:val="28"/>
+          <w:szCs w:val="28"/>
+          <w:highlight w:val="yellow"/>
           <w:u w:val="single"/>
           <w:lang w:val="el-GR"/>
         </w:rPr>
-        <w:t xml:space="preserve">Εναλλακτική Ροή </w:t>
-      </w:r>
-      <w:r>
-        <w:rPr>
-          <w:sz w:val="28"/>
-          <w:szCs w:val="28"/>
-          <w:u w:val="single"/>
-          <w:lang w:val="el-GR"/>
-        </w:rPr>
         <w:t>5</w:t>
       </w:r>
       <w:r>
         <w:rPr>
           <w:sz w:val="28"/>
           <w:szCs w:val="28"/>
+          <w:highlight w:val="yellow"/>
           <w:u w:val="single"/>
           <w:lang w:val="el-GR"/>
         </w:rPr>
@@ -3644,13 +4514,15 @@
         <w:rPr>
           <w:sz w:val="28"/>
           <w:szCs w:val="28"/>
-          <w:lang w:val="el-GR"/>
-        </w:rPr>
-      </w:pPr>
-      <w:r>
-        <w:rPr>
-          <w:sz w:val="28"/>
-          <w:szCs w:val="28"/>
+          <w:highlight w:val="yellow"/>
+          <w:lang w:val="el-GR"/>
+        </w:rPr>
+      </w:pPr>
+      <w:r>
+        <w:rPr>
+          <w:sz w:val="28"/>
+          <w:szCs w:val="28"/>
+          <w:highlight w:val="yellow"/>
           <w:lang w:val="el-GR"/>
         </w:rPr>
         <w:t xml:space="preserve">3.α.1. Ο χρήστης επιλέγει </w:t>
@@ -3659,6 +4531,7 @@
         <w:rPr>
           <w:sz w:val="28"/>
           <w:szCs w:val="28"/>
+          <w:highlight w:val="yellow"/>
           <w:lang w:val="el-GR"/>
         </w:rPr>
         <w:t xml:space="preserve">να κάνει </w:t>
@@ -3667,6 +4540,7 @@
         <w:rPr>
           <w:sz w:val="28"/>
           <w:szCs w:val="28"/>
+          <w:highlight w:val="yellow"/>
         </w:rPr>
         <w:t>log</w:t>
       </w:r>
@@ -3674,14 +4548,16 @@
         <w:rPr>
           <w:sz w:val="28"/>
           <w:szCs w:val="28"/>
-          <w:lang w:val="el-GR"/>
-        </w:rPr>
-        <w:t xml:space="preserve"> </w:t>
-      </w:r>
-      <w:r>
-        <w:rPr>
-          <w:sz w:val="28"/>
-          <w:szCs w:val="28"/>
+          <w:highlight w:val="yellow"/>
+          <w:lang w:val="el-GR"/>
+        </w:rPr>
+        <w:t xml:space="preserve"> </w:t>
+      </w:r>
+      <w:r>
+        <w:rPr>
+          <w:sz w:val="28"/>
+          <w:szCs w:val="28"/>
+          <w:highlight w:val="yellow"/>
         </w:rPr>
         <w:t>out</w:t>
       </w:r>
@@ -3689,6 +4565,7 @@
         <w:rPr>
           <w:sz w:val="28"/>
           <w:szCs w:val="28"/>
+          <w:highlight w:val="yellow"/>
           <w:lang w:val="el-GR"/>
         </w:rPr>
         <w:t xml:space="preserve"> από την εφαρμογή</w:t>
@@ -3697,6 +4574,7 @@
         <w:rPr>
           <w:sz w:val="28"/>
           <w:szCs w:val="28"/>
+          <w:highlight w:val="yellow"/>
           <w:lang w:val="el-GR"/>
         </w:rPr>
         <w:t>.</w:t>
@@ -3710,13 +4588,15 @@
         <w:rPr>
           <w:sz w:val="28"/>
           <w:szCs w:val="28"/>
-          <w:lang w:val="el-GR"/>
-        </w:rPr>
-      </w:pPr>
-      <w:r>
-        <w:rPr>
-          <w:sz w:val="28"/>
-          <w:szCs w:val="28"/>
+          <w:highlight w:val="yellow"/>
+          <w:lang w:val="el-GR"/>
+        </w:rPr>
+      </w:pPr>
+      <w:r>
+        <w:rPr>
+          <w:sz w:val="28"/>
+          <w:szCs w:val="28"/>
+          <w:highlight w:val="yellow"/>
           <w:lang w:val="el-GR"/>
         </w:rPr>
         <w:t xml:space="preserve">3.α.2. Το σύστημα </w:t>
@@ -3725,6 +4605,7 @@
         <w:rPr>
           <w:sz w:val="28"/>
           <w:szCs w:val="28"/>
+          <w:highlight w:val="yellow"/>
           <w:lang w:val="el-GR"/>
         </w:rPr>
         <w:t>καταργεί τον χρήστη</w:t>
@@ -3733,6 +4614,7 @@
         <w:rPr>
           <w:sz w:val="28"/>
           <w:szCs w:val="28"/>
+          <w:highlight w:val="yellow"/>
           <w:lang w:val="el-GR"/>
         </w:rPr>
         <w:t xml:space="preserve"> από το πεδίο “</w:t>
@@ -3741,6 +4623,7 @@
         <w:rPr>
           <w:sz w:val="28"/>
           <w:szCs w:val="28"/>
+          <w:highlight w:val="yellow"/>
         </w:rPr>
         <w:t>current</w:t>
       </w:r>
@@ -3748,14 +4631,16 @@
         <w:rPr>
           <w:sz w:val="28"/>
           <w:szCs w:val="28"/>
-          <w:lang w:val="el-GR"/>
-        </w:rPr>
-        <w:t xml:space="preserve"> </w:t>
-      </w:r>
-      <w:r>
-        <w:rPr>
-          <w:sz w:val="28"/>
-          <w:szCs w:val="28"/>
+          <w:highlight w:val="yellow"/>
+          <w:lang w:val="el-GR"/>
+        </w:rPr>
+        <w:t xml:space="preserve"> </w:t>
+      </w:r>
+      <w:r>
+        <w:rPr>
+          <w:sz w:val="28"/>
+          <w:szCs w:val="28"/>
+          <w:highlight w:val="yellow"/>
         </w:rPr>
         <w:t>user</w:t>
       </w:r>
@@ -3763,6 +4648,7 @@
         <w:rPr>
           <w:sz w:val="28"/>
           <w:szCs w:val="28"/>
+          <w:highlight w:val="yellow"/>
           <w:lang w:val="el-GR"/>
         </w:rPr>
         <w:t>”</w:t>
@@ -3771,14 +4657,16 @@
         <w:rPr>
           <w:sz w:val="28"/>
           <w:szCs w:val="28"/>
-          <w:lang w:val="el-GR"/>
-        </w:rPr>
-        <w:t xml:space="preserve"> </w:t>
-      </w:r>
-      <w:r>
-        <w:rPr>
-          <w:sz w:val="28"/>
-          <w:szCs w:val="28"/>
+          <w:highlight w:val="yellow"/>
+          <w:lang w:val="el-GR"/>
+        </w:rPr>
+        <w:t xml:space="preserve"> </w:t>
+      </w:r>
+      <w:r>
+        <w:rPr>
+          <w:sz w:val="28"/>
+          <w:szCs w:val="28"/>
+          <w:highlight w:val="yellow"/>
           <w:lang w:val="el-GR"/>
         </w:rPr>
         <w:t>και ανακατευθύνει τον χρήστη στην σελίδα σύνδεσης.</w:t>
@@ -3799,14 +4687,17 @@
         <w:rPr>
           <w:sz w:val="28"/>
           <w:szCs w:val="28"/>
-          <w:lang w:val="el-GR"/>
-        </w:rPr>
+          <w:highlight w:val="yellow"/>
+          <w:lang w:val="el-GR"/>
+        </w:rPr>
+        <w:lastRenderedPageBreak/>
         <w:t>3.α.3.</w:t>
       </w:r>
       <w:r>
         <w:rPr>
           <w:sz w:val="28"/>
           <w:szCs w:val="28"/>
+          <w:highlight w:val="yellow"/>
           <w:lang w:val="el-GR"/>
         </w:rPr>
         <w:t xml:space="preserve"> Η περίπτωση χρήσης επιστρέφει στο βήμα </w:t>
@@ -3815,6 +4706,7 @@
         <w:rPr>
           <w:sz w:val="28"/>
           <w:szCs w:val="28"/>
+          <w:highlight w:val="yellow"/>
           <w:lang w:val="el-GR"/>
         </w:rPr>
         <w:t>1</w:t>
@@ -3823,6 +4715,7 @@
         <w:rPr>
           <w:sz w:val="28"/>
           <w:szCs w:val="28"/>
+          <w:highlight w:val="yellow"/>
           <w:lang w:val="el-GR"/>
         </w:rPr>
         <w:t xml:space="preserve"> της βασικής ροής.</w:t>
@@ -3830,40 +4723,34 @@
     </w:p>
     <w:p>
       <w:pPr>
-        <w:rPr>
-          <w:b/>
-          <w:bCs/>
-          <w:lang w:val="el-GR"/>
-        </w:rPr>
-      </w:pPr>
-      <w:r>
         <w:rPr>
           <w:b/>
           <w:bCs/>
           <w:sz w:val="32"/>
           <w:szCs w:val="32"/>
         </w:rPr>
-        <w:t>Use</w:t>
-      </w:r>
-      <w:r>
+      </w:pPr>
+    </w:p>
+    <w:p>
+      <w:pPr>
         <w:rPr>
           <w:b/>
           <w:bCs/>
           <w:sz w:val="32"/>
           <w:szCs w:val="32"/>
-          <w:lang w:val="el-GR"/>
-        </w:rPr>
-        <w:t xml:space="preserve"> </w:t>
-      </w:r>
-      <w:r>
+        </w:rPr>
+      </w:pPr>
+    </w:p>
+    <w:p>
+      <w:pPr>
         <w:rPr>
           <w:b/>
           <w:bCs/>
           <w:sz w:val="32"/>
           <w:szCs w:val="32"/>
-        </w:rPr>
-        <w:t>Case</w:t>
-      </w:r>
+          <w:lang w:val="el-GR"/>
+        </w:rPr>
+      </w:pPr>
       <w:r>
         <w:rPr>
           <w:b/>
@@ -3872,55 +4759,419 @@
           <w:szCs w:val="32"/>
           <w:lang w:val="el-GR"/>
         </w:rPr>
-        <w:t xml:space="preserve"> 2: </w:t>
+        <w:t xml:space="preserve">Αλλαγές από έκδοση </w:t>
       </w:r>
       <w:r>
         <w:rPr>
           <w:b/>
           <w:bCs/>
-          <w:lang w:val="el-GR"/>
-        </w:rPr>
-        <w:t>Προσθήκη συγκατοίκου</w:t>
-      </w:r>
-    </w:p>
-    <w:p>
-      <w:pPr>
-        <w:rPr>
-          <w:sz w:val="28"/>
-          <w:szCs w:val="28"/>
-          <w:u w:val="single"/>
-          <w:lang w:val="el-GR"/>
-        </w:rPr>
-      </w:pPr>
-      <w:r>
-        <w:rPr>
-          <w:sz w:val="28"/>
-          <w:szCs w:val="28"/>
-          <w:u w:val="single"/>
-          <w:lang w:val="el-GR"/>
-        </w:rPr>
-        <w:t>Βασική ροή «Προσθήκη συγκατοίκου»</w:t>
-      </w:r>
-    </w:p>
-    <w:p>
-      <w:pPr>
+          <w:sz w:val="32"/>
+          <w:szCs w:val="32"/>
+        </w:rPr>
+        <w:t>v</w:t>
+      </w:r>
+      <w:r>
         <w:rPr>
           <w:b/>
           <w:bCs/>
-          <w:sz w:val="28"/>
-          <w:szCs w:val="28"/>
-          <w:lang w:val="el-GR"/>
-        </w:rPr>
-      </w:pPr>
+          <w:sz w:val="32"/>
+          <w:szCs w:val="32"/>
+          <w:lang w:val="el-GR"/>
+        </w:rPr>
+        <w:t>0.</w:t>
+      </w:r>
       <w:r>
         <w:rPr>
           <w:b/>
           <w:bCs/>
+          <w:sz w:val="32"/>
+          <w:szCs w:val="32"/>
+          <w:lang w:val="el-GR"/>
+        </w:rPr>
+        <w:t>1</w:t>
+      </w:r>
+      <w:r>
+        <w:rPr>
+          <w:b/>
+          <w:bCs/>
+          <w:sz w:val="32"/>
+          <w:szCs w:val="32"/>
+          <w:lang w:val="el-GR"/>
+        </w:rPr>
+        <w:t xml:space="preserve"> για το </w:t>
+      </w:r>
+      <w:r>
+        <w:rPr>
+          <w:b/>
+          <w:bCs/>
+          <w:sz w:val="32"/>
+          <w:szCs w:val="32"/>
+        </w:rPr>
+        <w:t>Use</w:t>
+      </w:r>
+      <w:r>
+        <w:rPr>
+          <w:b/>
+          <w:bCs/>
+          <w:sz w:val="32"/>
+          <w:szCs w:val="32"/>
+          <w:lang w:val="el-GR"/>
+        </w:rPr>
+        <w:t xml:space="preserve"> </w:t>
+      </w:r>
+      <w:r>
+        <w:rPr>
+          <w:b/>
+          <w:bCs/>
+          <w:sz w:val="32"/>
+          <w:szCs w:val="32"/>
+        </w:rPr>
+        <w:t>Case</w:t>
+      </w:r>
+      <w:r>
+        <w:rPr>
+          <w:b/>
+          <w:bCs/>
+          <w:sz w:val="32"/>
+          <w:szCs w:val="32"/>
+          <w:lang w:val="el-GR"/>
+        </w:rPr>
+        <w:t xml:space="preserve"> </w:t>
+      </w:r>
+      <w:r>
+        <w:rPr>
+          <w:b/>
+          <w:bCs/>
+          <w:sz w:val="32"/>
+          <w:szCs w:val="32"/>
+          <w:lang w:val="el-GR"/>
+        </w:rPr>
+        <w:t>2</w:t>
+      </w:r>
+      <w:r>
+        <w:rPr>
+          <w:b/>
+          <w:bCs/>
+          <w:sz w:val="32"/>
+          <w:szCs w:val="32"/>
+          <w:lang w:val="el-GR"/>
+        </w:rPr>
+        <w:t>:</w:t>
+      </w:r>
+    </w:p>
+    <w:p>
+      <w:pPr>
+        <w:rPr>
+          <w:sz w:val="28"/>
+          <w:szCs w:val="28"/>
+        </w:rPr>
+      </w:pPr>
+      <w:r>
+        <w:rPr>
+          <w:sz w:val="28"/>
+          <w:szCs w:val="28"/>
+          <w:lang w:val="el-GR"/>
+        </w:rPr>
+        <w:t>Το</w:t>
+      </w:r>
+      <w:r>
+        <w:rPr>
+          <w:sz w:val="28"/>
+          <w:szCs w:val="28"/>
+          <w:lang w:val="el-GR"/>
+        </w:rPr>
+        <w:t xml:space="preserve"> βήμα 1, της βασικής ροής, αναδιατυπώθηκε.</w:t>
+      </w:r>
+    </w:p>
+    <w:p>
+      <w:pPr>
+        <w:rPr>
+          <w:sz w:val="28"/>
+          <w:szCs w:val="28"/>
+          <w:lang w:val="el-GR"/>
+        </w:rPr>
+      </w:pPr>
+      <w:r>
+        <w:rPr>
+          <w:sz w:val="28"/>
+          <w:szCs w:val="28"/>
+          <w:lang w:val="el-GR"/>
+        </w:rPr>
+        <w:t>Το βήμα</w:t>
+      </w:r>
+      <w:r>
+        <w:rPr>
+          <w:sz w:val="28"/>
+          <w:szCs w:val="28"/>
+          <w:lang w:val="el-GR"/>
+        </w:rPr>
+        <w:t xml:space="preserve">, </w:t>
+      </w:r>
+      <w:r>
+        <w:rPr>
+          <w:sz w:val="28"/>
+          <w:szCs w:val="28"/>
+          <w:lang w:val="el-GR"/>
+        </w:rPr>
+        <w:t>«</w:t>
+      </w:r>
+      <w:r>
+        <w:rPr>
+          <w:sz w:val="28"/>
+          <w:szCs w:val="28"/>
+          <w:lang w:val="el-GR"/>
+        </w:rPr>
+        <w:t xml:space="preserve"> </w:t>
+      </w:r>
+      <w:r>
+        <w:rPr>
+          <w:strike/>
+          <w:sz w:val="28"/>
+          <w:szCs w:val="28"/>
+          <w:lang w:val="el-GR"/>
+        </w:rPr>
+        <w:t>4.</w:t>
+      </w:r>
+      <w:r>
+        <w:rPr>
+          <w:strike/>
+          <w:sz w:val="28"/>
+          <w:szCs w:val="28"/>
+          <w:lang w:val="el-GR"/>
+        </w:rPr>
+        <w:t>Το</w:t>
+      </w:r>
+      <w:r>
+        <w:rPr>
+          <w:strike/>
+          <w:sz w:val="28"/>
+          <w:szCs w:val="28"/>
+          <w:lang w:val="el-GR"/>
+        </w:rPr>
+        <w:t xml:space="preserve"> σύστημα εμφανίζει το πεδίο "Join Room" που βρίσκεται στο πλαίσιο “Users”</w:t>
+      </w:r>
+      <w:r>
+        <w:rPr>
+          <w:sz w:val="28"/>
+          <w:szCs w:val="28"/>
+          <w:lang w:val="el-GR"/>
+        </w:rPr>
+        <w:t xml:space="preserve"> » , </w:t>
+      </w:r>
+      <w:r>
+        <w:rPr>
+          <w:sz w:val="28"/>
+          <w:szCs w:val="28"/>
+          <w:lang w:val="el-GR"/>
+        </w:rPr>
+        <w:t>αφαιρέθηκε καθώς δεν περιέγραφε κάποια λειτουργία του συστήματος.</w:t>
+      </w:r>
+    </w:p>
+    <w:p>
+      <w:pPr>
+        <w:rPr>
+          <w:sz w:val="28"/>
+          <w:szCs w:val="28"/>
+          <w:lang w:val="el-GR"/>
+        </w:rPr>
+      </w:pPr>
+      <w:r>
+        <w:rPr>
+          <w:sz w:val="28"/>
+          <w:szCs w:val="28"/>
+          <w:lang w:val="el-GR"/>
+        </w:rPr>
+        <w:t xml:space="preserve">Στο βήμα 5.1 της εναλλακτικής ροής </w:t>
+      </w:r>
+      <w:r>
+        <w:rPr>
+          <w:sz w:val="28"/>
+          <w:szCs w:val="28"/>
+          <w:lang w:val="el-GR"/>
+        </w:rPr>
+        <w:t>εμπλουτίστηκε το μήνυμα σφάλματος</w:t>
+      </w:r>
+      <w:r>
+        <w:rPr>
+          <w:sz w:val="28"/>
+          <w:szCs w:val="28"/>
+          <w:lang w:val="el-GR"/>
+        </w:rPr>
+        <w:t>.</w:t>
+      </w:r>
+    </w:p>
+    <w:p>
+      <w:pPr>
+        <w:rPr>
+          <w:sz w:val="28"/>
+          <w:szCs w:val="28"/>
+          <w:lang w:val="el-GR"/>
+        </w:rPr>
+      </w:pPr>
+    </w:p>
+    <w:p>
+      <w:pPr>
+        <w:rPr>
+          <w:b/>
+          <w:bCs/>
+          <w:lang w:val="el-GR"/>
+        </w:rPr>
+      </w:pPr>
+      <w:r>
+        <w:rPr>
+          <w:b/>
+          <w:bCs/>
+          <w:sz w:val="32"/>
+          <w:szCs w:val="32"/>
+        </w:rPr>
+        <w:t>Use</w:t>
+      </w:r>
+      <w:r>
+        <w:rPr>
+          <w:b/>
+          <w:bCs/>
+          <w:sz w:val="32"/>
+          <w:szCs w:val="32"/>
+          <w:lang w:val="el-GR"/>
+        </w:rPr>
+        <w:t xml:space="preserve"> </w:t>
+      </w:r>
+      <w:r>
+        <w:rPr>
+          <w:b/>
+          <w:bCs/>
+          <w:sz w:val="32"/>
+          <w:szCs w:val="32"/>
+        </w:rPr>
+        <w:t>Case</w:t>
+      </w:r>
+      <w:r>
+        <w:rPr>
+          <w:b/>
+          <w:bCs/>
+          <w:sz w:val="32"/>
+          <w:szCs w:val="32"/>
+          <w:lang w:val="el-GR"/>
+        </w:rPr>
+        <w:t xml:space="preserve"> 2: </w:t>
+      </w:r>
+      <w:r>
+        <w:rPr>
+          <w:b/>
+          <w:bCs/>
+          <w:lang w:val="el-GR"/>
+        </w:rPr>
+        <w:t>Προσθήκη</w:t>
+      </w:r>
+      <w:r>
+        <w:rPr>
+          <w:b/>
+          <w:bCs/>
+          <w:lang w:val="el-GR"/>
+        </w:rPr>
+        <w:t xml:space="preserve"> </w:t>
+      </w:r>
+      <w:r>
+        <w:rPr>
+          <w:b/>
+          <w:bCs/>
+          <w:lang w:val="el-GR"/>
+        </w:rPr>
+        <w:t>συγκατοίκ</w:t>
+      </w:r>
+      <w:r>
+        <w:rPr>
+          <w:b/>
+          <w:bCs/>
+          <w:lang w:val="el-GR"/>
+        </w:rPr>
+        <w:t>ου</w:t>
+      </w:r>
+    </w:p>
+    <w:p>
+      <w:pPr>
+        <w:rPr>
+          <w:sz w:val="28"/>
+          <w:szCs w:val="28"/>
+          <w:u w:val="single"/>
+          <w:lang w:val="el-GR"/>
+        </w:rPr>
+      </w:pPr>
+      <w:r>
+        <w:rPr>
+          <w:sz w:val="28"/>
+          <w:szCs w:val="28"/>
+          <w:u w:val="single"/>
+          <w:lang w:val="el-GR"/>
+        </w:rPr>
+        <w:t>Βασική ροή «</w:t>
+      </w:r>
+      <w:r>
+        <w:rPr>
+          <w:sz w:val="28"/>
+          <w:szCs w:val="28"/>
+          <w:u w:val="single"/>
+          <w:lang w:val="el-GR"/>
+        </w:rPr>
+        <w:t>Προσθήκη</w:t>
+      </w:r>
+      <w:r>
+        <w:rPr>
+          <w:sz w:val="28"/>
+          <w:szCs w:val="28"/>
+          <w:u w:val="single"/>
+          <w:lang w:val="el-GR"/>
+        </w:rPr>
+        <w:t xml:space="preserve"> συγκατοίκου»</w:t>
+      </w:r>
+    </w:p>
+    <w:p>
+      <w:pPr>
+        <w:rPr>
+          <w:b/>
+          <w:bCs/>
+          <w:sz w:val="28"/>
+          <w:szCs w:val="28"/>
+          <w:lang w:val="el-GR"/>
+        </w:rPr>
+      </w:pPr>
+      <w:r>
+        <w:rPr>
+          <w:b/>
+          <w:bCs/>
           <w:sz w:val="28"/>
           <w:szCs w:val="28"/>
           <w:lang w:val="el-GR"/>
         </w:rPr>
         <w:t>Με τον όρο «δωμάτιο» εννοείται ο εικονικός χώρος που βρίσκονται τα μέλη ενός σπιτιού που συγκατοικούν.</w:t>
+      </w:r>
+    </w:p>
+    <w:p>
+      <w:pPr>
+        <w:rPr>
+          <w:strike/>
+          <w:sz w:val="28"/>
+          <w:szCs w:val="28"/>
+          <w:lang w:val="el-GR"/>
+        </w:rPr>
+      </w:pPr>
+      <w:r>
+        <w:rPr>
+          <w:strike/>
+          <w:sz w:val="28"/>
+          <w:szCs w:val="28"/>
+          <w:lang w:val="el-GR"/>
+        </w:rPr>
+        <w:t xml:space="preserve">1. </w:t>
+      </w:r>
+      <w:r>
+        <w:rPr>
+          <w:strike/>
+          <w:sz w:val="28"/>
+          <w:szCs w:val="28"/>
+          <w:lang w:val="el-GR"/>
+        </w:rPr>
+        <w:t>Ο χρήστης επιλέγει την λειτουργία “+” που βρίσκεται στο πλαίσιο “Users”.</w:t>
       </w:r>
     </w:p>
     <w:p>
@@ -3941,6 +5192,7 @@
         <w:rPr>
           <w:sz w:val="28"/>
           <w:szCs w:val="28"/>
+          <w:highlight w:val="yellow"/>
           <w:lang w:val="el-GR"/>
         </w:rPr>
         <w:t xml:space="preserve">Ο χρήστης </w:t>
@@ -3949,48 +5201,16 @@
         <w:rPr>
           <w:sz w:val="28"/>
           <w:szCs w:val="28"/>
+          <w:highlight w:val="yellow"/>
           <w:lang w:val="el-GR"/>
         </w:rPr>
         <w:t xml:space="preserve">επιλέγει </w:t>
       </w:r>
       <w:r>
         <w:rPr>
-          <w:strike/>
-          <w:sz w:val="28"/>
-          <w:szCs w:val="28"/>
-          <w:lang w:val="el-GR"/>
-        </w:rPr>
-        <w:t>την</w:t>
-      </w:r>
-      <w:r>
-        <w:rPr>
-          <w:sz w:val="28"/>
-          <w:szCs w:val="28"/>
-          <w:lang w:val="el-GR"/>
-        </w:rPr>
-        <w:t xml:space="preserve"> </w:t>
-      </w:r>
-      <w:r>
-        <w:rPr>
-          <w:strike/>
-          <w:sz w:val="28"/>
-          <w:szCs w:val="28"/>
-          <w:lang w:val="el-GR"/>
-        </w:rPr>
-        <w:t>λειτουργεία</w:t>
-      </w:r>
-      <w:r>
-        <w:rPr>
-          <w:sz w:val="28"/>
-          <w:szCs w:val="28"/>
-          <w:lang w:val="el-GR"/>
-        </w:rPr>
-        <w:t xml:space="preserve"> </w:t>
-      </w:r>
-      <w:r>
-        <w:rPr>
-          <w:sz w:val="28"/>
-          <w:szCs w:val="28"/>
+          <w:sz w:val="28"/>
+          <w:szCs w:val="28"/>
+          <w:highlight w:val="yellow"/>
           <w:lang w:val="el-GR"/>
         </w:rPr>
         <w:t>προσθήκη νέου μέλους</w:t>
@@ -3999,22 +5219,25 @@
         <w:rPr>
           <w:sz w:val="28"/>
           <w:szCs w:val="28"/>
-          <w:lang w:val="el-GR"/>
-        </w:rPr>
-        <w:t xml:space="preserve"> </w:t>
-      </w:r>
-      <w:r>
-        <w:rPr>
-          <w:sz w:val="28"/>
-          <w:szCs w:val="28"/>
-          <w:lang w:val="el-GR"/>
-        </w:rPr>
-        <w:t xml:space="preserve"> </w:t>
-      </w:r>
-      <w:r>
-        <w:rPr>
-          <w:sz w:val="28"/>
-          <w:szCs w:val="28"/>
+          <w:highlight w:val="yellow"/>
+          <w:lang w:val="el-GR"/>
+        </w:rPr>
+        <w:t xml:space="preserve"> </w:t>
+      </w:r>
+      <w:r>
+        <w:rPr>
+          <w:sz w:val="28"/>
+          <w:szCs w:val="28"/>
+          <w:highlight w:val="yellow"/>
+          <w:lang w:val="el-GR"/>
+        </w:rPr>
+        <w:t xml:space="preserve"> </w:t>
+      </w:r>
+      <w:r>
+        <w:rPr>
+          <w:sz w:val="28"/>
+          <w:szCs w:val="28"/>
+          <w:highlight w:val="yellow"/>
           <w:lang w:val="el-GR"/>
         </w:rPr>
         <w:t xml:space="preserve">πατώντας </w:t>
@@ -4023,6 +5246,7 @@
         <w:rPr>
           <w:sz w:val="28"/>
           <w:szCs w:val="28"/>
+          <w:highlight w:val="yellow"/>
           <w:lang w:val="el-GR"/>
         </w:rPr>
         <w:t>το “</w:t>
@@ -4031,6 +5255,7 @@
         <w:rPr>
           <w:sz w:val="28"/>
           <w:szCs w:val="28"/>
+          <w:highlight w:val="yellow"/>
         </w:rPr>
         <w:t>Show</w:t>
       </w:r>
@@ -4038,14 +5263,16 @@
         <w:rPr>
           <w:sz w:val="28"/>
           <w:szCs w:val="28"/>
-          <w:lang w:val="el-GR"/>
-        </w:rPr>
-        <w:t xml:space="preserve"> </w:t>
-      </w:r>
-      <w:r>
-        <w:rPr>
-          <w:sz w:val="28"/>
-          <w:szCs w:val="28"/>
+          <w:highlight w:val="yellow"/>
+          <w:lang w:val="el-GR"/>
+        </w:rPr>
+        <w:t xml:space="preserve"> </w:t>
+      </w:r>
+      <w:r>
+        <w:rPr>
+          <w:sz w:val="28"/>
+          <w:szCs w:val="28"/>
+          <w:highlight w:val="yellow"/>
         </w:rPr>
         <w:t>Room</w:t>
       </w:r>
@@ -4053,14 +5280,16 @@
         <w:rPr>
           <w:sz w:val="28"/>
           <w:szCs w:val="28"/>
-          <w:lang w:val="el-GR"/>
-        </w:rPr>
-        <w:t xml:space="preserve"> </w:t>
-      </w:r>
-      <w:r>
-        <w:rPr>
-          <w:sz w:val="28"/>
-          <w:szCs w:val="28"/>
+          <w:highlight w:val="yellow"/>
+          <w:lang w:val="el-GR"/>
+        </w:rPr>
+        <w:t xml:space="preserve"> </w:t>
+      </w:r>
+      <w:r>
+        <w:rPr>
+          <w:sz w:val="28"/>
+          <w:szCs w:val="28"/>
+          <w:highlight w:val="yellow"/>
         </w:rPr>
         <w:t>ID</w:t>
       </w:r>
@@ -4068,6 +5297,7 @@
         <w:rPr>
           <w:sz w:val="28"/>
           <w:szCs w:val="28"/>
+          <w:highlight w:val="yellow"/>
           <w:lang w:val="el-GR"/>
         </w:rPr>
         <w:t xml:space="preserve">” </w:t>
@@ -4076,6 +5306,7 @@
         <w:rPr>
           <w:sz w:val="28"/>
           <w:szCs w:val="28"/>
+          <w:highlight w:val="yellow"/>
           <w:lang w:val="el-GR"/>
         </w:rPr>
         <w:t xml:space="preserve"> που βρίσκεται στο </w:t>
@@ -4084,6 +5315,7 @@
         <w:rPr>
           <w:sz w:val="28"/>
           <w:szCs w:val="28"/>
+          <w:highlight w:val="yellow"/>
           <w:lang w:val="el-GR"/>
         </w:rPr>
         <w:t>πλαίσιο</w:t>
@@ -4092,14 +5324,16 @@
         <w:rPr>
           <w:sz w:val="28"/>
           <w:szCs w:val="28"/>
-          <w:lang w:val="el-GR"/>
-        </w:rPr>
-        <w:t xml:space="preserve"> </w:t>
-      </w:r>
-      <w:r>
-        <w:rPr>
-          <w:sz w:val="28"/>
-          <w:szCs w:val="28"/>
+          <w:highlight w:val="yellow"/>
+          <w:lang w:val="el-GR"/>
+        </w:rPr>
+        <w:t xml:space="preserve"> </w:t>
+      </w:r>
+      <w:r>
+        <w:rPr>
+          <w:sz w:val="28"/>
+          <w:szCs w:val="28"/>
+          <w:highlight w:val="yellow"/>
           <w:lang w:val="el-GR"/>
         </w:rPr>
         <w:t>“</w:t>
@@ -4108,6 +5342,7 @@
         <w:rPr>
           <w:sz w:val="28"/>
           <w:szCs w:val="28"/>
+          <w:highlight w:val="yellow"/>
         </w:rPr>
         <w:t>Users</w:t>
       </w:r>
@@ -4115,6 +5350,7 @@
         <w:rPr>
           <w:sz w:val="28"/>
           <w:szCs w:val="28"/>
+          <w:highlight w:val="yellow"/>
           <w:lang w:val="el-GR"/>
         </w:rPr>
         <w:t>”</w:t>
@@ -4123,6 +5359,7 @@
         <w:rPr>
           <w:sz w:val="28"/>
           <w:szCs w:val="28"/>
+          <w:highlight w:val="yellow"/>
           <w:lang w:val="el-GR"/>
         </w:rPr>
         <w:t>.</w:t>
@@ -4131,14 +5368,16 @@
         <w:rPr>
           <w:sz w:val="28"/>
           <w:szCs w:val="28"/>
-          <w:lang w:val="el-GR"/>
-        </w:rPr>
-        <w:t xml:space="preserve"> </w:t>
-      </w:r>
-      <w:r>
-        <w:rPr>
-          <w:sz w:val="28"/>
-          <w:szCs w:val="28"/>
+          <w:highlight w:val="yellow"/>
+          <w:lang w:val="el-GR"/>
+        </w:rPr>
+        <w:t xml:space="preserve"> </w:t>
+      </w:r>
+      <w:r>
+        <w:rPr>
+          <w:sz w:val="28"/>
+          <w:szCs w:val="28"/>
+          <w:highlight w:val="yellow"/>
           <w:lang w:val="el-GR"/>
         </w:rPr>
         <w:t xml:space="preserve">Ο </w:t>
@@ -4147,6 +5386,7 @@
         <w:rPr>
           <w:sz w:val="28"/>
           <w:szCs w:val="28"/>
+          <w:highlight w:val="yellow"/>
           <w:lang w:val="el-GR"/>
         </w:rPr>
         <w:t>χρήστης</w:t>
@@ -4155,6 +5395,7 @@
         <w:rPr>
           <w:sz w:val="28"/>
           <w:szCs w:val="28"/>
+          <w:highlight w:val="yellow"/>
           <w:lang w:val="el-GR"/>
         </w:rPr>
         <w:t xml:space="preserve"> αυτός</w:t>
@@ -4163,6 +5404,7 @@
         <w:rPr>
           <w:sz w:val="28"/>
           <w:szCs w:val="28"/>
+          <w:highlight w:val="yellow"/>
           <w:lang w:val="el-GR"/>
         </w:rPr>
         <w:t xml:space="preserve"> αποτελεί μέλος του δωματίου</w:t>
@@ -4171,6 +5413,7 @@
         <w:rPr>
           <w:sz w:val="28"/>
           <w:szCs w:val="28"/>
+          <w:highlight w:val="yellow"/>
           <w:lang w:val="el-GR"/>
         </w:rPr>
         <w:t>.</w:t>
@@ -4310,196 +5553,6 @@
     </w:p>
     <w:p>
       <w:pPr>
-        <w:ind w:left="360"/>
-        <w:rPr>
-          <w:strike/>
-          <w:sz w:val="28"/>
-          <w:szCs w:val="28"/>
-          <w:lang w:val="el-GR"/>
-        </w:rPr>
-      </w:pPr>
-      <w:r>
-        <w:rPr>
-          <w:strike/>
-          <w:sz w:val="28"/>
-          <w:szCs w:val="28"/>
-          <w:lang w:val="el-GR"/>
-        </w:rPr>
-        <w:t xml:space="preserve">Το σύστημα εμφανίζει το πεδίο </w:t>
-      </w:r>
-      <w:r>
-        <w:rPr>
-          <w:strike/>
-          <w:sz w:val="28"/>
-          <w:szCs w:val="28"/>
-          <w:lang w:val="el-GR"/>
-        </w:rPr>
-        <w:t>"</w:t>
-      </w:r>
-      <w:r>
-        <w:rPr>
-          <w:strike/>
-          <w:sz w:val="28"/>
-          <w:szCs w:val="28"/>
-        </w:rPr>
-        <w:t>Join</w:t>
-      </w:r>
-      <w:r>
-        <w:rPr>
-          <w:strike/>
-          <w:sz w:val="28"/>
-          <w:szCs w:val="28"/>
-          <w:lang w:val="el-GR"/>
-        </w:rPr>
-        <w:t xml:space="preserve"> </w:t>
-      </w:r>
-      <w:r>
-        <w:rPr>
-          <w:strike/>
-          <w:sz w:val="28"/>
-          <w:szCs w:val="28"/>
-        </w:rPr>
-        <w:t>Room</w:t>
-      </w:r>
-      <w:r>
-        <w:rPr>
-          <w:strike/>
-          <w:sz w:val="28"/>
-          <w:szCs w:val="28"/>
-          <w:lang w:val="el-GR"/>
-        </w:rPr>
-        <w:t xml:space="preserve">" που βρίσκεται στο </w:t>
-      </w:r>
-      <w:r>
-        <w:rPr>
-          <w:strike/>
-          <w:sz w:val="28"/>
-          <w:szCs w:val="28"/>
-          <w:lang w:val="el-GR"/>
-        </w:rPr>
-        <w:t>πλαίσιο “</w:t>
-      </w:r>
-      <w:r>
-        <w:rPr>
-          <w:strike/>
-          <w:sz w:val="28"/>
-          <w:szCs w:val="28"/>
-        </w:rPr>
-        <w:t>Users</w:t>
-      </w:r>
-      <w:r>
-        <w:rPr>
-          <w:strike/>
-          <w:sz w:val="28"/>
-          <w:szCs w:val="28"/>
-          <w:lang w:val="el-GR"/>
-        </w:rPr>
-        <w:t>”</w:t>
-      </w:r>
-      <w:r>
-        <w:rPr>
-          <w:strike/>
-          <w:sz w:val="28"/>
-          <w:szCs w:val="28"/>
-          <w:lang w:val="el-GR"/>
-        </w:rPr>
-        <w:t>.</w:t>
-      </w:r>
-    </w:p>
-    <w:p>
-      <w:pPr>
-        <w:ind w:left="360"/>
-        <w:rPr>
-          <w:b/>
-          <w:bCs/>
-          <w:sz w:val="28"/>
-          <w:szCs w:val="28"/>
-          <w:lang w:val="el-GR"/>
-        </w:rPr>
-      </w:pPr>
-      <w:r>
-        <w:rPr>
-          <w:b/>
-          <w:bCs/>
-          <w:sz w:val="28"/>
-          <w:szCs w:val="28"/>
-          <w:lang w:val="el-GR"/>
-        </w:rPr>
-        <w:t>Το παραπάνω βήμα αφαιρέθηκε καθώς</w:t>
-      </w:r>
-      <w:r>
-        <w:rPr>
-          <w:b/>
-          <w:bCs/>
-          <w:sz w:val="28"/>
-          <w:szCs w:val="28"/>
-          <w:lang w:val="el-GR"/>
-        </w:rPr>
-        <w:t xml:space="preserve"> δεν</w:t>
-      </w:r>
-      <w:r>
-        <w:rPr>
-          <w:b/>
-          <w:bCs/>
-          <w:sz w:val="28"/>
-          <w:szCs w:val="28"/>
-          <w:lang w:val="el-GR"/>
-        </w:rPr>
-        <w:t xml:space="preserve"> </w:t>
-      </w:r>
-      <w:r>
-        <w:rPr>
-          <w:b/>
-          <w:bCs/>
-          <w:sz w:val="28"/>
-          <w:szCs w:val="28"/>
-          <w:lang w:val="el-GR"/>
-        </w:rPr>
-        <w:t>περιέγραφε</w:t>
-      </w:r>
-      <w:r>
-        <w:rPr>
-          <w:b/>
-          <w:bCs/>
-          <w:sz w:val="28"/>
-          <w:szCs w:val="28"/>
-          <w:lang w:val="el-GR"/>
-        </w:rPr>
-        <w:t xml:space="preserve"> </w:t>
-      </w:r>
-      <w:r>
-        <w:rPr>
-          <w:b/>
-          <w:bCs/>
-          <w:sz w:val="28"/>
-          <w:szCs w:val="28"/>
-          <w:lang w:val="el-GR"/>
-        </w:rPr>
-        <w:t xml:space="preserve">κάποια </w:t>
-      </w:r>
-      <w:r>
-        <w:rPr>
-          <w:b/>
-          <w:bCs/>
-          <w:sz w:val="28"/>
-          <w:szCs w:val="28"/>
-          <w:lang w:val="el-GR"/>
-        </w:rPr>
-        <w:t>λειτουργία του συστήματος</w:t>
-      </w:r>
-      <w:r>
-        <w:rPr>
-          <w:b/>
-          <w:bCs/>
-          <w:sz w:val="28"/>
-          <w:szCs w:val="28"/>
-          <w:lang w:val="el-GR"/>
-        </w:rPr>
-        <w:t>.</w:t>
-      </w:r>
-    </w:p>
-    <w:p>
-      <w:pPr>
         <w:pStyle w:val="ListParagraph"/>
         <w:numPr>
           <w:ilvl w:val="0"/>
@@ -4587,7 +5640,23 @@
           <w:szCs w:val="28"/>
           <w:lang w:val="el-GR"/>
         </w:rPr>
-        <w:t>πλαίσιο “</w:t>
+        <w:t>πλαίσιο</w:t>
+      </w:r>
+      <w:r>
+        <w:rPr>
+          <w:sz w:val="28"/>
+          <w:szCs w:val="28"/>
+          <w:lang w:val="el-GR"/>
+        </w:rPr>
+        <w:t xml:space="preserve"> </w:t>
+      </w:r>
+      <w:r>
+        <w:rPr>
+          <w:sz w:val="28"/>
+          <w:szCs w:val="28"/>
+          <w:lang w:val="el-GR"/>
+        </w:rPr>
+        <w:t>“</w:t>
       </w:r>
       <w:r>
         <w:rPr>
@@ -4602,7 +5671,15 @@
           <w:szCs w:val="28"/>
           <w:lang w:val="el-GR"/>
         </w:rPr>
-        <w:t xml:space="preserve">” </w:t>
+        <w:t>”</w:t>
+      </w:r>
+      <w:r>
+        <w:rPr>
+          <w:sz w:val="28"/>
+          <w:szCs w:val="28"/>
+          <w:lang w:val="el-GR"/>
+        </w:rPr>
+        <w:t xml:space="preserve"> </w:t>
       </w:r>
       <w:r>
         <w:rPr>
@@ -4702,7 +5779,15 @@
           <w:szCs w:val="28"/>
           <w:lang w:val="el-GR"/>
         </w:rPr>
-        <w:t xml:space="preserve">δωμάτιο </w:t>
+        <w:t>δωμάτιο</w:t>
+      </w:r>
+      <w:r>
+        <w:rPr>
+          <w:sz w:val="28"/>
+          <w:szCs w:val="28"/>
+          <w:lang w:val="el-GR"/>
+        </w:rPr>
+        <w:t xml:space="preserve"> </w:t>
       </w:r>
       <w:r>
         <w:rPr>
@@ -4749,7 +5834,6 @@
           <w:szCs w:val="28"/>
           <w:lang w:val="el-GR"/>
         </w:rPr>
-        <w:lastRenderedPageBreak/>
         <w:t xml:space="preserve">Το σύστημα ζητά επιβεβαίωση από τον </w:t>
       </w:r>
       <w:r>
@@ -4813,6 +5897,7 @@
           <w:szCs w:val="28"/>
           <w:lang w:val="el-GR"/>
         </w:rPr>
+        <w:lastRenderedPageBreak/>
         <w:t xml:space="preserve">Ο </w:t>
       </w:r>
       <w:r>
@@ -5155,7 +6240,15 @@
           <w:szCs w:val="28"/>
           <w:lang w:val="el-GR"/>
         </w:rPr>
-        <w:t xml:space="preserve">) </w:t>
+        <w:t>)</w:t>
+      </w:r>
+      <w:r>
+        <w:rPr>
+          <w:sz w:val="28"/>
+          <w:szCs w:val="28"/>
+          <w:lang w:val="el-GR"/>
+        </w:rPr>
+        <w:t xml:space="preserve"> </w:t>
       </w:r>
       <w:r>
         <w:rPr>
@@ -5284,7 +6377,16 @@
           <w:szCs w:val="28"/>
           <w:lang w:val="el-GR"/>
         </w:rPr>
-        <w:t xml:space="preserve"> ή είναι ήδη γεμάτο</w:t>
+        <w:t xml:space="preserve"> </w:t>
+      </w:r>
+      <w:r>
+        <w:rPr>
+          <w:sz w:val="28"/>
+          <w:szCs w:val="28"/>
+          <w:highlight w:val="yellow"/>
+          <w:lang w:val="el-GR"/>
+        </w:rPr>
+        <w:t>ή είναι ήδη γεμάτο</w:t>
       </w:r>
       <w:r>
         <w:rPr>
@@ -5333,7 +6435,31 @@
           <w:szCs w:val="28"/>
           <w:lang w:val="el-GR"/>
         </w:rPr>
-        <w:t xml:space="preserve">.2. </w:t>
+        <w:t>.</w:t>
+      </w:r>
+      <w:r>
+        <w:rPr>
+          <w:sz w:val="28"/>
+          <w:szCs w:val="28"/>
+          <w:lang w:val="el-GR"/>
+        </w:rPr>
+        <w:t>2</w:t>
+      </w:r>
+      <w:r>
+        <w:rPr>
+          <w:sz w:val="28"/>
+          <w:szCs w:val="28"/>
+          <w:lang w:val="el-GR"/>
+        </w:rPr>
+        <w:t>.</w:t>
+      </w:r>
+      <w:r>
+        <w:rPr>
+          <w:sz w:val="28"/>
+          <w:szCs w:val="28"/>
+          <w:lang w:val="el-GR"/>
+        </w:rPr>
+        <w:t xml:space="preserve"> </w:t>
       </w:r>
       <w:r>
         <w:rPr>
@@ -5357,7 +6483,15 @@
           <w:szCs w:val="28"/>
           <w:lang w:val="el-GR"/>
         </w:rPr>
-        <w:t xml:space="preserve"> της βασικής ροής</w:t>
+        <w:t xml:space="preserve"> </w:t>
+      </w:r>
+      <w:r>
+        <w:rPr>
+          <w:sz w:val="28"/>
+          <w:szCs w:val="28"/>
+          <w:lang w:val="el-GR"/>
+        </w:rPr>
+        <w:t>της βασικής ροής</w:t>
       </w:r>
       <w:r>
         <w:rPr>
@@ -5443,7 +6577,23 @@
           <w:szCs w:val="28"/>
           <w:lang w:val="el-GR"/>
         </w:rPr>
-        <w:t>.1. Ο υποψήφιος συγκάτοικος επιλέγει “</w:t>
+        <w:t xml:space="preserve">.1. </w:t>
+      </w:r>
+      <w:r>
+        <w:rPr>
+          <w:sz w:val="28"/>
+          <w:szCs w:val="28"/>
+          <w:lang w:val="el-GR"/>
+        </w:rPr>
+        <w:t xml:space="preserve">Ο υποψήφιος συγκάτοικος επιλέγει </w:t>
+      </w:r>
+      <w:r>
+        <w:rPr>
+          <w:sz w:val="28"/>
+          <w:szCs w:val="28"/>
+          <w:lang w:val="el-GR"/>
+        </w:rPr>
+        <w:t>“</w:t>
       </w:r>
       <w:r>
         <w:rPr>
@@ -5598,7 +6748,15 @@
           <w:szCs w:val="28"/>
           <w:lang w:val="el-GR"/>
         </w:rPr>
-        <w:t xml:space="preserve">. </w:t>
+        <w:t>.</w:t>
+      </w:r>
+      <w:r>
+        <w:rPr>
+          <w:sz w:val="28"/>
+          <w:szCs w:val="28"/>
+          <w:lang w:val="el-GR"/>
+        </w:rPr>
+        <w:t xml:space="preserve"> </w:t>
       </w:r>
       <w:r>
         <w:rPr>
@@ -5622,7 +6780,15 @@
           <w:szCs w:val="28"/>
           <w:lang w:val="el-GR"/>
         </w:rPr>
-        <w:t xml:space="preserve"> της βασικής ροής.</w:t>
+        <w:t xml:space="preserve"> </w:t>
+      </w:r>
+      <w:r>
+        <w:rPr>
+          <w:sz w:val="28"/>
+          <w:szCs w:val="28"/>
+          <w:lang w:val="el-GR"/>
+        </w:rPr>
+        <w:t>της βασικής ροής.</w:t>
       </w:r>
     </w:p>
     <w:p>

--- a/Use_cases_1_2_ODY_v1.0.docx
+++ b/Use_cases_1_2_ODY_v1.0.docx
@@ -350,15 +350,7 @@
           <w:szCs w:val="28"/>
           <w:lang w:val="el-GR"/>
         </w:rPr>
-        <w:t xml:space="preserve">Στο βήμα </w:t>
-      </w:r>
-      <w:r>
-        <w:rPr>
-          <w:sz w:val="28"/>
-          <w:szCs w:val="28"/>
-          <w:lang w:val="el-GR"/>
-        </w:rPr>
-        <w:t>7</w:t>
+        <w:t>Στο βήμα 7</w:t>
       </w:r>
       <w:r>
         <w:rPr>
@@ -394,15 +386,7 @@
           <w:szCs w:val="28"/>
           <w:lang w:val="el-GR"/>
         </w:rPr>
-        <w:t xml:space="preserve">Στο βήμα </w:t>
-      </w:r>
-      <w:r>
-        <w:rPr>
-          <w:sz w:val="28"/>
-          <w:szCs w:val="28"/>
-          <w:lang w:val="el-GR"/>
-        </w:rPr>
-        <w:t>9</w:t>
+        <w:t>Στο βήμα 9</w:t>
       </w:r>
       <w:r>
         <w:rPr>
@@ -462,15 +446,7 @@
           <w:szCs w:val="28"/>
           <w:lang w:val="el-GR"/>
         </w:rPr>
-        <w:t>έγινε αλλαγή στην διατύπωση του</w:t>
-      </w:r>
-      <w:r>
-        <w:rPr>
-          <w:sz w:val="28"/>
-          <w:szCs w:val="28"/>
-          <w:lang w:val="el-GR"/>
-        </w:rPr>
-        <w:t xml:space="preserve">. Επιπλέον, </w:t>
+        <w:t xml:space="preserve">έγινε αλλαγή στην διατύπωση του. Επιπλέον, </w:t>
       </w:r>
       <w:r>
         <w:rPr>
@@ -542,15 +518,7 @@
           <w:szCs w:val="28"/>
           <w:lang w:val="el-GR"/>
         </w:rPr>
-        <w:t xml:space="preserve">Στο βήμα </w:t>
-      </w:r>
-      <w:r>
-        <w:rPr>
-          <w:sz w:val="28"/>
-          <w:szCs w:val="28"/>
-          <w:lang w:val="el-GR"/>
-        </w:rPr>
-        <w:t>4</w:t>
+        <w:t>Στο βήμα 4</w:t>
       </w:r>
       <w:r>
         <w:rPr>
@@ -582,15 +550,7 @@
           <w:szCs w:val="28"/>
           <w:lang w:val="el-GR"/>
         </w:rPr>
-        <w:t xml:space="preserve"> της εναλλακτικής ροής έγινε </w:t>
-      </w:r>
-      <w:r>
-        <w:rPr>
-          <w:sz w:val="28"/>
-          <w:szCs w:val="28"/>
-          <w:lang w:val="el-GR"/>
-        </w:rPr>
-        <w:t>αλλαγή στην διατύπωση του</w:t>
+        <w:t xml:space="preserve"> της εναλλακτικής ροής έγινε αλλαγή στην διατύπωση του</w:t>
       </w:r>
       <w:r>
         <w:rPr>
@@ -746,23 +706,7 @@
           <w:szCs w:val="28"/>
           <w:lang w:val="el-GR"/>
         </w:rPr>
-        <w:t xml:space="preserve">Η ενναλακτική ροή </w:t>
-      </w:r>
-      <w:r>
-        <w:rPr>
-          <w:sz w:val="28"/>
-          <w:szCs w:val="28"/>
-          <w:lang w:val="el-GR"/>
-        </w:rPr>
-        <w:t>2.1</w:t>
-      </w:r>
-      <w:r>
-        <w:rPr>
-          <w:sz w:val="28"/>
-          <w:szCs w:val="28"/>
-          <w:lang w:val="el-GR"/>
-        </w:rPr>
-        <w:t xml:space="preserve"> </w:t>
+        <w:t xml:space="preserve">Η ενναλακτική ροή 2.1 </w:t>
       </w:r>
       <w:r>
         <w:rPr>
@@ -786,15 +730,7 @@
           <w:szCs w:val="28"/>
           <w:lang w:val="el-GR"/>
         </w:rPr>
-        <w:t xml:space="preserve"> περιγράφοντας </w:t>
-      </w:r>
-      <w:r>
-        <w:rPr>
-          <w:sz w:val="28"/>
-          <w:szCs w:val="28"/>
-          <w:lang w:val="el-GR"/>
-        </w:rPr>
-        <w:t>καλύτερα την διαδικασία δημιουργίας λογαριασμού</w:t>
+        <w:t xml:space="preserve"> περιγράφοντας καλύτερα την διαδικασία δημιουργίας λογαριασμού</w:t>
       </w:r>
       <w:r>
         <w:rPr>
@@ -930,15 +866,7 @@
           <w:szCs w:val="28"/>
           <w:lang w:val="el-GR"/>
         </w:rPr>
-        <w:t>αφαιρέθηκε</w:t>
-      </w:r>
-      <w:r>
-        <w:rPr>
-          <w:sz w:val="28"/>
-          <w:szCs w:val="28"/>
-          <w:lang w:val="el-GR"/>
-        </w:rPr>
-        <w:t>.</w:t>
+        <w:t>αφαιρέθηκε.</w:t>
       </w:r>
     </w:p>
     <w:p>
@@ -958,23 +886,7 @@
           <w:szCs w:val="28"/>
           <w:lang w:val="el-GR"/>
         </w:rPr>
-        <w:t xml:space="preserve">Στο βήμα </w:t>
-      </w:r>
-      <w:r>
-        <w:rPr>
-          <w:sz w:val="28"/>
-          <w:szCs w:val="28"/>
-          <w:lang w:val="el-GR"/>
-        </w:rPr>
-        <w:t>9.α.1</w:t>
-      </w:r>
-      <w:r>
-        <w:rPr>
-          <w:sz w:val="28"/>
-          <w:szCs w:val="28"/>
-          <w:lang w:val="el-GR"/>
-        </w:rPr>
-        <w:t xml:space="preserve"> της εναλλακτικής ροής έγινε αλλαγή στην</w:t>
+        <w:t>Στο βήμα 9.α.1 της εναλλακτικής ροής έγινε αλλαγή στην</w:t>
       </w:r>
       <w:r>
         <w:rPr>
@@ -4728,6 +4640,7 @@
           <w:bCs/>
           <w:sz w:val="32"/>
           <w:szCs w:val="32"/>
+          <w:lang w:val="el-GR"/>
         </w:rPr>
       </w:pPr>
     </w:p>
@@ -4738,6 +4651,7 @@
           <w:bCs/>
           <w:sz w:val="32"/>
           <w:szCs w:val="32"/>
+          <w:lang w:val="el-GR"/>
         </w:rPr>
       </w:pPr>
     </w:p>
@@ -4864,6 +4778,7 @@
         <w:rPr>
           <w:sz w:val="28"/>
           <w:szCs w:val="28"/>
+          <w:lang w:val="el-GR"/>
         </w:rPr>
       </w:pPr>
       <w:r>
@@ -4905,58 +4820,22 @@
           <w:szCs w:val="28"/>
           <w:lang w:val="el-GR"/>
         </w:rPr>
+        <w:t xml:space="preserve"> </w:t>
+      </w:r>
+      <w:r>
+        <w:rPr>
+          <w:sz w:val="28"/>
+          <w:szCs w:val="28"/>
+        </w:rPr>
+        <w:t>4</w:t>
+      </w:r>
+      <w:r>
+        <w:rPr>
+          <w:sz w:val="28"/>
+          <w:szCs w:val="28"/>
+          <w:lang w:val="el-GR"/>
+        </w:rPr>
         <w:t xml:space="preserve">, </w:t>
-      </w:r>
-      <w:r>
-        <w:rPr>
-          <w:sz w:val="28"/>
-          <w:szCs w:val="28"/>
-          <w:lang w:val="el-GR"/>
-        </w:rPr>
-        <w:t>«</w:t>
-      </w:r>
-      <w:r>
-        <w:rPr>
-          <w:sz w:val="28"/>
-          <w:szCs w:val="28"/>
-          <w:lang w:val="el-GR"/>
-        </w:rPr>
-        <w:t xml:space="preserve"> </w:t>
-      </w:r>
-      <w:r>
-        <w:rPr>
-          <w:strike/>
-          <w:sz w:val="28"/>
-          <w:szCs w:val="28"/>
-          <w:lang w:val="el-GR"/>
-        </w:rPr>
-        <w:t>4.</w:t>
-      </w:r>
-      <w:r>
-        <w:rPr>
-          <w:strike/>
-          <w:sz w:val="28"/>
-          <w:szCs w:val="28"/>
-          <w:lang w:val="el-GR"/>
-        </w:rPr>
-        <w:t>Το</w:t>
-      </w:r>
-      <w:r>
-        <w:rPr>
-          <w:strike/>
-          <w:sz w:val="28"/>
-          <w:szCs w:val="28"/>
-          <w:lang w:val="el-GR"/>
-        </w:rPr>
-        <w:t xml:space="preserve"> σύστημα εμφανίζει το πεδίο "Join Room" που βρίσκεται στο πλαίσιο “Users”</w:t>
-      </w:r>
-      <w:r>
-        <w:rPr>
-          <w:sz w:val="28"/>
-          <w:szCs w:val="28"/>
-          <w:lang w:val="el-GR"/>
-        </w:rPr>
-        <w:t xml:space="preserve"> » , </w:t>
       </w:r>
       <w:r>
         <w:rPr>
@@ -5554,10 +5433,7 @@
     <w:p>
       <w:pPr>
         <w:pStyle w:val="ListParagraph"/>
-        <w:numPr>
-          <w:ilvl w:val="0"/>
-          <w:numId w:val="10"/>
-        </w:numPr>
+        <w:ind w:left="630"/>
         <w:rPr>
           <w:sz w:val="28"/>
           <w:szCs w:val="28"/>
@@ -5567,142 +5443,21 @@
       </w:pPr>
       <w:r>
         <w:rPr>
-          <w:sz w:val="28"/>
-          <w:szCs w:val="28"/>
-          <w:lang w:val="el-GR"/>
-        </w:rPr>
-        <w:t>Ο</w:t>
-      </w:r>
-      <w:r>
-        <w:rPr>
-          <w:sz w:val="28"/>
-          <w:szCs w:val="28"/>
-          <w:lang w:val="el-GR"/>
-        </w:rPr>
-        <w:t xml:space="preserve"> </w:t>
-      </w:r>
-      <w:r>
-        <w:rPr>
-          <w:sz w:val="28"/>
-          <w:szCs w:val="28"/>
-          <w:lang w:val="el-GR"/>
-        </w:rPr>
-        <w:t>υποψήφιος συγκάτοικος εισάγει τον κωδικό (</w:t>
-      </w:r>
-      <w:r>
-        <w:rPr>
-          <w:sz w:val="28"/>
-          <w:szCs w:val="28"/>
-        </w:rPr>
-        <w:t>id</w:t>
-      </w:r>
-      <w:r>
-        <w:rPr>
-          <w:sz w:val="28"/>
-          <w:szCs w:val="28"/>
-          <w:lang w:val="el-GR"/>
-        </w:rPr>
-        <w:t>) στο πεδίο "</w:t>
-      </w:r>
-      <w:r>
-        <w:rPr>
-          <w:sz w:val="28"/>
-          <w:szCs w:val="28"/>
-        </w:rPr>
-        <w:t>Join</w:t>
-      </w:r>
-      <w:r>
-        <w:rPr>
-          <w:sz w:val="28"/>
-          <w:szCs w:val="28"/>
-          <w:lang w:val="el-GR"/>
-        </w:rPr>
-        <w:t xml:space="preserve"> </w:t>
-      </w:r>
-      <w:r>
-        <w:rPr>
-          <w:sz w:val="28"/>
-          <w:szCs w:val="28"/>
-        </w:rPr>
-        <w:t>Room</w:t>
-      </w:r>
-      <w:r>
-        <w:rPr>
-          <w:sz w:val="28"/>
-          <w:szCs w:val="28"/>
-          <w:lang w:val="el-GR"/>
-        </w:rPr>
-        <w:t xml:space="preserve">" που βρίσκεται στο </w:t>
-      </w:r>
-      <w:r>
-        <w:rPr>
-          <w:sz w:val="28"/>
-          <w:szCs w:val="28"/>
-          <w:lang w:val="el-GR"/>
-        </w:rPr>
-        <w:t>πλαίσιο</w:t>
-      </w:r>
-      <w:r>
-        <w:rPr>
-          <w:sz w:val="28"/>
-          <w:szCs w:val="28"/>
-          <w:lang w:val="el-GR"/>
-        </w:rPr>
-        <w:t xml:space="preserve"> </w:t>
-      </w:r>
-      <w:r>
-        <w:rPr>
-          <w:sz w:val="28"/>
-          <w:szCs w:val="28"/>
-          <w:lang w:val="el-GR"/>
-        </w:rPr>
-        <w:t>“</w:t>
-      </w:r>
-      <w:r>
-        <w:rPr>
-          <w:sz w:val="28"/>
-          <w:szCs w:val="28"/>
-        </w:rPr>
-        <w:t>Users</w:t>
-      </w:r>
-      <w:r>
-        <w:rPr>
-          <w:sz w:val="28"/>
-          <w:szCs w:val="28"/>
-          <w:lang w:val="el-GR"/>
-        </w:rPr>
-        <w:t>”</w:t>
-      </w:r>
-      <w:r>
-        <w:rPr>
-          <w:sz w:val="28"/>
-          <w:szCs w:val="28"/>
-          <w:lang w:val="el-GR"/>
-        </w:rPr>
-        <w:t xml:space="preserve"> </w:t>
-      </w:r>
-      <w:r>
-        <w:rPr>
-          <w:sz w:val="28"/>
-          <w:szCs w:val="28"/>
-          <w:lang w:val="el-GR"/>
-        </w:rPr>
-        <w:t>της αρχικής οθόνης και επιλέγει “</w:t>
-      </w:r>
-      <w:r>
-        <w:rPr>
-          <w:sz w:val="28"/>
-          <w:szCs w:val="28"/>
-        </w:rPr>
-        <w:t>join</w:t>
-      </w:r>
-      <w:r>
-        <w:rPr>
-          <w:sz w:val="28"/>
-          <w:szCs w:val="28"/>
-          <w:lang w:val="el-GR"/>
-        </w:rPr>
-        <w:t>”.</w:t>
+          <w:strike/>
+          <w:sz w:val="28"/>
+          <w:szCs w:val="28"/>
+          <w:lang w:val="el-GR"/>
+        </w:rPr>
+        <w:t>4.Το</w:t>
+      </w:r>
+      <w:r>
+        <w:rPr>
+          <w:strike/>
+          <w:sz w:val="28"/>
+          <w:szCs w:val="28"/>
+          <w:lang w:val="el-GR"/>
+        </w:rPr>
+        <w:t xml:space="preserve"> σύστημα εμφανίζει το πεδίο "Join Room" που βρίσκεται στο πλαίσιο “Users</w:t>
       </w:r>
     </w:p>
     <w:p>
@@ -5715,48 +5470,33 @@
         <w:rPr>
           <w:sz w:val="28"/>
           <w:szCs w:val="28"/>
-          <w:lang w:val="el-GR"/>
-        </w:rPr>
-      </w:pPr>
-      <w:r>
-        <w:rPr>
-          <w:sz w:val="28"/>
-          <w:szCs w:val="28"/>
-          <w:lang w:val="el-GR"/>
-        </w:rPr>
-        <w:t xml:space="preserve">Το σύστημα </w:t>
-      </w:r>
-      <w:r>
-        <w:rPr>
-          <w:sz w:val="28"/>
-          <w:szCs w:val="28"/>
-          <w:lang w:val="el-GR"/>
-        </w:rPr>
-        <w:t>διακρίνει</w:t>
-      </w:r>
-      <w:r>
-        <w:rPr>
-          <w:sz w:val="28"/>
-          <w:szCs w:val="28"/>
-          <w:lang w:val="el-GR"/>
-        </w:rPr>
-        <w:t xml:space="preserve"> </w:t>
-      </w:r>
-      <w:r>
-        <w:rPr>
-          <w:sz w:val="28"/>
-          <w:szCs w:val="28"/>
-          <w:lang w:val="el-GR"/>
-        </w:rPr>
-        <w:t>ότι</w:t>
-      </w:r>
-      <w:r>
-        <w:rPr>
-          <w:sz w:val="28"/>
-          <w:szCs w:val="28"/>
-          <w:lang w:val="el-GR"/>
-        </w:rPr>
-        <w:t xml:space="preserve"> ο κωδικός (</w:t>
+          <w:u w:val="single"/>
+          <w:lang w:val="el-GR"/>
+        </w:rPr>
+      </w:pPr>
+      <w:r>
+        <w:rPr>
+          <w:sz w:val="28"/>
+          <w:szCs w:val="28"/>
+          <w:lang w:val="el-GR"/>
+        </w:rPr>
+        <w:t>Ο</w:t>
+      </w:r>
+      <w:r>
+        <w:rPr>
+          <w:sz w:val="28"/>
+          <w:szCs w:val="28"/>
+          <w:lang w:val="el-GR"/>
+        </w:rPr>
+        <w:t xml:space="preserve"> </w:t>
+      </w:r>
+      <w:r>
+        <w:rPr>
+          <w:sz w:val="28"/>
+          <w:szCs w:val="28"/>
+          <w:lang w:val="el-GR"/>
+        </w:rPr>
+        <w:t>υποψήφιος συγκάτοικος εισάγει τον κωδικό (</w:t>
       </w:r>
       <w:r>
         <w:rPr>
@@ -5771,47 +5511,107 @@
           <w:szCs w:val="28"/>
           <w:lang w:val="el-GR"/>
         </w:rPr>
-        <w:t xml:space="preserve">) αντιστοιχεί σε κάποιο </w:t>
-      </w:r>
-      <w:r>
-        <w:rPr>
-          <w:sz w:val="28"/>
-          <w:szCs w:val="28"/>
-          <w:lang w:val="el-GR"/>
-        </w:rPr>
-        <w:t>δωμάτιο</w:t>
-      </w:r>
-      <w:r>
-        <w:rPr>
-          <w:sz w:val="28"/>
-          <w:szCs w:val="28"/>
-          <w:lang w:val="el-GR"/>
-        </w:rPr>
-        <w:t xml:space="preserve"> </w:t>
-      </w:r>
-      <w:r>
-        <w:rPr>
-          <w:sz w:val="28"/>
-          <w:szCs w:val="28"/>
-          <w:lang w:val="el-GR"/>
-        </w:rPr>
-        <w:t>που βρίσκεται στην βάση της εφαρμογής</w:t>
-      </w:r>
-      <w:r>
-        <w:rPr>
-          <w:sz w:val="28"/>
-          <w:szCs w:val="28"/>
-          <w:lang w:val="el-GR"/>
-        </w:rPr>
-        <w:t>.</w:t>
-      </w:r>
-      <w:r>
-        <w:rPr>
-          <w:sz w:val="28"/>
-          <w:szCs w:val="28"/>
-          <w:lang w:val="el-GR"/>
-        </w:rPr>
-        <w:t xml:space="preserve"> </w:t>
+        <w:t>) στο πεδίο "</w:t>
+      </w:r>
+      <w:r>
+        <w:rPr>
+          <w:sz w:val="28"/>
+          <w:szCs w:val="28"/>
+        </w:rPr>
+        <w:t>Join</w:t>
+      </w:r>
+      <w:r>
+        <w:rPr>
+          <w:sz w:val="28"/>
+          <w:szCs w:val="28"/>
+          <w:lang w:val="el-GR"/>
+        </w:rPr>
+        <w:t xml:space="preserve"> </w:t>
+      </w:r>
+      <w:r>
+        <w:rPr>
+          <w:sz w:val="28"/>
+          <w:szCs w:val="28"/>
+        </w:rPr>
+        <w:t>Room</w:t>
+      </w:r>
+      <w:r>
+        <w:rPr>
+          <w:sz w:val="28"/>
+          <w:szCs w:val="28"/>
+          <w:lang w:val="el-GR"/>
+        </w:rPr>
+        <w:t xml:space="preserve">" που βρίσκεται στο </w:t>
+      </w:r>
+      <w:r>
+        <w:rPr>
+          <w:sz w:val="28"/>
+          <w:szCs w:val="28"/>
+          <w:lang w:val="el-GR"/>
+        </w:rPr>
+        <w:t>πλαίσιο</w:t>
+      </w:r>
+      <w:r>
+        <w:rPr>
+          <w:sz w:val="28"/>
+          <w:szCs w:val="28"/>
+          <w:lang w:val="el-GR"/>
+        </w:rPr>
+        <w:t xml:space="preserve"> </w:t>
+      </w:r>
+      <w:r>
+        <w:rPr>
+          <w:sz w:val="28"/>
+          <w:szCs w:val="28"/>
+          <w:lang w:val="el-GR"/>
+        </w:rPr>
+        <w:t>“</w:t>
+      </w:r>
+      <w:r>
+        <w:rPr>
+          <w:sz w:val="28"/>
+          <w:szCs w:val="28"/>
+        </w:rPr>
+        <w:t>Users</w:t>
+      </w:r>
+      <w:r>
+        <w:rPr>
+          <w:sz w:val="28"/>
+          <w:szCs w:val="28"/>
+          <w:lang w:val="el-GR"/>
+        </w:rPr>
+        <w:t>”</w:t>
+      </w:r>
+      <w:r>
+        <w:rPr>
+          <w:sz w:val="28"/>
+          <w:szCs w:val="28"/>
+          <w:lang w:val="el-GR"/>
+        </w:rPr>
+        <w:t xml:space="preserve"> </w:t>
+      </w:r>
+      <w:r>
+        <w:rPr>
+          <w:sz w:val="28"/>
+          <w:szCs w:val="28"/>
+          <w:lang w:val="el-GR"/>
+        </w:rPr>
+        <w:t>της αρχικής οθόνης και επιλέγει “</w:t>
+      </w:r>
+      <w:r>
+        <w:rPr>
+          <w:sz w:val="28"/>
+          <w:szCs w:val="28"/>
+        </w:rPr>
+        <w:t>join</w:t>
+      </w:r>
+      <w:r>
+        <w:rPr>
+          <w:sz w:val="28"/>
+          <w:szCs w:val="28"/>
+          <w:lang w:val="el-GR"/>
+        </w:rPr>
+        <w:t>”.</w:t>
       </w:r>
     </w:p>
     <w:p>
@@ -5824,49 +5624,87 @@
         <w:rPr>
           <w:sz w:val="28"/>
           <w:szCs w:val="28"/>
-          <w:u w:val="single"/>
-          <w:lang w:val="el-GR"/>
-        </w:rPr>
-      </w:pPr>
-      <w:r>
-        <w:rPr>
-          <w:sz w:val="28"/>
-          <w:szCs w:val="28"/>
-          <w:lang w:val="el-GR"/>
-        </w:rPr>
-        <w:t xml:space="preserve">Το σύστημα ζητά επιβεβαίωση από τον </w:t>
-      </w:r>
-      <w:r>
-        <w:rPr>
-          <w:sz w:val="28"/>
-          <w:szCs w:val="28"/>
-          <w:lang w:val="el-GR"/>
-        </w:rPr>
-        <w:t xml:space="preserve">υποψήφιο συγκάτοικο </w:t>
-      </w:r>
-      <w:r>
-        <w:rPr>
-          <w:sz w:val="28"/>
-          <w:szCs w:val="28"/>
-          <w:lang w:val="el-GR"/>
-        </w:rPr>
-        <w:t>για να το</w:t>
-      </w:r>
-      <w:r>
-        <w:rPr>
-          <w:sz w:val="28"/>
-          <w:szCs w:val="28"/>
-          <w:lang w:val="el-GR"/>
-        </w:rPr>
-        <w:t xml:space="preserve">ν </w:t>
-      </w:r>
-      <w:r>
-        <w:rPr>
-          <w:sz w:val="28"/>
-          <w:szCs w:val="28"/>
-          <w:lang w:val="el-GR"/>
-        </w:rPr>
-        <w:t>προσθέσει</w:t>
+          <w:lang w:val="el-GR"/>
+        </w:rPr>
+      </w:pPr>
+      <w:r>
+        <w:rPr>
+          <w:sz w:val="28"/>
+          <w:szCs w:val="28"/>
+          <w:lang w:val="el-GR"/>
+        </w:rPr>
+        <w:t xml:space="preserve">Το σύστημα </w:t>
+      </w:r>
+      <w:r>
+        <w:rPr>
+          <w:sz w:val="28"/>
+          <w:szCs w:val="28"/>
+          <w:lang w:val="el-GR"/>
+        </w:rPr>
+        <w:t>διακρίνει</w:t>
+      </w:r>
+      <w:r>
+        <w:rPr>
+          <w:sz w:val="28"/>
+          <w:szCs w:val="28"/>
+          <w:lang w:val="el-GR"/>
+        </w:rPr>
+        <w:t xml:space="preserve"> </w:t>
+      </w:r>
+      <w:r>
+        <w:rPr>
+          <w:sz w:val="28"/>
+          <w:szCs w:val="28"/>
+          <w:lang w:val="el-GR"/>
+        </w:rPr>
+        <w:t>ότι</w:t>
+      </w:r>
+      <w:r>
+        <w:rPr>
+          <w:sz w:val="28"/>
+          <w:szCs w:val="28"/>
+          <w:lang w:val="el-GR"/>
+        </w:rPr>
+        <w:t xml:space="preserve"> ο κωδικός (</w:t>
+      </w:r>
+      <w:r>
+        <w:rPr>
+          <w:sz w:val="28"/>
+          <w:szCs w:val="28"/>
+        </w:rPr>
+        <w:t>id</w:t>
+      </w:r>
+      <w:r>
+        <w:rPr>
+          <w:sz w:val="28"/>
+          <w:szCs w:val="28"/>
+          <w:lang w:val="el-GR"/>
+        </w:rPr>
+        <w:t xml:space="preserve">) αντιστοιχεί σε κάποιο </w:t>
+      </w:r>
+      <w:r>
+        <w:rPr>
+          <w:sz w:val="28"/>
+          <w:szCs w:val="28"/>
+          <w:lang w:val="el-GR"/>
+        </w:rPr>
+        <w:t>δωμάτιο</w:t>
+      </w:r>
+      <w:r>
+        <w:rPr>
+          <w:sz w:val="28"/>
+          <w:szCs w:val="28"/>
+          <w:lang w:val="el-GR"/>
+        </w:rPr>
+        <w:t xml:space="preserve"> </w:t>
+      </w:r>
+      <w:r>
+        <w:rPr>
+          <w:sz w:val="28"/>
+          <w:szCs w:val="28"/>
+          <w:lang w:val="el-GR"/>
+        </w:rPr>
+        <w:t>που βρίσκεται στην βάση της εφαρμογής</w:t>
       </w:r>
       <w:r>
         <w:rPr>
@@ -5875,6 +5713,14 @@
           <w:lang w:val="el-GR"/>
         </w:rPr>
         <w:t>.</w:t>
+      </w:r>
+      <w:r>
+        <w:rPr>
+          <w:sz w:val="28"/>
+          <w:szCs w:val="28"/>
+          <w:lang w:val="el-GR"/>
+        </w:rPr>
+        <w:t xml:space="preserve"> </w:t>
       </w:r>
     </w:p>
     <w:p>
@@ -5898,6 +5744,69 @@
           <w:lang w:val="el-GR"/>
         </w:rPr>
         <w:lastRenderedPageBreak/>
+        <w:t xml:space="preserve">Το σύστημα ζητά επιβεβαίωση από τον </w:t>
+      </w:r>
+      <w:r>
+        <w:rPr>
+          <w:sz w:val="28"/>
+          <w:szCs w:val="28"/>
+          <w:lang w:val="el-GR"/>
+        </w:rPr>
+        <w:t xml:space="preserve">υποψήφιο συγκάτοικο </w:t>
+      </w:r>
+      <w:r>
+        <w:rPr>
+          <w:sz w:val="28"/>
+          <w:szCs w:val="28"/>
+          <w:lang w:val="el-GR"/>
+        </w:rPr>
+        <w:t>για να το</w:t>
+      </w:r>
+      <w:r>
+        <w:rPr>
+          <w:sz w:val="28"/>
+          <w:szCs w:val="28"/>
+          <w:lang w:val="el-GR"/>
+        </w:rPr>
+        <w:t xml:space="preserve">ν </w:t>
+      </w:r>
+      <w:r>
+        <w:rPr>
+          <w:sz w:val="28"/>
+          <w:szCs w:val="28"/>
+          <w:lang w:val="el-GR"/>
+        </w:rPr>
+        <w:t>προσθέσει</w:t>
+      </w:r>
+      <w:r>
+        <w:rPr>
+          <w:sz w:val="28"/>
+          <w:szCs w:val="28"/>
+          <w:lang w:val="el-GR"/>
+        </w:rPr>
+        <w:t>.</w:t>
+      </w:r>
+    </w:p>
+    <w:p>
+      <w:pPr>
+        <w:pStyle w:val="ListParagraph"/>
+        <w:numPr>
+          <w:ilvl w:val="0"/>
+          <w:numId w:val="10"/>
+        </w:numPr>
+        <w:rPr>
+          <w:sz w:val="28"/>
+          <w:szCs w:val="28"/>
+          <w:u w:val="single"/>
+          <w:lang w:val="el-GR"/>
+        </w:rPr>
+      </w:pPr>
+      <w:r>
+        <w:rPr>
+          <w:sz w:val="28"/>
+          <w:szCs w:val="28"/>
+          <w:lang w:val="el-GR"/>
+        </w:rPr>
         <w:t xml:space="preserve">Ο </w:t>
       </w:r>
       <w:r>
@@ -9154,4 +9063,16 @@
     </a:ext>
   </a:extLst>
 </a:theme>
+</file>
+
+<file path=customXml/item1.xml><?xml version="1.0" encoding="utf-8"?>
+<b:Sources xmlns:b="http://schemas.openxmlformats.org/officeDocument/2006/bibliography" xmlns="http://schemas.openxmlformats.org/officeDocument/2006/bibliography" SelectedStyle="\APASixthEditionOfficeOnline.xsl" StyleName="APA" Version="6"/>
+</file>
+
+<file path=customXml/itemProps1.xml><?xml version="1.0" encoding="utf-8"?>
+<ds:datastoreItem xmlns:ds="http://schemas.openxmlformats.org/officeDocument/2006/customXml" ds:itemID="{87152FA7-BED2-4204-A1F2-5F91F447E855}">
+  <ds:schemaRefs>
+    <ds:schemaRef ds:uri="http://schemas.openxmlformats.org/officeDocument/2006/bibliography"/>
+  </ds:schemaRefs>
+</ds:datastoreItem>
 </file>